--- a/F26-Phil101-site/syllabus-F26-101.docx
+++ b/F26-Phil101-site/syllabus-F26-101.docx
@@ -399,7 +399,7 @@
         <w:pStyle w:val="BodyText"/>
       </w:pPr>
       <w:r>
-        <w:t xml:space="preserve">Readings are short by design. Most weeks ask for under 5,000 words. Three days in the term are heavier, and they are marked in the schedule below.</w:t>
+        <w:t xml:space="preserve">Readings are short by design. Most weeks ask for under 5,000 words (about 10-15 pages of a normal book), though there are a couple of heavier days.</w:t>
       </w:r>
     </w:p>
     <w:p>
@@ -407,7 +407,7 @@
         <w:pStyle w:val="BodyText"/>
       </w:pPr>
       <w:r>
-        <w:t xml:space="preserve">You will need an iclicker or the iclicker app for this course, since reading quizzes are answered in lecture. Details will be on Canvas before the first class.</w:t>
+        <w:t xml:space="preserve">You will need an iClicker or the iClicker app for this course, since reading quizzes are answered in lecture. Details will be on Canvas before the first class.</w:t>
       </w:r>
     </w:p>
     <w:bookmarkEnd w:id="15"/>
@@ -466,7 +466,7 @@
               <w:pStyle w:val="Compact"/>
             </w:pPr>
             <w:r>
-              <w:t xml:space="preserve">Reading quizzes in lecture, best 15 of about 20</w:t>
+              <w:t xml:space="preserve">Reading quizzes in lecture, best 15 of 20</w:t>
             </w:r>
           </w:p>
         </w:tc>
@@ -730,7 +730,7 @@
           <w:b/>
           <w:bCs/>
         </w:rPr>
-        <w:t xml:space="preserve">WE NEED TO DISCUSS WHAT GOES HERE BEFORE DISTIBUTING TO THE STTUDENTS</w:t>
+        <w:t xml:space="preserve">WE NEED TO DISCUSS WHAT GOES HERE BEFORE DISTRIBUTING TO THE STUDENTS</w:t>
       </w:r>
     </w:p>
     <w:p>
@@ -802,7 +802,7 @@
         <w:t xml:space="preserve"> </w:t>
       </w:r>
       <w:r>
-        <w:t xml:space="preserve">About 1,200 words on a question in ethics or welfare, due Monday 23 November. The essay shoudl have a similar structure to Short Answer 2. We will get comments back to you on Short Answer 2 well before this is due.</w:t>
+        <w:t xml:space="preserve">About 1,200 words on a question in ethics or welfare, due Monday 23 November. The essay should have a similar structure to Short Answer 2. We will get comments back to you on Short Answer 2 well before this is due.</w:t>
       </w:r>
     </w:p>
     <w:p>
@@ -820,7 +820,7 @@
         <w:t xml:space="preserve"> </w:t>
       </w:r>
       <w:r>
-        <w:t xml:space="preserve">This will primarily be on the last part of the course, since there is no work to turn in from that part. It will be a mix of short-answer and multiple-choice.</w:t>
+        <w:t xml:space="preserve">This will be on the last part of the course, since there is no work to turn in from that part. It will be a mix of short-answer and multiple-choice.</w:t>
       </w:r>
     </w:p>
     <w:bookmarkEnd w:id="16"/>
@@ -919,7 +919,7 @@
         <w:t xml:space="preserve"> </w:t>
       </w:r>
       <w:r>
-        <w:t xml:space="preserve">section where you record all the help you got, from friends, family, books, computers, etc. You should overshare here; it’s fine to get lots of help, and as long as the result is your own work, we aren’t going to worry what help you got. One exception to this: if if you do use any online tools (that includes search engines, now that they have language models built it) you must keep records of everything you ask them. Do not use anyone else’s account, or any account you cannot access the history of, for any course-related purpose.</w:t>
+        <w:t xml:space="preserve">section where you record all the help you got, from friends, family, books, computers, etc. You should overshare here; it’s fine to get lots of help, and as long as the result is your own work, we aren’t going to worry what help you got. One exception to this: if if you do use any online tools (that includes search engines, now that they have language models built in) you must keep records of everything you ask them. Do not use anyone else’s account, or any account you cannot access the history of, for any course-related purpose.</w:t>
       </w:r>
     </w:p>
     <w:p>
@@ -1075,7 +1075,7 @@
       </w:r>
     </w:p>
     <w:bookmarkEnd w:id="19"/>
-    <w:bookmarkStart w:id="119" w:name="class-schedule"/>
+    <w:bookmarkStart w:id="120" w:name="class-schedule"/>
     <w:p>
       <w:pPr>
         <w:pStyle w:val="Heading1"/>
@@ -1277,11 +1277,9 @@
       <w:r>
         <w:t xml:space="preserve">This isn’t a philosophy paper, but we’ll start with the philosophical presuppositions behind it.</w:t>
       </w:r>
-    </w:p>
-    <w:p>
-      <w:pPr>
-        <w:pStyle w:val="BodyText"/>
-      </w:pPr>
+      <w:r>
+        <w:br/>
+      </w:r>
       <w:r>
         <w:rPr>
           <w:b/>
@@ -1377,11 +1375,9 @@
       <w:r>
         <w:t xml:space="preserve">.</w:t>
       </w:r>
-    </w:p>
-    <w:p>
-      <w:pPr>
-        <w:pStyle w:val="BodyText"/>
-      </w:pPr>
+      <w:r>
+        <w:br/>
+      </w:r>
       <w:r>
         <w:rPr>
           <w:b/>
@@ -1455,11 +1451,9 @@
       <w:r>
         <w:t xml:space="preserve">(1000-Word Philosophy).</w:t>
       </w:r>
-    </w:p>
-    <w:p>
-      <w:pPr>
-        <w:pStyle w:val="BodyText"/>
-      </w:pPr>
+      <w:r>
+        <w:br/>
+      </w:r>
       <w:r>
         <w:rPr>
           <w:b/>
@@ -1468,7 +1462,7 @@
         <w:t xml:space="preserve">Required</w:t>
       </w:r>
       <w:r>
-        <w:t xml:space="preserve">: SEP,</w:t>
+        <w:t xml:space="preserve">: Stephen Phillips and Anand Vaidya SEP,</w:t>
       </w:r>
       <w:r>
         <w:t xml:space="preserve"> </w:t>
@@ -1478,29 +1472,28 @@
           <w:rPr>
             <w:rStyle w:val="Hyperlink"/>
           </w:rPr>
-          <w:t xml:space="preserve">“Epistemology in Classical Indian Philosophy,”</w:t>
-        </w:r>
-        <w:r>
-          <w:rPr>
-            <w:rStyle w:val="Hyperlink"/>
-          </w:rPr>
-          <w:t xml:space="preserve"> </w:t>
-        </w:r>
-        <w:r>
-          <w:rPr>
-            <w:rStyle w:val="Hyperlink"/>
-          </w:rPr>
-          <w:t xml:space="preserve">§1.1</w:t>
-        </w:r>
-      </w:hyperlink>
+          <w:t xml:space="preserve">“Epistemology in Classical Indian Philosophy”</w:t>
+        </w:r>
+      </w:hyperlink>
+      <w:r>
+        <w:t xml:space="preserve">, SEP,</w:t>
+      </w:r>
+      <w:r>
+        <w:t xml:space="preserve"> </w:t>
+      </w:r>
+      <w:r>
+        <w:rPr>
+          <w:b/>
+          <w:bCs/>
+        </w:rPr>
+        <w:t xml:space="preserve">§1.1</w:t>
+      </w:r>
       <w:r>
         <w:t xml:space="preserve">.</w:t>
       </w:r>
-    </w:p>
-    <w:p>
-      <w:pPr>
-        <w:pStyle w:val="BodyText"/>
-      </w:pPr>
+      <w:r>
+        <w:br/>
+      </w:r>
       <w:r>
         <w:rPr>
           <w:b/>
@@ -1509,7 +1502,7 @@
         <w:t xml:space="preserve">Recommended</w:t>
       </w:r>
       <w:r>
-        <w:t xml:space="preserve">: IEP,</w:t>
+        <w:t xml:space="preserve">: Ted Poston,</w:t>
       </w:r>
       <w:r>
         <w:t xml:space="preserve"> </w:t>
@@ -1519,21 +1512,22 @@
           <w:rPr>
             <w:rStyle w:val="Hyperlink"/>
           </w:rPr>
-          <w:t xml:space="preserve">“Foundationalism,”</w:t>
-        </w:r>
-        <w:r>
-          <w:rPr>
-            <w:rStyle w:val="Hyperlink"/>
-          </w:rPr>
-          <w:t xml:space="preserve"> </w:t>
-        </w:r>
-        <w:r>
-          <w:rPr>
-            <w:rStyle w:val="Hyperlink"/>
-          </w:rPr>
-          <w:t xml:space="preserve">§§1–2</w:t>
-        </w:r>
-      </w:hyperlink>
+          <w:t xml:space="preserve">“Foundationalism”</w:t>
+        </w:r>
+      </w:hyperlink>
+      <w:r>
+        <w:t xml:space="preserve">, IEP,</w:t>
+      </w:r>
+      <w:r>
+        <w:t xml:space="preserve"> </w:t>
+      </w:r>
+      <w:r>
+        <w:rPr>
+          <w:b/>
+          <w:bCs/>
+        </w:rPr>
+        <w:t xml:space="preserve">§§1–2</w:t>
+      </w:r>
       <w:r>
         <w:t xml:space="preserve">.</w:t>
       </w:r>
@@ -1560,7 +1554,7 @@
         <w:t xml:space="preserve">Required</w:t>
       </w:r>
       <w:r>
-        <w:t xml:space="preserve">: SEP,</w:t>
+        <w:t xml:space="preserve">: Matthew Frise,</w:t>
       </w:r>
       <w:r>
         <w:t xml:space="preserve"> </w:t>
@@ -1570,29 +1564,28 @@
           <w:rPr>
             <w:rStyle w:val="Hyperlink"/>
           </w:rPr>
-          <w:t xml:space="preserve">“Epistemological Problems of Memory,”</w:t>
-        </w:r>
-        <w:r>
-          <w:rPr>
-            <w:rStyle w:val="Hyperlink"/>
-          </w:rPr>
-          <w:t xml:space="preserve"> </w:t>
-        </w:r>
-        <w:r>
-          <w:rPr>
-            <w:rStyle w:val="Hyperlink"/>
-          </w:rPr>
-          <w:t xml:space="preserve">§2.4</w:t>
-        </w:r>
-      </w:hyperlink>
+          <w:t xml:space="preserve">“Epistemological Problems of Memory”</w:t>
+        </w:r>
+      </w:hyperlink>
+      <w:r>
+        <w:t xml:space="preserve">, SEP,</w:t>
+      </w:r>
+      <w:r>
+        <w:t xml:space="preserve"> </w:t>
+      </w:r>
+      <w:r>
+        <w:rPr>
+          <w:b/>
+          <w:bCs/>
+        </w:rPr>
+        <w:t xml:space="preserve">§2.4</w:t>
+      </w:r>
       <w:r>
         <w:t xml:space="preserve">.</w:t>
       </w:r>
-    </w:p>
-    <w:p>
-      <w:pPr>
-        <w:pStyle w:val="BodyText"/>
-      </w:pPr>
+      <w:r>
+        <w:br/>
+      </w:r>
       <w:r>
         <w:rPr>
           <w:b/>
@@ -1659,6 +1652,98 @@
           </w:rPr>
           <w:t xml:space="preserve">“Testimony as a Method of Knowledge,”</w:t>
         </w:r>
+      </w:hyperlink>
+      <w:r>
+        <w:t xml:space="preserve"> </w:t>
+      </w:r>
+      <w:r>
+        <w:rPr>
+          <w:i/>
+          <w:iCs/>
+        </w:rPr>
+        <w:t xml:space="preserve">Mind</w:t>
+      </w:r>
+      <w:r>
+        <w:t xml:space="preserve"> </w:t>
+      </w:r>
+      <w:r>
+        <w:t xml:space="preserve">36 (1927): 354–358. (Note you need to be on campus, or have a JSTOR account, for this one.)</w:t>
+      </w:r>
+      <w:r>
+        <w:br/>
+      </w:r>
+      <w:r>
+        <w:rPr>
+          <w:b/>
+          <w:bCs/>
+        </w:rPr>
+        <w:t xml:space="preserve">Recommended</w:t>
+      </w:r>
+      <w:r>
+        <w:t xml:space="preserve">: Dan Sperber et al.,</w:t>
+      </w:r>
+      <w:r>
+        <w:t xml:space="preserve"> </w:t>
+      </w:r>
+      <w:hyperlink r:id="rId38">
+        <w:r>
+          <w:rPr>
+            <w:rStyle w:val="Hyperlink"/>
+          </w:rPr>
+          <w:t xml:space="preserve">“Epistemic Vigilance,”</w:t>
+        </w:r>
+      </w:hyperlink>
+      <w:r>
+        <w:t xml:space="preserve"> </w:t>
+      </w:r>
+      <w:r>
+        <w:rPr>
+          <w:i/>
+          <w:iCs/>
+        </w:rPr>
+        <w:t xml:space="preserve">Mind &amp; Language</w:t>
+      </w:r>
+      <w:r>
+        <w:t xml:space="preserve"> </w:t>
+      </w:r>
+      <w:r>
+        <w:t xml:space="preserve">25 (2010).</w:t>
+      </w:r>
+    </w:p>
+    <w:bookmarkEnd w:id="39"/>
+    <w:bookmarkStart w:id="42" w:name="X948a7c28f03938602191d6e41c47b6a9fd84c4c"/>
+    <w:p>
+      <w:pPr>
+        <w:pStyle w:val="Heading3"/>
+      </w:pPr>
+      <w:r>
+        <w:t xml:space="preserve">Thursday, September 24 (Lecture 8) — Whom do you trust?</w:t>
+      </w:r>
+    </w:p>
+    <w:p>
+      <w:pPr>
+        <w:pStyle w:val="FirstParagraph"/>
+      </w:pPr>
+      <w:r>
+        <w:rPr>
+          <w:b/>
+          <w:bCs/>
+        </w:rPr>
+        <w:t xml:space="preserve">Required</w:t>
+      </w:r>
+      <w:r>
+        <w:t xml:space="preserve">: Elizabeth Anderson,</w:t>
+      </w:r>
+      <w:r>
+        <w:t xml:space="preserve"> </w:t>
+      </w:r>
+      <w:hyperlink r:id="rId40">
+        <w:r>
+          <w:rPr>
+            <w:rStyle w:val="Hyperlink"/>
+          </w:rPr>
+          <w:t xml:space="preserve">“Democracy, Public Policy, and Lay Assessments of Scientific Testimony,”</w:t>
+        </w:r>
         <w:r>
           <w:rPr>
             <w:rStyle w:val="Hyperlink"/>
@@ -1671,7 +1756,7 @@
             <w:i/>
             <w:iCs/>
           </w:rPr>
-          <w:t xml:space="preserve">Mind</w:t>
+          <w:t xml:space="preserve">Episteme</w:t>
         </w:r>
         <w:r>
           <w:rPr>
@@ -1683,17 +1768,15 @@
           <w:rPr>
             <w:rStyle w:val="Hyperlink"/>
           </w:rPr>
-          <w:t xml:space="preserve">36 (1927): 354–358</w:t>
+          <w:t xml:space="preserve">(2011), §2 (pp. 145–149)</w:t>
         </w:r>
       </w:hyperlink>
       <w:r>
         <w:t xml:space="preserve">.</w:t>
       </w:r>
-    </w:p>
-    <w:p>
-      <w:pPr>
-        <w:pStyle w:val="BodyText"/>
-      </w:pPr>
+      <w:r>
+        <w:br/>
+      </w:r>
       <w:r>
         <w:rPr>
           <w:b/>
@@ -1702,127 +1785,7 @@
         <w:t xml:space="preserve">Recommended</w:t>
       </w:r>
       <w:r>
-        <w:t xml:space="preserve">: Dan Sperber et al.,</w:t>
-      </w:r>
-      <w:r>
-        <w:t xml:space="preserve"> </w:t>
-      </w:r>
-      <w:hyperlink r:id="rId38">
-        <w:r>
-          <w:rPr>
-            <w:rStyle w:val="Hyperlink"/>
-          </w:rPr>
-          <w:t xml:space="preserve">“Epistemic Vigilance,”</w:t>
-        </w:r>
-        <w:r>
-          <w:rPr>
-            <w:rStyle w:val="Hyperlink"/>
-          </w:rPr>
-          <w:t xml:space="preserve"> </w:t>
-        </w:r>
-        <w:r>
-          <w:rPr>
-            <w:rStyle w:val="Hyperlink"/>
-            <w:i/>
-            <w:iCs/>
-          </w:rPr>
-          <w:t xml:space="preserve">Mind &amp; Language</w:t>
-        </w:r>
-        <w:r>
-          <w:rPr>
-            <w:rStyle w:val="Hyperlink"/>
-          </w:rPr>
-          <w:t xml:space="preserve"> </w:t>
-        </w:r>
-        <w:r>
-          <w:rPr>
-            <w:rStyle w:val="Hyperlink"/>
-          </w:rPr>
-          <w:t xml:space="preserve">25 (2010)</w:t>
-        </w:r>
-      </w:hyperlink>
-      <w:r>
-        <w:t xml:space="preserve">.</w:t>
-      </w:r>
-    </w:p>
-    <w:bookmarkEnd w:id="39"/>
-    <w:bookmarkStart w:id="42" w:name="X948a7c28f03938602191d6e41c47b6a9fd84c4c"/>
-    <w:p>
-      <w:pPr>
-        <w:pStyle w:val="Heading3"/>
-      </w:pPr>
-      <w:r>
-        <w:t xml:space="preserve">Thursday, September 24 (Lecture 8) — Whom do you trust?</w:t>
-      </w:r>
-    </w:p>
-    <w:p>
-      <w:pPr>
-        <w:pStyle w:val="FirstParagraph"/>
-      </w:pPr>
-      <w:r>
-        <w:rPr>
-          <w:b/>
-          <w:bCs/>
-        </w:rPr>
-        <w:t xml:space="preserve">Required</w:t>
-      </w:r>
-      <w:r>
-        <w:t xml:space="preserve">: Elizabeth Anderson,</w:t>
-      </w:r>
-      <w:r>
-        <w:t xml:space="preserve"> </w:t>
-      </w:r>
-      <w:hyperlink r:id="rId40">
-        <w:r>
-          <w:rPr>
-            <w:rStyle w:val="Hyperlink"/>
-          </w:rPr>
-          <w:t xml:space="preserve">“Democracy, Public Policy, and Lay Assessments of Scientific Testimony,”</w:t>
-        </w:r>
-        <w:r>
-          <w:rPr>
-            <w:rStyle w:val="Hyperlink"/>
-          </w:rPr>
-          <w:t xml:space="preserve"> </w:t>
-        </w:r>
-        <w:r>
-          <w:rPr>
-            <w:rStyle w:val="Hyperlink"/>
-            <w:i/>
-            <w:iCs/>
-          </w:rPr>
-          <w:t xml:space="preserve">Episteme</w:t>
-        </w:r>
-        <w:r>
-          <w:rPr>
-            <w:rStyle w:val="Hyperlink"/>
-          </w:rPr>
-          <w:t xml:space="preserve"> </w:t>
-        </w:r>
-        <w:r>
-          <w:rPr>
-            <w:rStyle w:val="Hyperlink"/>
-          </w:rPr>
-          <w:t xml:space="preserve">(2011), §2 (pp. 145–149)</w:t>
-        </w:r>
-      </w:hyperlink>
-      <w:r>
-        <w:t xml:space="preserve">.</w:t>
-      </w:r>
-    </w:p>
-    <w:p>
-      <w:pPr>
-        <w:pStyle w:val="BodyText"/>
-      </w:pPr>
-      <w:r>
-        <w:rPr>
-          <w:b/>
-          <w:bCs/>
-        </w:rPr>
-        <w:t xml:space="preserve">Recommended</w:t>
-      </w:r>
-      <w:r>
-        <w:t xml:space="preserve">: SEP,</w:t>
+        <w:t xml:space="preserve">: Helen Longino,</w:t>
       </w:r>
       <w:r>
         <w:t xml:space="preserve"> </w:t>
@@ -1832,21 +1795,22 @@
           <w:rPr>
             <w:rStyle w:val="Hyperlink"/>
           </w:rPr>
-          <w:t xml:space="preserve">“The Social Dimensions of Scientific Knowledge,”</w:t>
-        </w:r>
-        <w:r>
-          <w:rPr>
-            <w:rStyle w:val="Hyperlink"/>
-          </w:rPr>
-          <w:t xml:space="preserve"> </w:t>
-        </w:r>
-        <w:r>
-          <w:rPr>
-            <w:rStyle w:val="Hyperlink"/>
-          </w:rPr>
-          <w:t xml:space="preserve">§2</w:t>
-        </w:r>
-      </w:hyperlink>
+          <w:t xml:space="preserve">“The Social Dimensions of Scientific Knowledge”</w:t>
+        </w:r>
+      </w:hyperlink>
+      <w:r>
+        <w:t xml:space="preserve">, SEP,</w:t>
+      </w:r>
+      <w:r>
+        <w:t xml:space="preserve"> </w:t>
+      </w:r>
+      <w:r>
+        <w:rPr>
+          <w:b/>
+          <w:bCs/>
+        </w:rPr>
+        <w:t xml:space="preserve">§2</w:t>
+      </w:r>
       <w:r>
         <w:t xml:space="preserve">.</w:t>
       </w:r>
@@ -1895,41 +1859,202 @@
           </w:rPr>
           <w:t xml:space="preserve">“Escape the Echo Chamber”</w:t>
         </w:r>
-        <w:r>
-          <w:rPr>
-            <w:rStyle w:val="Hyperlink"/>
-          </w:rPr>
-          <w:t xml:space="preserve"> </w:t>
-        </w:r>
-        <w:r>
-          <w:rPr>
-            <w:rStyle w:val="Hyperlink"/>
-          </w:rPr>
-          <w:t xml:space="preserve">(</w:t>
-        </w:r>
+      </w:hyperlink>
+      <w:r>
+        <w:t xml:space="preserve">,</w:t>
+      </w:r>
+      <w:r>
+        <w:t xml:space="preserve"> </w:t>
+      </w:r>
+      <w:r>
+        <w:rPr>
+          <w:i/>
+          <w:iCs/>
+        </w:rPr>
+        <w:t xml:space="preserve">Aeon</w:t>
+      </w:r>
+      <w:r>
+        <w:t xml:space="preserve">.</w:t>
+      </w:r>
+      <w:r>
+        <w:br/>
+      </w:r>
+      <w:r>
+        <w:rPr>
+          <w:b/>
+          <w:bCs/>
+        </w:rPr>
+        <w:t xml:space="preserve">Required</w:t>
+      </w:r>
+      <w:r>
+        <w:t xml:space="preserve">: Naomi Oreskes,</w:t>
+      </w:r>
+      <w:r>
+        <w:t xml:space="preserve"> </w:t>
+      </w:r>
+      <w:hyperlink r:id="rId45">
+        <w:r>
+          <w:rPr>
+            <w:rStyle w:val="Hyperlink"/>
+          </w:rPr>
+          <w:t xml:space="preserve">“Defending science in a post-fact era”</w:t>
+        </w:r>
+      </w:hyperlink>
+      <w:r>
+        <w:t xml:space="preserve">,</w:t>
+      </w:r>
+      <w:r>
+        <w:t xml:space="preserve"> </w:t>
+      </w:r>
+      <w:r>
+        <w:rPr>
+          <w:i/>
+          <w:iCs/>
+        </w:rPr>
+        <w:t xml:space="preserve">Harvard Gazette</w:t>
+      </w:r>
+      <w:r>
+        <w:t xml:space="preserve">, 2019. (The important part is the third question, about the</w:t>
+      </w:r>
+      <w:r>
+        <w:t xml:space="preserve"> </w:t>
+      </w:r>
+      <w:r>
+        <w:t xml:space="preserve">‘five pillars’</w:t>
+      </w:r>
+      <w:r>
+        <w:t xml:space="preserve">. The rest of the interview is</w:t>
+      </w:r>
+      <w:r>
+        <w:t xml:space="preserve"> </w:t>
+      </w:r>
+      <w:r>
+        <w:rPr>
+          <w:b/>
+          <w:bCs/>
+        </w:rPr>
+        <w:t xml:space="preserve">Recommended</w:t>
+      </w:r>
+      <w:r>
+        <w:t xml:space="preserve">.)</w:t>
+      </w:r>
+    </w:p>
+    <w:p>
+      <w:pPr>
+        <w:pStyle w:val="BodyText"/>
+      </w:pPr>
+      <w:r>
+        <w:rPr>
+          <w:i/>
+          <w:iCs/>
+        </w:rPr>
+        <w:t xml:space="preserve">Module Quiz 1 (Lectures 1–9) opens after class, due Sunday.</w:t>
+      </w:r>
+      <w:r>
+        <w:t xml:space="preserve"> </w:t>
+      </w:r>
+      <w:r>
+        <w:t xml:space="preserve">(NOTE FOR GSIs; should I just post the questions earlier?)</w:t>
+      </w:r>
+    </w:p>
+    <w:bookmarkEnd w:id="46"/>
+    <w:bookmarkStart w:id="50" w:name="X0b9314308d9385921b437b2ed817f2353b12170"/>
+    <w:p>
+      <w:pPr>
+        <w:pStyle w:val="Heading3"/>
+      </w:pPr>
+      <w:r>
+        <w:t xml:space="preserve">Thursday, October 01 (Lecture 10) — Perception reconsidered</w:t>
+      </w:r>
+    </w:p>
+    <w:p>
+      <w:pPr>
+        <w:pStyle w:val="FirstParagraph"/>
+      </w:pPr>
+      <w:r>
+        <w:rPr>
+          <w:b/>
+          <w:bCs/>
+        </w:rPr>
+        <w:t xml:space="preserve">Required</w:t>
+      </w:r>
+      <w:r>
+        <w:t xml:space="preserve">: Bertrand Russell,</w:t>
+      </w:r>
+      <w:r>
+        <w:t xml:space="preserve"> </w:t>
+      </w:r>
+      <w:hyperlink r:id="rId47">
         <w:r>
           <w:rPr>
             <w:rStyle w:val="Hyperlink"/>
             <w:i/>
             <w:iCs/>
           </w:rPr>
-          <w:t xml:space="preserve">Aeon</w:t>
-        </w:r>
-        <w:r>
-          <w:rPr>
-            <w:rStyle w:val="Hyperlink"/>
-          </w:rPr>
-          <w:t xml:space="preserve">)</w:t>
-        </w:r>
-      </w:hyperlink>
+          <w:t xml:space="preserve">The Problems of Philosophy</w:t>
+        </w:r>
+      </w:hyperlink>
+      <w:r>
+        <w:t xml:space="preserve">, ch. 1,</w:t>
+      </w:r>
+      <w:r>
+        <w:t xml:space="preserve"> </w:t>
+      </w:r>
+      <w:r>
+        <w:t xml:space="preserve">“Appearance and Reality.”</w:t>
+      </w:r>
+      <w:r>
+        <w:br/>
+      </w:r>
+      <w:r>
+        <w:rPr>
+          <w:b/>
+          <w:bCs/>
+        </w:rPr>
+        <w:t xml:space="preserve">Recommended</w:t>
+      </w:r>
+      <w:r>
+        <w:t xml:space="preserve">: Tim Crane and Craig French,</w:t>
+      </w:r>
+      <w:r>
+        <w:t xml:space="preserve"> </w:t>
+      </w:r>
+      <w:hyperlink r:id="rId48">
+        <w:r>
+          <w:rPr>
+            <w:rStyle w:val="Hyperlink"/>
+          </w:rPr>
+          <w:t xml:space="preserve">“The Problem of Perception”</w:t>
+        </w:r>
+      </w:hyperlink>
+      <w:r>
+        <w:t xml:space="preserve">, SEP,</w:t>
+      </w:r>
+      <w:r>
+        <w:t xml:space="preserve"> </w:t>
+      </w:r>
+      <w:r>
+        <w:t xml:space="preserve">“The Argument from Illusion”</w:t>
+      </w:r>
+      <w:r>
+        <w:t xml:space="preserve">,</w:t>
+      </w:r>
+      <w:r>
+        <w:t xml:space="preserve"> </w:t>
+      </w:r>
+      <w:r>
+        <w:rPr>
+          <w:b/>
+          <w:bCs/>
+        </w:rPr>
+        <w:t xml:space="preserve">§2</w:t>
+      </w:r>
       <w:r>
         <w:t xml:space="preserve">.</w:t>
       </w:r>
-    </w:p>
-    <w:p>
-      <w:pPr>
-        <w:pStyle w:val="BodyText"/>
-      </w:pPr>
+      <w:r>
+        <w:br/>
+      </w:r>
       <w:r>
         <w:rPr>
           <w:b/>
@@ -1938,174 +2063,7 @@
         <w:t xml:space="preserve">Recommended</w:t>
       </w:r>
       <w:r>
-        <w:t xml:space="preserve">: Naomi Oreskes,</w:t>
-      </w:r>
-      <w:r>
-        <w:t xml:space="preserve"> </w:t>
-      </w:r>
-      <w:hyperlink r:id="rId45">
-        <w:r>
-          <w:rPr>
-            <w:rStyle w:val="Hyperlink"/>
-          </w:rPr>
-          <w:t xml:space="preserve">“Defending science in a post-fact era”</w:t>
-        </w:r>
-        <w:r>
-          <w:rPr>
-            <w:rStyle w:val="Hyperlink"/>
-          </w:rPr>
-          <w:t xml:space="preserve"> </w:t>
-        </w:r>
-        <w:r>
-          <w:rPr>
-            <w:rStyle w:val="Hyperlink"/>
-          </w:rPr>
-          <w:t xml:space="preserve">(</w:t>
-        </w:r>
-        <w:r>
-          <w:rPr>
-            <w:rStyle w:val="Hyperlink"/>
-            <w:i/>
-            <w:iCs/>
-          </w:rPr>
-          <w:t xml:space="preserve">Harvard Gazette</w:t>
-        </w:r>
-        <w:r>
-          <w:rPr>
-            <w:rStyle w:val="Hyperlink"/>
-          </w:rPr>
-          <w:t xml:space="preserve">, 2019)</w:t>
-        </w:r>
-      </w:hyperlink>
-      <w:r>
-        <w:t xml:space="preserve">.</w:t>
-      </w:r>
-    </w:p>
-    <w:p>
-      <w:pPr>
-        <w:pStyle w:val="BodyText"/>
-      </w:pPr>
-      <w:r>
-        <w:rPr>
-          <w:i/>
-          <w:iCs/>
-        </w:rPr>
-        <w:t xml:space="preserve">Module Quiz 1 (Lectures 1–9) opens after class, due Sunday.</w:t>
-      </w:r>
-      <w:r>
-        <w:t xml:space="preserve"> </w:t>
-      </w:r>
-      <w:r>
-        <w:t xml:space="preserve">(NOTE FOR GSIs; should I just post the questions earlier?)</w:t>
-      </w:r>
-    </w:p>
-    <w:bookmarkEnd w:id="46"/>
-    <w:bookmarkStart w:id="50" w:name="X0b9314308d9385921b437b2ed817f2353b12170"/>
-    <w:p>
-      <w:pPr>
-        <w:pStyle w:val="Heading3"/>
-      </w:pPr>
-      <w:r>
-        <w:t xml:space="preserve">Thursday, October 01 (Lecture 10) — Perception reconsidered</w:t>
-      </w:r>
-    </w:p>
-    <w:p>
-      <w:pPr>
-        <w:pStyle w:val="FirstParagraph"/>
-      </w:pPr>
-      <w:r>
-        <w:rPr>
-          <w:b/>
-          <w:bCs/>
-        </w:rPr>
-        <w:t xml:space="preserve">Required</w:t>
-      </w:r>
-      <w:r>
-        <w:t xml:space="preserve">: Bertrand Russell,</w:t>
-      </w:r>
-      <w:r>
-        <w:t xml:space="preserve"> </w:t>
-      </w:r>
-      <w:hyperlink r:id="rId47">
-        <w:r>
-          <w:rPr>
-            <w:rStyle w:val="Hyperlink"/>
-            <w:i/>
-            <w:iCs/>
-          </w:rPr>
-          <w:t xml:space="preserve">The Problems of Philosophy</w:t>
-        </w:r>
-        <w:r>
-          <w:rPr>
-            <w:rStyle w:val="Hyperlink"/>
-          </w:rPr>
-          <w:t xml:space="preserve">, ch. 1,</w:t>
-        </w:r>
-        <w:r>
-          <w:rPr>
-            <w:rStyle w:val="Hyperlink"/>
-          </w:rPr>
-          <w:t xml:space="preserve"> </w:t>
-        </w:r>
-        <w:r>
-          <w:rPr>
-            <w:rStyle w:val="Hyperlink"/>
-          </w:rPr>
-          <w:t xml:space="preserve">“Appearance and Reality.”</w:t>
-        </w:r>
-      </w:hyperlink>
-    </w:p>
-    <w:p>
-      <w:pPr>
-        <w:pStyle w:val="BodyText"/>
-      </w:pPr>
-      <w:r>
-        <w:rPr>
-          <w:b/>
-          <w:bCs/>
-        </w:rPr>
-        <w:t xml:space="preserve">Recommended</w:t>
-      </w:r>
-      <w:r>
-        <w:t xml:space="preserve">: SEP,</w:t>
-      </w:r>
-      <w:r>
-        <w:t xml:space="preserve"> </w:t>
-      </w:r>
-      <w:hyperlink r:id="rId48">
-        <w:r>
-          <w:rPr>
-            <w:rStyle w:val="Hyperlink"/>
-          </w:rPr>
-          <w:t xml:space="preserve">“The Problem of Perception,”</w:t>
-        </w:r>
-        <w:r>
-          <w:rPr>
-            <w:rStyle w:val="Hyperlink"/>
-          </w:rPr>
-          <w:t xml:space="preserve"> </w:t>
-        </w:r>
-        <w:r>
-          <w:rPr>
-            <w:rStyle w:val="Hyperlink"/>
-          </w:rPr>
-          <w:t xml:space="preserve">§2,</w:t>
-        </w:r>
-        <w:r>
-          <w:rPr>
-            <w:rStyle w:val="Hyperlink"/>
-          </w:rPr>
-          <w:t xml:space="preserve"> </w:t>
-        </w:r>
-        <w:r>
-          <w:rPr>
-            <w:rStyle w:val="Hyperlink"/>
-          </w:rPr>
-          <w:t xml:space="preserve">“The Argument from Illusion”</w:t>
-        </w:r>
-      </w:hyperlink>
-      <w:r>
-        <w:t xml:space="preserve">; and IEP,</w:t>
+        <w:t xml:space="preserve">: Paul Coates,</w:t>
       </w:r>
       <w:r>
         <w:t xml:space="preserve"> </w:t>
@@ -2119,7 +2077,7 @@
         </w:r>
       </w:hyperlink>
       <w:r>
-        <w:t xml:space="preserve">.</w:t>
+        <w:t xml:space="preserve">, IEP.</w:t>
       </w:r>
     </w:p>
     <w:bookmarkEnd w:id="50"/>
@@ -2224,11 +2182,9 @@
       <w:r>
         <w:t xml:space="preserve">(1000-Word Philosophy).</w:t>
       </w:r>
-    </w:p>
-    <w:p>
-      <w:pPr>
-        <w:pStyle w:val="BodyText"/>
-      </w:pPr>
+      <w:r>
+        <w:br/>
+      </w:r>
       <w:r>
         <w:rPr>
           <w:b/>
@@ -2277,13 +2233,13 @@
         <w:t xml:space="preserve">Week 7: Dualism</w:t>
       </w:r>
     </w:p>
-    <w:bookmarkStart w:id="62" w:name="X9208c86b40eb7ee6017f28291a7f3f9ef1baf11"/>
+    <w:bookmarkStart w:id="62" w:name="X28f07e07b0ed06b9de4ffbf5e0d4c03242e17c1"/>
     <w:p>
       <w:pPr>
         <w:pStyle w:val="Heading3"/>
       </w:pPr>
       <w:r>
-        <w:t xml:space="preserve">Tuesday, October 13 (Lecture 13) — The case for</w:t>
+        <w:t xml:space="preserve">Tuesday, October 13 (Lecture 13) — The case for Dualism</w:t>
       </w:r>
     </w:p>
     <w:p>
@@ -2340,11 +2296,9 @@
       <w:r>
         <w:t xml:space="preserve">.</w:t>
       </w:r>
-    </w:p>
-    <w:p>
-      <w:pPr>
-        <w:pStyle w:val="BodyText"/>
-      </w:pPr>
+      <w:r>
+        <w:br/>
+      </w:r>
       <w:r>
         <w:rPr>
           <w:b/>
@@ -2398,11 +2352,9 @@
       <w:r>
         <w:t xml:space="preserve">(1000-Word Philosophy). The most important part is the end, on Meditation VI.</w:t>
       </w:r>
-    </w:p>
-    <w:p>
-      <w:pPr>
-        <w:pStyle w:val="BodyText"/>
-      </w:pPr>
+      <w:r>
+        <w:br/>
+      </w:r>
       <w:r>
         <w:rPr>
           <w:b/>
@@ -2461,7 +2413,20 @@
         </w:r>
       </w:hyperlink>
       <w:r>
-        <w:t xml:space="preserve">; and</w:t>
+        <w:t xml:space="preserve">.</w:t>
+      </w:r>
+      <w:r>
+        <w:br/>
+      </w:r>
+      <w:r>
+        <w:rPr>
+          <w:b/>
+          <w:bCs/>
+        </w:rPr>
+        <w:t xml:space="preserve">Recommended</w:t>
+      </w:r>
+      <w:r>
+        <w:t xml:space="preserve">: René Descartes</w:t>
       </w:r>
       <w:r>
         <w:t xml:space="preserve"> </w:t>
@@ -2471,68 +2436,66 @@
           <w:rPr>
             <w:rStyle w:val="Hyperlink"/>
           </w:rPr>
-          <w:t xml:space="preserve">Descartes, Meditation VI itself (Bennett, Early Modern Texts)</w:t>
+          <w:t xml:space="preserve">Meditation VI</w:t>
+        </w:r>
+      </w:hyperlink>
+      <w:r>
+        <w:t xml:space="preserve">, translated by Jonathan Bennett.</w:t>
+      </w:r>
+    </w:p>
+    <w:bookmarkEnd w:id="62"/>
+    <w:bookmarkStart w:id="65" w:name="X0071eb8764b9615fa532bae8d3896a626f200f7"/>
+    <w:p>
+      <w:pPr>
+        <w:pStyle w:val="Heading3"/>
+      </w:pPr>
+      <w:r>
+        <w:t xml:space="preserve">Thursday, October 15 (Lecture 14) — The case against Dualism</w:t>
+      </w:r>
+    </w:p>
+    <w:p>
+      <w:pPr>
+        <w:pStyle w:val="FirstParagraph"/>
+      </w:pPr>
+      <w:r>
+        <w:rPr>
+          <w:b/>
+          <w:bCs/>
+        </w:rPr>
+        <w:t xml:space="preserve">Required</w:t>
+      </w:r>
+      <w:r>
+        <w:t xml:space="preserve">: Jacob Berger,</w:t>
+      </w:r>
+      <w:r>
+        <w:t xml:space="preserve"> </w:t>
+      </w:r>
+      <w:hyperlink r:id="rId60">
+        <w:r>
+          <w:rPr>
+            <w:rStyle w:val="Hyperlink"/>
+          </w:rPr>
+          <w:t xml:space="preserve">“The Mind-Body Problem: What Are Minds?”</w:t>
+        </w:r>
+        <w:r>
+          <w:rPr>
+            <w:rStyle w:val="Hyperlink"/>
+          </w:rPr>
+          <w:t xml:space="preserve"> </w:t>
+        </w:r>
+        <w:r>
+          <w:rPr>
+            <w:rStyle w:val="Hyperlink"/>
+          </w:rPr>
+          <w:t xml:space="preserve">(1000-Word Philosophy)</w:t>
         </w:r>
       </w:hyperlink>
       <w:r>
         <w:t xml:space="preserve">.</w:t>
       </w:r>
-    </w:p>
-    <w:bookmarkEnd w:id="62"/>
-    <w:bookmarkStart w:id="65" w:name="X7ab1e3f1b7883094be79b105e38268afa54e2cd"/>
-    <w:p>
-      <w:pPr>
-        <w:pStyle w:val="Heading3"/>
-      </w:pPr>
-      <w:r>
-        <w:t xml:space="preserve">Thursday, October 15 (Lecture 14) — The case against</w:t>
-      </w:r>
-    </w:p>
-    <w:p>
-      <w:pPr>
-        <w:pStyle w:val="FirstParagraph"/>
-      </w:pPr>
-      <w:r>
-        <w:rPr>
-          <w:b/>
-          <w:bCs/>
-        </w:rPr>
-        <w:t xml:space="preserve">Required</w:t>
-      </w:r>
-      <w:r>
-        <w:t xml:space="preserve">: Jacob Berger,</w:t>
-      </w:r>
-      <w:r>
-        <w:t xml:space="preserve"> </w:t>
-      </w:r>
-      <w:hyperlink r:id="rId60">
-        <w:r>
-          <w:rPr>
-            <w:rStyle w:val="Hyperlink"/>
-          </w:rPr>
-          <w:t xml:space="preserve">“The Mind-Body Problem: What Are Minds?”</w:t>
-        </w:r>
-        <w:r>
-          <w:rPr>
-            <w:rStyle w:val="Hyperlink"/>
-          </w:rPr>
-          <w:t xml:space="preserve"> </w:t>
-        </w:r>
-        <w:r>
-          <w:rPr>
-            <w:rStyle w:val="Hyperlink"/>
-          </w:rPr>
-          <w:t xml:space="preserve">(1000-Word Philosophy)</w:t>
-        </w:r>
-      </w:hyperlink>
-      <w:r>
-        <w:t xml:space="preserve">.</w:t>
-      </w:r>
-    </w:p>
-    <w:p>
-      <w:pPr>
-        <w:pStyle w:val="BodyText"/>
-      </w:pPr>
+      <w:r>
+        <w:br/>
+      </w:r>
       <w:r>
         <w:rPr>
           <w:b/>
@@ -2541,7 +2504,7 @@
         <w:t xml:space="preserve">Recommended</w:t>
       </w:r>
       <w:r>
-        <w:t xml:space="preserve">: IEP,</w:t>
+        <w:t xml:space="preserve">: Steven Schneider,</w:t>
       </w:r>
       <w:r>
         <w:t xml:space="preserve"> </w:t>
@@ -2553,15 +2516,22 @@
           </w:rPr>
           <w:t xml:space="preserve">“Identity Theory”</w:t>
         </w:r>
-        <w:r>
-          <w:rPr>
-            <w:rStyle w:val="Hyperlink"/>
-          </w:rPr>
-          <w:t xml:space="preserve">, introduction</w:t>
-        </w:r>
-      </w:hyperlink>
-      <w:r>
-        <w:t xml:space="preserve">; and Princess Elisabeth of Bohemia and Descartes,</w:t>
+      </w:hyperlink>
+      <w:r>
+        <w:t xml:space="preserve">, IEP, introduction.</w:t>
+      </w:r>
+      <w:r>
+        <w:br/>
+      </w:r>
+      <w:r>
+        <w:rPr>
+          <w:b/>
+          <w:bCs/>
+        </w:rPr>
+        <w:t xml:space="preserve">Recommended</w:t>
+      </w:r>
+      <w:r>
+        <w:t xml:space="preserve">: Princess Elisabeth of Bohemia and René Descartes,</w:t>
       </w:r>
       <w:r>
         <w:t xml:space="preserve"> </w:t>
@@ -2571,7 +2541,7 @@
           <w:rPr>
             <w:rStyle w:val="Hyperlink"/>
           </w:rPr>
-          <w:t xml:space="preserve">correspondence of 1643</w:t>
+          <w:t xml:space="preserve">Correspondence of 1643</w:t>
         </w:r>
       </w:hyperlink>
       <w:r>
@@ -2663,11 +2633,9 @@
       <w:r>
         <w:t xml:space="preserve">(1000-Word Philosophy).</w:t>
       </w:r>
-    </w:p>
-    <w:p>
-      <w:pPr>
-        <w:pStyle w:val="BodyText"/>
-      </w:pPr>
+      <w:r>
+        <w:br/>
+      </w:r>
       <w:r>
         <w:rPr>
           <w:b/>
@@ -2697,11 +2665,9 @@
       <w:r>
         <w:t xml:space="preserve">ch. 2, first five paragraphs (extract posted to Canvas).</w:t>
       </w:r>
-    </w:p>
-    <w:p>
-      <w:pPr>
-        <w:pStyle w:val="BodyText"/>
-      </w:pPr>
+      <w:r>
+        <w:br/>
+      </w:r>
       <w:r>
         <w:rPr>
           <w:b/>
@@ -2710,7 +2676,7 @@
         <w:t xml:space="preserve">Recommended</w:t>
       </w:r>
       <w:r>
-        <w:t xml:space="preserve">: SEP,</w:t>
+        <w:t xml:space="preserve">: Walter Sinnott-Armstrong ,</w:t>
       </w:r>
       <w:r>
         <w:t xml:space="preserve"> </w:t>
@@ -2724,7 +2690,20 @@
         </w:r>
       </w:hyperlink>
       <w:r>
-        <w:t xml:space="preserve">, §1,</w:t>
+        <w:t xml:space="preserve">, SEP,</w:t>
+      </w:r>
+      <w:r>
+        <w:t xml:space="preserve"> </w:t>
+      </w:r>
+      <w:r>
+        <w:rPr>
+          <w:b/>
+          <w:bCs/>
+        </w:rPr>
+        <w:t xml:space="preserve">§1</w:t>
+      </w:r>
+      <w:r>
+        <w:t xml:space="preserve">,</w:t>
       </w:r>
       <w:r>
         <w:t xml:space="preserve"> </w:t>
@@ -2784,11 +2763,9 @@
       <w:r>
         <w:t xml:space="preserve">(1000-Word Philosophy).</w:t>
       </w:r>
-    </w:p>
-    <w:p>
-      <w:pPr>
-        <w:pStyle w:val="BodyText"/>
-      </w:pPr>
+      <w:r>
+        <w:br/>
+      </w:r>
       <w:r>
         <w:rPr>
           <w:b/>
@@ -2797,7 +2774,7 @@
         <w:t xml:space="preserve">Recommended</w:t>
       </w:r>
       <w:r>
-        <w:t xml:space="preserve">: SEP,</w:t>
+        <w:t xml:space="preserve">: Larry Alexander and Michael Moore,</w:t>
       </w:r>
       <w:r>
         <w:t xml:space="preserve"> </w:t>
@@ -2811,10 +2788,20 @@
         </w:r>
       </w:hyperlink>
       <w:r>
-        <w:t xml:space="preserve"> </w:t>
-      </w:r>
-      <w:r>
-        <w:t xml:space="preserve">§1,</w:t>
+        <w:t xml:space="preserve">, SEP,</w:t>
+      </w:r>
+      <w:r>
+        <w:t xml:space="preserve"> </w:t>
+      </w:r>
+      <w:r>
+        <w:rPr>
+          <w:b/>
+          <w:bCs/>
+        </w:rPr>
+        <w:t xml:space="preserve">§1</w:t>
+      </w:r>
+      <w:r>
+        <w:t xml:space="preserve">,</w:t>
       </w:r>
       <w:r>
         <w:t xml:space="preserve"> </w:t>
@@ -2823,7 +2810,20 @@
         <w:t xml:space="preserve">“Deontology’s Foil: Consequentialism”</w:t>
       </w:r>
       <w:r>
-        <w:t xml:space="preserve">; and Immanuel Kant,</w:t>
+        <w:t xml:space="preserve">.</w:t>
+      </w:r>
+      <w:r>
+        <w:br/>
+      </w:r>
+      <w:r>
+        <w:rPr>
+          <w:b/>
+          <w:bCs/>
+        </w:rPr>
+        <w:t xml:space="preserve">Recommended</w:t>
+      </w:r>
+      <w:r>
+        <w:t xml:space="preserve">: Immanuel Kant,</w:t>
       </w:r>
       <w:r>
         <w:t xml:space="preserve"> </w:t>
@@ -2835,17 +2835,11 @@
             <w:i/>
             <w:iCs/>
           </w:rPr>
-          <w:t xml:space="preserve">Groundwork</w:t>
-        </w:r>
-        <w:r>
-          <w:rPr>
-            <w:rStyle w:val="Hyperlink"/>
-          </w:rPr>
-          <w:t xml:space="preserve">, Section I</w:t>
-        </w:r>
-      </w:hyperlink>
-      <w:r>
-        <w:t xml:space="preserve">, especially the opening on the good will and the passages on universal law.</w:t>
+          <w:t xml:space="preserve">Groundwork for the Metaphysic of Morals</w:t>
+        </w:r>
+      </w:hyperlink>
+      <w:r>
+        <w:t xml:space="preserve">, translated by Jonathan Bennett, Chapter 1, especially the opening on the good will and the passages on universal law.</w:t>
       </w:r>
     </w:p>
     <w:bookmarkEnd w:id="76"/>
@@ -2889,11 +2883,9 @@
       <w:r>
         <w:t xml:space="preserve">(1000-Word Philosophy).</w:t>
       </w:r>
-    </w:p>
-    <w:p>
-      <w:pPr>
-        <w:pStyle w:val="BodyText"/>
-      </w:pPr>
+      <w:r>
+        <w:br/>
+      </w:r>
       <w:r>
         <w:rPr>
           <w:b/>
@@ -2921,7 +2913,7 @@
     </w:p>
     <w:bookmarkEnd w:id="79"/>
     <w:bookmarkEnd w:id="80"/>
-    <w:bookmarkStart w:id="86" w:name="week-10-what-makes-a-life-go-well"/>
+    <w:bookmarkStart w:id="87" w:name="week-10-what-makes-a-life-go-well"/>
     <w:p>
       <w:pPr>
         <w:pStyle w:val="Heading2"/>
@@ -2967,63 +2959,174 @@
       <w:r>
         <w:t xml:space="preserve">, the introduction.</w:t>
       </w:r>
+      <w:r>
+        <w:br/>
+      </w:r>
+      <w:r>
+        <w:rPr>
+          <w:b/>
+          <w:bCs/>
+        </w:rPr>
+        <w:t xml:space="preserve">Required</w:t>
+      </w:r>
+      <w:r>
+        <w:t xml:space="preserve">: Roger Crisp,</w:t>
+      </w:r>
+      <w:r>
+        <w:t xml:space="preserve"> </w:t>
+      </w:r>
+      <w:hyperlink r:id="rId82">
+        <w:r>
+          <w:rPr>
+            <w:rStyle w:val="Hyperlink"/>
+          </w:rPr>
+          <w:t xml:space="preserve">“Well-Being”</w:t>
+        </w:r>
+      </w:hyperlink>
+      <w:r>
+        <w:t xml:space="preserve">, SEP,</w:t>
+      </w:r>
+      <w:r>
+        <w:t xml:space="preserve"> </w:t>
+      </w:r>
+      <w:r>
+        <w:rPr>
+          <w:b/>
+          <w:bCs/>
+        </w:rPr>
+        <w:t xml:space="preserve">§1</w:t>
+      </w:r>
+      <w:r>
+        <w:t xml:space="preserve">,</w:t>
+      </w:r>
+      <w:r>
+        <w:t xml:space="preserve"> </w:t>
+      </w:r>
+      <w:r>
+        <w:t xml:space="preserve">“The Concept.”</w:t>
+      </w:r>
+    </w:p>
+    <w:bookmarkEnd w:id="83"/>
+    <w:bookmarkStart w:id="86" w:name="thursday-november-05-lecture-19-hedonism"/>
+    <w:p>
+      <w:pPr>
+        <w:pStyle w:val="Heading3"/>
+      </w:pPr>
+      <w:r>
+        <w:t xml:space="preserve">Thursday, November 05 (Lecture 19) — Hedonism</w:t>
+      </w:r>
+    </w:p>
+    <w:p>
+      <w:pPr>
+        <w:pStyle w:val="FirstParagraph"/>
+      </w:pPr>
+      <w:r>
+        <w:rPr>
+          <w:b/>
+          <w:bCs/>
+        </w:rPr>
+        <w:t xml:space="preserve">Required</w:t>
+      </w:r>
+      <w:r>
+        <w:t xml:space="preserve">: Roger Crisp,</w:t>
+      </w:r>
+      <w:r>
+        <w:t xml:space="preserve"> </w:t>
+      </w:r>
+      <w:hyperlink r:id="rId84">
+        <w:r>
+          <w:rPr>
+            <w:rStyle w:val="Hyperlink"/>
+          </w:rPr>
+          <w:t xml:space="preserve">“Well-Being”</w:t>
+        </w:r>
+      </w:hyperlink>
+      <w:r>
+        <w:t xml:space="preserve">, SEP,</w:t>
+      </w:r>
+      <w:r>
+        <w:t xml:space="preserve"> </w:t>
+      </w:r>
+      <w:r>
+        <w:rPr>
+          <w:b/>
+          <w:bCs/>
+        </w:rPr>
+        <w:t xml:space="preserve">§4.1</w:t>
+      </w:r>
+      <w:r>
+        <w:t xml:space="preserve">,</w:t>
+      </w:r>
+      <w:r>
+        <w:t xml:space="preserve"> </w:t>
+      </w:r>
+      <w:r>
+        <w:t xml:space="preserve">“Hedonism.”</w:t>
+      </w:r>
+      <w:r>
+        <w:br/>
+      </w:r>
+      <w:r>
+        <w:rPr>
+          <w:b/>
+          <w:bCs/>
+        </w:rPr>
+        <w:t xml:space="preserve">Required</w:t>
+      </w:r>
+      <w:r>
+        <w:t xml:space="preserve">: Robert Nozick,</w:t>
+      </w:r>
+      <w:r>
+        <w:t xml:space="preserve"> </w:t>
+      </w:r>
+      <w:hyperlink r:id="rId85">
+        <w:r>
+          <w:rPr>
+            <w:rStyle w:val="Hyperlink"/>
+          </w:rPr>
+          <w:t xml:space="preserve">“The Experience Machine”</w:t>
+        </w:r>
+      </w:hyperlink>
+      <w:r>
+        <w:t xml:space="preserve">. (This is just a two page excerpt.)</w:t>
+      </w:r>
     </w:p>
     <w:p>
       <w:pPr>
         <w:pStyle w:val="BodyText"/>
       </w:pPr>
-      <w:r>
-        <w:rPr>
-          <w:b/>
-          <w:bCs/>
-        </w:rPr>
-        <w:t xml:space="preserve">Required</w:t>
-      </w:r>
-      <w:r>
-        <w:t xml:space="preserve">: Roger Crisp,</w:t>
-      </w:r>
-      <w:r>
-        <w:t xml:space="preserve"> </w:t>
-      </w:r>
-      <w:hyperlink r:id="rId82">
-        <w:r>
-          <w:rPr>
-            <w:rStyle w:val="Hyperlink"/>
-          </w:rPr>
-          <w:t xml:space="preserve">“Well-Being”</w:t>
-        </w:r>
-      </w:hyperlink>
-      <w:r>
-        <w:t xml:space="preserve">,</w:t>
-      </w:r>
-      <w:r>
-        <w:t xml:space="preserve"> </w:t>
-      </w:r>
       <w:r>
         <w:rPr>
           <w:i/>
           <w:iCs/>
         </w:rPr>
-        <w:t xml:space="preserve">Stanford Encyclopedia of Philosophy</w:t>
-      </w:r>
-      <w:r>
-        <w:t xml:space="preserve">, §1,</w:t>
-      </w:r>
-      <w:r>
-        <w:t xml:space="preserve"> </w:t>
-      </w:r>
-      <w:r>
-        <w:t xml:space="preserve">“The Concept.”</w:t>
-      </w:r>
-    </w:p>
-    <w:bookmarkEnd w:id="83"/>
-    <w:bookmarkStart w:id="85" w:name="thursday-november-05-lecture-19-hedonism"/>
+        <w:t xml:space="preserve">Short Answer 2 comes back Friday, with the essay question.</w:t>
+      </w:r>
+      <w:r>
+        <w:t xml:space="preserve"> </w:t>
+      </w:r>
+      <w:r>
+        <w:t xml:space="preserve">(AGAIN, IT MIGHT BE BEST TO DISTRIBUTE ESSAY QUESTIONS EARLIER)</w:t>
+      </w:r>
+    </w:p>
+    <w:bookmarkEnd w:id="86"/>
+    <w:bookmarkEnd w:id="87"/>
+    <w:bookmarkStart w:id="94" w:name="week-11-desire-and-the-objective-list"/>
+    <w:p>
+      <w:pPr>
+        <w:pStyle w:val="Heading2"/>
+      </w:pPr>
+      <w:r>
+        <w:t xml:space="preserve">Week 11: Desire, and the Objective List</w:t>
+      </w:r>
+    </w:p>
+    <w:bookmarkStart w:id="89" w:name="X79631354aa8d6bc57231d28d4dc4739aa6c34da"/>
     <w:p>
       <w:pPr>
         <w:pStyle w:val="Heading3"/>
       </w:pPr>
       <w:r>
-        <w:t xml:space="preserve">Thursday, November 05 (Lecture 19) — Hedonism</w:t>
+        <w:t xml:space="preserve">Tuesday, November 10 (Lecture 20) — Desire and preference theories</w:t>
       </w:r>
     </w:p>
     <w:p>
@@ -3038,7 +3141,95 @@
         <w:t xml:space="preserve">Required</w:t>
       </w:r>
       <w:r>
-        <w:t xml:space="preserve">: SEP,</w:t>
+        <w:t xml:space="preserve">: Roger Crisp,</w:t>
+      </w:r>
+      <w:r>
+        <w:t xml:space="preserve"> </w:t>
+      </w:r>
+      <w:hyperlink r:id="rId88">
+        <w:r>
+          <w:rPr>
+            <w:rStyle w:val="Hyperlink"/>
+          </w:rPr>
+          <w:t xml:space="preserve">“Well-Being”</w:t>
+        </w:r>
+      </w:hyperlink>
+      <w:r>
+        <w:t xml:space="preserve">, SEP,</w:t>
+      </w:r>
+      <w:r>
+        <w:t xml:space="preserve"> </w:t>
+      </w:r>
+      <w:r>
+        <w:rPr>
+          <w:b/>
+          <w:bCs/>
+        </w:rPr>
+        <w:t xml:space="preserve">§4.2</w:t>
+      </w:r>
+      <w:r>
+        <w:t xml:space="preserve">,</w:t>
+      </w:r>
+      <w:r>
+        <w:t xml:space="preserve"> </w:t>
+      </w:r>
+      <w:r>
+        <w:t xml:space="preserve">“Desire Theories”</w:t>
+      </w:r>
+      <w:r>
+        <w:t xml:space="preserve">.</w:t>
+      </w:r>
+      <w:r>
+        <w:br/>
+      </w:r>
+      <w:r>
+        <w:rPr>
+          <w:b/>
+          <w:bCs/>
+        </w:rPr>
+        <w:t xml:space="preserve">Recommended</w:t>
+      </w:r>
+      <w:r>
+        <w:t xml:space="preserve">: Richard Y. Chappell and Darius Meissner,</w:t>
+      </w:r>
+      <w:r>
+        <w:t xml:space="preserve"> </w:t>
+      </w:r>
+      <w:hyperlink r:id="rId81">
+        <w:r>
+          <w:rPr>
+            <w:rStyle w:val="Hyperlink"/>
+          </w:rPr>
+          <w:t xml:space="preserve">“Theories of Well-Being”</w:t>
+        </w:r>
+      </w:hyperlink>
+      <w:r>
+        <w:t xml:space="preserve">, the desire-theory section.</w:t>
+      </w:r>
+    </w:p>
+    <w:bookmarkEnd w:id="89"/>
+    <w:bookmarkStart w:id="93" w:name="X10a570f0a704e9c5b54652dbcd8cc810abb2eca"/>
+    <w:p>
+      <w:pPr>
+        <w:pStyle w:val="Heading3"/>
+      </w:pPr>
+      <w:r>
+        <w:t xml:space="preserve">Thursday, November 12 (Lecture 21) — Objective lists, and who has a welfare</w:t>
+      </w:r>
+    </w:p>
+    <w:p>
+      <w:pPr>
+        <w:pStyle w:val="FirstParagraph"/>
+      </w:pPr>
+      <w:r>
+        <w:rPr>
+          <w:b/>
+          <w:bCs/>
+        </w:rPr>
+        <w:t xml:space="preserve">Required</w:t>
+      </w:r>
+      <w:r>
+        <w:t xml:space="preserve">: Roger Crisp,</w:t>
       </w:r>
       <w:r>
         <w:t xml:space="preserve"> </w:t>
@@ -3052,19 +3243,30 @@
         </w:r>
       </w:hyperlink>
       <w:r>
-        <w:t xml:space="preserve">, §4.1,</w:t>
-      </w:r>
-      <w:r>
-        <w:t xml:space="preserve"> </w:t>
-      </w:r>
-      <w:r>
-        <w:t xml:space="preserve">“Hedonism.”</w:t>
-      </w:r>
-    </w:p>
-    <w:p>
-      <w:pPr>
-        <w:pStyle w:val="BodyText"/>
-      </w:pPr>
+        <w:t xml:space="preserve">, SEP,</w:t>
+      </w:r>
+      <w:r>
+        <w:t xml:space="preserve"> </w:t>
+      </w:r>
+      <w:r>
+        <w:rPr>
+          <w:b/>
+          <w:bCs/>
+        </w:rPr>
+        <w:t xml:space="preserve">§4.3</w:t>
+      </w:r>
+      <w:r>
+        <w:t xml:space="preserve">,</w:t>
+      </w:r>
+      <w:r>
+        <w:t xml:space="preserve"> </w:t>
+      </w:r>
+      <w:r>
+        <w:t xml:space="preserve">“Objective List Theories.”</w:t>
+      </w:r>
+      <w:r>
+        <w:br/>
+      </w:r>
       <w:r>
         <w:rPr>
           <w:b/>
@@ -3073,59 +3275,180 @@
         <w:t xml:space="preserve">Required</w:t>
       </w:r>
       <w:r>
-        <w:t xml:space="preserve">: Robert Nozick,</w:t>
-      </w:r>
-      <w:r>
-        <w:t xml:space="preserve"> </w:t>
-      </w:r>
-      <w:hyperlink r:id="rId84">
-        <w:r>
-          <w:rPr>
-            <w:rStyle w:val="Hyperlink"/>
-          </w:rPr>
-          <w:t xml:space="preserve">“The Experience Machine”</w:t>
-        </w:r>
-      </w:hyperlink>
-      <w:r>
-        <w:t xml:space="preserve">. (This is just a two page excerpt.)</w:t>
-      </w:r>
-    </w:p>
-    <w:p>
-      <w:pPr>
-        <w:pStyle w:val="BodyText"/>
-      </w:pPr>
+        <w:t xml:space="preserve">: Lori Gruen and Susana Monsó,</w:t>
+      </w:r>
+      <w:r>
+        <w:t xml:space="preserve"> </w:t>
+      </w:r>
+      <w:hyperlink r:id="rId90">
+        <w:r>
+          <w:rPr>
+            <w:rStyle w:val="Hyperlink"/>
+          </w:rPr>
+          <w:t xml:space="preserve">“The Moral Status of Animals”</w:t>
+        </w:r>
+      </w:hyperlink>
+      <w:r>
+        <w:t xml:space="preserve">, SEP,</w:t>
+      </w:r>
+      <w:r>
+        <w:t xml:space="preserve"> </w:t>
+      </w:r>
+      <w:r>
+        <w:rPr>
+          <w:b/>
+          <w:bCs/>
+        </w:rPr>
+        <w:t xml:space="preserve">§1.1</w:t>
+      </w:r>
+      <w:r>
+        <w:t xml:space="preserve">,</w:t>
+      </w:r>
+      <w:r>
+        <w:t xml:space="preserve"> </w:t>
+      </w:r>
+      <w:r>
+        <w:t xml:space="preserve">“Speciesism”</w:t>
+      </w:r>
+      <w:r>
+        <w:t xml:space="preserve"> </w:t>
+      </w:r>
+      <w:r>
+        <w:t xml:space="preserve">and</w:t>
+      </w:r>
+      <w:r>
+        <w:t xml:space="preserve"> </w:t>
+      </w:r>
+      <w:r>
+        <w:rPr>
+          <w:b/>
+          <w:bCs/>
+        </w:rPr>
+        <w:t xml:space="preserve">§1.4</w:t>
+      </w:r>
+      <w:r>
+        <w:t xml:space="preserve">,</w:t>
+      </w:r>
+      <w:r>
+        <w:t xml:space="preserve"> </w:t>
+      </w:r>
+      <w:r>
+        <w:t xml:space="preserve">“Sentience”</w:t>
+      </w:r>
+      <w:r>
+        <w:t xml:space="preserve">.</w:t>
+      </w:r>
+      <w:r>
+        <w:br/>
+      </w:r>
+      <w:r>
+        <w:rPr>
+          <w:b/>
+          <w:bCs/>
+        </w:rPr>
+        <w:t xml:space="preserve">Recommended</w:t>
+      </w:r>
+      <w:r>
+        <w:t xml:space="preserve">: Conor Purcell,</w:t>
+      </w:r>
+      <w:r>
+        <w:t xml:space="preserve"> </w:t>
+      </w:r>
+      <w:hyperlink r:id="rId91">
+        <w:r>
+          <w:rPr>
+            <w:rStyle w:val="Hyperlink"/>
+          </w:rPr>
+          <w:t xml:space="preserve">“If AIs Can Feel Pain, What Is Our Responsibility Towards Them?”</w:t>
+        </w:r>
+      </w:hyperlink>
+      <w:r>
+        <w:t xml:space="preserve">,</w:t>
+      </w:r>
+      <w:r>
+        <w:t xml:space="preserve"> </w:t>
+      </w:r>
       <w:r>
         <w:rPr>
           <w:i/>
           <w:iCs/>
         </w:rPr>
-        <w:t xml:space="preserve">Short Answer 2 comes back Friday, with the essay question.</w:t>
-      </w:r>
-      <w:r>
-        <w:t xml:space="preserve"> </w:t>
-      </w:r>
-      <w:r>
-        <w:t xml:space="preserve">(AGAIN, IT MIGHT BE BEST TO DISTRIBUTE ESSAY QUESTIONS EARLIER)</w:t>
-      </w:r>
-    </w:p>
-    <w:bookmarkEnd w:id="85"/>
-    <w:bookmarkEnd w:id="86"/>
-    <w:bookmarkStart w:id="93" w:name="week-11-desire-and-the-objective-list"/>
+        <w:t xml:space="preserve">Aeon</w:t>
+      </w:r>
+      <w:r>
+        <w:t xml:space="preserve">.</w:t>
+      </w:r>
+      <w:r>
+        <w:br/>
+      </w:r>
+      <w:r>
+        <w:rPr>
+          <w:b/>
+          <w:bCs/>
+        </w:rPr>
+        <w:t xml:space="preserve">Recommended</w:t>
+      </w:r>
+      <w:r>
+        <w:t xml:space="preserve">: Walter Sinnott-Armstrong and Vincent Conitzer,</w:t>
+      </w:r>
+      <w:r>
+        <w:t xml:space="preserve"> </w:t>
+      </w:r>
+      <w:hyperlink r:id="rId92">
+        <w:r>
+          <w:rPr>
+            <w:rStyle w:val="Hyperlink"/>
+          </w:rPr>
+          <w:t xml:space="preserve">“How Much Moral Status Could Artificial Intelligence Ever Achieve?”</w:t>
+        </w:r>
+      </w:hyperlink>
+      <w:r>
+        <w:t xml:space="preserve">. If you are writing an essay on this topic, this is</w:t>
+      </w:r>
+      <w:r>
+        <w:t xml:space="preserve"> </w:t>
+      </w:r>
+      <w:r>
+        <w:rPr>
+          <w:b/>
+          <w:bCs/>
+        </w:rPr>
+        <w:t xml:space="preserve">Required</w:t>
+      </w:r>
+      <w:r>
+        <w:t xml:space="preserve">.</w:t>
+      </w:r>
+    </w:p>
+    <w:p>
+      <w:pPr>
+        <w:pStyle w:val="BodyText"/>
+      </w:pPr>
+      <w:r>
+        <w:rPr>
+          <w:i/>
+          <w:iCs/>
+        </w:rPr>
+        <w:t xml:space="preserve">Module Quiz 3 (Lectures 15–21) opens after class.</w:t>
+      </w:r>
+    </w:p>
+    <w:bookmarkEnd w:id="93"/>
+    <w:bookmarkEnd w:id="94"/>
+    <w:bookmarkStart w:id="103" w:name="week-12-the-self"/>
     <w:p>
       <w:pPr>
         <w:pStyle w:val="Heading2"/>
       </w:pPr>
       <w:r>
-        <w:t xml:space="preserve">Week 11: Desire, and the Objective List</w:t>
-      </w:r>
-    </w:p>
-    <w:bookmarkStart w:id="88" w:name="X79631354aa8d6bc57231d28d4dc4739aa6c34da"/>
+        <w:t xml:space="preserve">Week 12: The Self</w:t>
+      </w:r>
+    </w:p>
+    <w:bookmarkStart w:id="98" w:name="Xd41dee43ab2ae7aade769c2c5526b30fecfa0af"/>
     <w:p>
       <w:pPr>
         <w:pStyle w:val="Heading3"/>
       </w:pPr>
       <w:r>
-        <w:t xml:space="preserve">Tuesday, November 10 (Lecture 20) — Desire and preference theories</w:t>
+        <w:t xml:space="preserve">Tuesday, November 17 (Lecture 22) — Personal identity: the cases</w:t>
       </w:r>
     </w:p>
     <w:p>
@@ -3140,48 +3463,55 @@
         <w:t xml:space="preserve">Required</w:t>
       </w:r>
       <w:r>
-        <w:t xml:space="preserve">: SEP,</w:t>
-      </w:r>
-      <w:r>
-        <w:t xml:space="preserve"> </w:t>
-      </w:r>
-      <w:hyperlink r:id="rId82">
-        <w:r>
-          <w:rPr>
-            <w:rStyle w:val="Hyperlink"/>
-          </w:rPr>
-          <w:t xml:space="preserve">“Well-Being,”</w:t>
-        </w:r>
-        <w:r>
-          <w:rPr>
-            <w:rStyle w:val="Hyperlink"/>
-          </w:rPr>
-          <w:t xml:space="preserve"> </w:t>
-        </w:r>
-        <w:r>
-          <w:rPr>
-            <w:rStyle w:val="Hyperlink"/>
-          </w:rPr>
-          <w:t xml:space="preserve">§4.2,</w:t>
-        </w:r>
-        <w:r>
-          <w:rPr>
-            <w:rStyle w:val="Hyperlink"/>
-          </w:rPr>
-          <w:t xml:space="preserve"> </w:t>
-        </w:r>
-        <w:r>
-          <w:rPr>
-            <w:rStyle w:val="Hyperlink"/>
-          </w:rPr>
-          <w:t xml:space="preserve">“Desire Theories.”</w:t>
-        </w:r>
-      </w:hyperlink>
-    </w:p>
-    <w:p>
-      <w:pPr>
-        <w:pStyle w:val="BodyText"/>
-      </w:pPr>
+        <w:t xml:space="preserve">: Kristin Seemuth Whaley,</w:t>
+      </w:r>
+      <w:r>
+        <w:t xml:space="preserve"> </w:t>
+      </w:r>
+      <w:hyperlink r:id="rId95">
+        <w:r>
+          <w:rPr>
+            <w:rStyle w:val="Hyperlink"/>
+          </w:rPr>
+          <w:t xml:space="preserve">“Psychological Approaches to Personal Identity”</w:t>
+        </w:r>
+      </w:hyperlink>
+      <w:r>
+        <w:t xml:space="preserve"> </w:t>
+      </w:r>
+      <w:r>
+        <w:t xml:space="preserve">(1000-Word Philosophy).</w:t>
+      </w:r>
+      <w:r>
+        <w:br/>
+      </w:r>
+      <w:r>
+        <w:rPr>
+          <w:b/>
+          <w:bCs/>
+        </w:rPr>
+        <w:t xml:space="preserve">Required</w:t>
+      </w:r>
+      <w:r>
+        <w:t xml:space="preserve">: Derek Parfit,</w:t>
+      </w:r>
+      <w:r>
+        <w:t xml:space="preserve"> </w:t>
+      </w:r>
+      <w:hyperlink r:id="rId96">
+        <w:r>
+          <w:rPr>
+            <w:rStyle w:val="Hyperlink"/>
+          </w:rPr>
+          <w:t xml:space="preserve">“Divided Minds and the Nature of Persons”</w:t>
+        </w:r>
+      </w:hyperlink>
+      <w:r>
+        <w:t xml:space="preserve">.</w:t>
+      </w:r>
+      <w:r>
+        <w:br/>
+      </w:r>
       <w:r>
         <w:rPr>
           <w:b/>
@@ -3190,43 +3520,34 @@
         <w:t xml:space="preserve">Recommended</w:t>
       </w:r>
       <w:r>
-        <w:t xml:space="preserve">:</w:t>
-      </w:r>
-      <w:r>
-        <w:t xml:space="preserve"> </w:t>
-      </w:r>
-      <w:hyperlink r:id="rId87">
-        <w:r>
-          <w:rPr>
-            <w:rStyle w:val="Hyperlink"/>
-          </w:rPr>
-          <w:t xml:space="preserve">“Theories of Well-Being”</w:t>
-        </w:r>
-        <w:r>
-          <w:rPr>
-            <w:rStyle w:val="Hyperlink"/>
-          </w:rPr>
-          <w:t xml:space="preserve"> </w:t>
-        </w:r>
-        <w:r>
-          <w:rPr>
-            <w:rStyle w:val="Hyperlink"/>
-          </w:rPr>
-          <w:t xml:space="preserve">(utilitarianism.net), the desire-theory section</w:t>
-        </w:r>
-      </w:hyperlink>
-      <w:r>
-        <w:t xml:space="preserve">.</w:t>
-      </w:r>
-    </w:p>
-    <w:bookmarkEnd w:id="88"/>
-    <w:bookmarkStart w:id="92" w:name="X10a570f0a704e9c5b54652dbcd8cc810abb2eca"/>
+        <w:t xml:space="preserve">: Chad Vance,</w:t>
+      </w:r>
+      <w:r>
+        <w:t xml:space="preserve"> </w:t>
+      </w:r>
+      <w:hyperlink r:id="rId97">
+        <w:r>
+          <w:rPr>
+            <w:rStyle w:val="Hyperlink"/>
+          </w:rPr>
+          <w:t xml:space="preserve">“Personal Identity: How We Exist Over Time”</w:t>
+        </w:r>
+      </w:hyperlink>
+      <w:r>
+        <w:t xml:space="preserve"> </w:t>
+      </w:r>
+      <w:r>
+        <w:t xml:space="preserve">(1000-Word Philosophy).</w:t>
+      </w:r>
+    </w:p>
+    <w:bookmarkEnd w:id="98"/>
+    <w:bookmarkStart w:id="102" w:name="X7b137362c18c82fd08f57a4d05c8acf900f9e5f"/>
     <w:p>
       <w:pPr>
         <w:pStyle w:val="Heading3"/>
       </w:pPr>
       <w:r>
-        <w:t xml:space="preserve">Thursday, November 12 (Lecture 21) — Objective lists, and who has a welfare</w:t>
+        <w:t xml:space="preserve">Thursday, November 19 (Lecture 23) — What matters in survival</w:t>
       </w:r>
     </w:p>
     <w:p>
@@ -3241,146 +3562,32 @@
         <w:t xml:space="preserve">Required</w:t>
       </w:r>
       <w:r>
-        <w:t xml:space="preserve">: SEP,</w:t>
-      </w:r>
-      <w:r>
-        <w:t xml:space="preserve"> </w:t>
-      </w:r>
-      <w:hyperlink r:id="rId82">
-        <w:r>
-          <w:rPr>
-            <w:rStyle w:val="Hyperlink"/>
-          </w:rPr>
-          <w:t xml:space="preserve">“Well-Being”</w:t>
-        </w:r>
-      </w:hyperlink>
-      <w:r>
-        <w:t xml:space="preserve">, §4.3,</w:t>
-      </w:r>
-      <w:r>
-        <w:t xml:space="preserve"> </w:t>
-      </w:r>
-      <w:r>
-        <w:t xml:space="preserve">“Objective List Theories.”</w:t>
-      </w:r>
-    </w:p>
-    <w:p>
-      <w:pPr>
-        <w:pStyle w:val="BodyText"/>
-      </w:pPr>
-      <w:r>
-        <w:rPr>
-          <w:b/>
-          <w:bCs/>
-        </w:rPr>
-        <w:t xml:space="preserve">Required</w:t>
-      </w:r>
-      <w:r>
-        <w:t xml:space="preserve">:</w:t>
-      </w:r>
-      <w:r>
-        <w:t xml:space="preserve"> </w:t>
-      </w:r>
-      <w:hyperlink r:id="rId89">
-        <w:r>
-          <w:rPr>
-            <w:rStyle w:val="Hyperlink"/>
-          </w:rPr>
-          <w:t xml:space="preserve">“The Moral Status of Animals”</w:t>
-        </w:r>
-      </w:hyperlink>
-      <w:r>
-        <w:t xml:space="preserve"> </w:t>
-      </w:r>
-      <w:r>
-        <w:t xml:space="preserve">(1000-Word Philosophy).</w:t>
-      </w:r>
-    </w:p>
-    <w:p>
-      <w:pPr>
-        <w:pStyle w:val="BodyText"/>
-      </w:pPr>
-      <w:r>
-        <w:rPr>
-          <w:b/>
-          <w:bCs/>
-        </w:rPr>
-        <w:t xml:space="preserve">Recommended</w:t>
-      </w:r>
-      <w:r>
-        <w:t xml:space="preserve">:</w:t>
-      </w:r>
-      <w:r>
-        <w:t xml:space="preserve"> </w:t>
-      </w:r>
-      <w:hyperlink r:id="rId90">
-        <w:r>
-          <w:rPr>
-            <w:rStyle w:val="Hyperlink"/>
-          </w:rPr>
-          <w:t xml:space="preserve">“If AIs Can Feel Pain, What Is Our Responsibility Towards Them?”</w:t>
-        </w:r>
-        <w:r>
-          <w:rPr>
-            <w:rStyle w:val="Hyperlink"/>
-          </w:rPr>
-          <w:t xml:space="preserve"> </w:t>
-        </w:r>
-        <w:r>
-          <w:rPr>
-            <w:rStyle w:val="Hyperlink"/>
-          </w:rPr>
-          <w:t xml:space="preserve">(</w:t>
-        </w:r>
+        <w:t xml:space="preserve">: John Locke,</w:t>
+      </w:r>
+      <w:r>
+        <w:t xml:space="preserve"> </w:t>
+      </w:r>
+      <w:hyperlink r:id="rId99">
         <w:r>
           <w:rPr>
             <w:rStyle w:val="Hyperlink"/>
             <w:i/>
             <w:iCs/>
           </w:rPr>
-          <w:t xml:space="preserve">Aeon</w:t>
-        </w:r>
-        <w:r>
-          <w:rPr>
-            <w:rStyle w:val="Hyperlink"/>
-          </w:rPr>
-          <w:t xml:space="preserve">)</w:t>
-        </w:r>
-      </w:hyperlink>
-      <w:r>
-        <w:t xml:space="preserve">.</w:t>
-      </w:r>
-    </w:p>
-    <w:p>
-      <w:pPr>
-        <w:pStyle w:val="BodyText"/>
-      </w:pPr>
-      <w:r>
-        <w:rPr>
-          <w:b/>
-          <w:bCs/>
-        </w:rPr>
-        <w:t xml:space="preserve">Recommended</w:t>
-      </w:r>
-      <w:r>
-        <w:t xml:space="preserve">: Walter Sinnott-Armstrong and Vincent Conitzer,</w:t>
-      </w:r>
-      <w:r>
-        <w:t xml:space="preserve"> </w:t>
-      </w:r>
-      <w:hyperlink r:id="rId91">
-        <w:r>
-          <w:rPr>
-            <w:rStyle w:val="Hyperlink"/>
-          </w:rPr>
-          <w:t xml:space="preserve">“How Much Moral Status Could Artificial Intelligence Ever Achieve?”</w:t>
-        </w:r>
-      </w:hyperlink>
-      <w:r>
-        <w:t xml:space="preserve">. If you are writing an essay on this topic, this is</w:t>
-      </w:r>
-      <w:r>
-        <w:t xml:space="preserve"> </w:t>
+          <w:t xml:space="preserve">An Essay Concerning Human Understanding</w:t>
+        </w:r>
+        <w:r>
+          <w:rPr>
+            <w:rStyle w:val="Hyperlink"/>
+          </w:rPr>
+          <w:t xml:space="preserve">, Book II: Ideas</w:t>
+        </w:r>
+      </w:hyperlink>
+      <w:r>
+        <w:t xml:space="preserve">, Chapter xxvii, §§9, 14, and 26. (Those are on pages 115, 117, and 120.)</w:t>
+      </w:r>
+      <w:r>
+        <w:br/>
       </w:r>
       <w:r>
         <w:rPr>
@@ -3390,106 +3597,87 @@
         <w:t xml:space="preserve">Required</w:t>
       </w:r>
       <w:r>
-        <w:t xml:space="preserve">.</w:t>
-      </w:r>
-    </w:p>
-    <w:p>
-      <w:pPr>
-        <w:pStyle w:val="BodyText"/>
-      </w:pPr>
+        <w:t xml:space="preserve">: Daniel Weltman,</w:t>
+      </w:r>
+      <w:r>
+        <w:t xml:space="preserve"> </w:t>
+      </w:r>
+      <w:hyperlink r:id="rId100">
+        <w:r>
+          <w:rPr>
+            <w:rStyle w:val="Hyperlink"/>
+          </w:rPr>
+          <w:t xml:space="preserve">“The Buddhist Theory of No-Self”</w:t>
+        </w:r>
+      </w:hyperlink>
+      <w:r>
+        <w:t xml:space="preserve"> </w:t>
+      </w:r>
+      <w:r>
+        <w:t xml:space="preserve">(1000-Word Philosophy).</w:t>
+      </w:r>
+      <w:r>
+        <w:br/>
+      </w:r>
+      <w:r>
+        <w:rPr>
+          <w:b/>
+          <w:bCs/>
+        </w:rPr>
+        <w:t xml:space="preserve">Required</w:t>
+      </w:r>
+      <w:r>
+        <w:t xml:space="preserve">: Jessica Gordon-Roth,</w:t>
+      </w:r>
+      <w:r>
+        <w:t xml:space="preserve"> </w:t>
+      </w:r>
+      <w:hyperlink r:id="rId101">
+        <w:r>
+          <w:rPr>
+            <w:rStyle w:val="Hyperlink"/>
+          </w:rPr>
+          <w:t xml:space="preserve">“Locke on Personal Identity”</w:t>
+        </w:r>
+      </w:hyperlink>
+      <w:r>
+        <w:t xml:space="preserve">,</w:t>
+      </w:r>
+      <w:r>
+        <w:t xml:space="preserve"> </w:t>
+      </w:r>
       <w:r>
         <w:rPr>
           <w:i/>
           <w:iCs/>
         </w:rPr>
-        <w:t xml:space="preserve">Module Quiz 3 (Lectures 15–21) opens after class.</w:t>
-      </w:r>
-    </w:p>
-    <w:bookmarkEnd w:id="92"/>
-    <w:bookmarkEnd w:id="93"/>
-    <w:bookmarkStart w:id="102" w:name="week-12-the-self"/>
-    <w:p>
-      <w:pPr>
-        <w:pStyle w:val="Heading2"/>
-      </w:pPr>
-      <w:r>
-        <w:t xml:space="preserve">Week 12: The Self</w:t>
-      </w:r>
-    </w:p>
-    <w:bookmarkStart w:id="97" w:name="Xd41dee43ab2ae7aade769c2c5526b30fecfa0af"/>
-    <w:p>
-      <w:pPr>
-        <w:pStyle w:val="Heading3"/>
-      </w:pPr>
-      <w:r>
-        <w:t xml:space="preserve">Tuesday, November 17 (Lecture 22) — Personal identity: the cases</w:t>
-      </w:r>
-    </w:p>
-    <w:p>
-      <w:pPr>
-        <w:pStyle w:val="FirstParagraph"/>
-      </w:pPr>
-      <w:r>
-        <w:rPr>
-          <w:b/>
-          <w:bCs/>
-        </w:rPr>
-        <w:t xml:space="preserve">Required</w:t>
-      </w:r>
-      <w:r>
-        <w:t xml:space="preserve">: Kristin Seemuth Whaley,</w:t>
-      </w:r>
-      <w:r>
-        <w:t xml:space="preserve"> </w:t>
-      </w:r>
-      <w:hyperlink r:id="rId94">
-        <w:r>
-          <w:rPr>
-            <w:rStyle w:val="Hyperlink"/>
-          </w:rPr>
-          <w:t xml:space="preserve">“Psychological Approaches to Personal Identity”</w:t>
-        </w:r>
-      </w:hyperlink>
-      <w:r>
-        <w:t xml:space="preserve"> </w:t>
-      </w:r>
-      <w:r>
-        <w:t xml:space="preserve">(1000-Word Philosophy).</w:t>
-      </w:r>
-    </w:p>
-    <w:p>
-      <w:pPr>
-        <w:pStyle w:val="BodyText"/>
-      </w:pPr>
-      <w:r>
-        <w:rPr>
-          <w:b/>
-          <w:bCs/>
-        </w:rPr>
-        <w:t xml:space="preserve">Required</w:t>
-      </w:r>
-      <w:r>
-        <w:t xml:space="preserve">: Derek Parfit,</w:t>
-      </w:r>
-      <w:r>
-        <w:t xml:space="preserve"> </w:t>
-      </w:r>
-      <w:hyperlink r:id="rId95">
-        <w:r>
-          <w:rPr>
-            <w:rStyle w:val="Hyperlink"/>
-          </w:rPr>
-          <w:t xml:space="preserve">“Divided Minds and the Nature of Persons”</w:t>
-        </w:r>
-      </w:hyperlink>
-      <w:r>
-        <w:t xml:space="preserve">.</w:t>
-      </w:r>
-    </w:p>
-    <w:p>
-      <w:pPr>
-        <w:pStyle w:val="BodyText"/>
-      </w:pPr>
+        <w:t xml:space="preserve">Stanford Encyclopedia of Philosophy</w:t>
+      </w:r>
+      <w:r>
+        <w:t xml:space="preserve">,</w:t>
+      </w:r>
+      <w:r>
+        <w:t xml:space="preserve"> </w:t>
+      </w:r>
+      <w:r>
+        <w:rPr>
+          <w:b/>
+          <w:bCs/>
+        </w:rPr>
+        <w:t xml:space="preserve">§1</w:t>
+      </w:r>
+      <w:r>
+        <w:t xml:space="preserve">,</w:t>
+      </w:r>
+      <w:r>
+        <w:t xml:space="preserve"> </w:t>
+      </w:r>
+      <w:r>
+        <w:t xml:space="preserve">“Locke on Persons and Personal Identity: The Basics.”</w:t>
+      </w:r>
+      <w:r>
+        <w:br/>
+      </w:r>
       <w:r>
         <w:rPr>
           <w:b/>
@@ -3498,212 +3686,430 @@
         <w:t xml:space="preserve">Recommended</w:t>
       </w:r>
       <w:r>
-        <w:t xml:space="preserve">: Chad Vance,</w:t>
-      </w:r>
-      <w:r>
-        <w:t xml:space="preserve"> </w:t>
-      </w:r>
-      <w:hyperlink r:id="rId96">
-        <w:r>
-          <w:rPr>
-            <w:rStyle w:val="Hyperlink"/>
-          </w:rPr>
-          <w:t xml:space="preserve">“Personal Identity: How We Exist Over Time”</w:t>
-        </w:r>
-      </w:hyperlink>
-      <w:r>
-        <w:t xml:space="preserve"> </w:t>
-      </w:r>
-      <w:r>
-        <w:t xml:space="preserve">(1000-Word Philosophy).</w:t>
-      </w:r>
-    </w:p>
-    <w:bookmarkEnd w:id="97"/>
-    <w:bookmarkStart w:id="101" w:name="X7b137362c18c82fd08f57a4d05c8acf900f9e5f"/>
-    <w:p>
-      <w:pPr>
-        <w:pStyle w:val="Heading3"/>
-      </w:pPr>
-      <w:r>
-        <w:t xml:space="preserve">Thursday, November 19 (Lecture 23) — What matters in survival</w:t>
-      </w:r>
-    </w:p>
-    <w:p>
-      <w:pPr>
-        <w:pStyle w:val="FirstParagraph"/>
-      </w:pPr>
-      <w:r>
-        <w:rPr>
-          <w:b/>
-          <w:bCs/>
-        </w:rPr>
-        <w:t xml:space="preserve">Required</w:t>
-      </w:r>
-      <w:r>
-        <w:t xml:space="preserve">: John Locke,</w:t>
-      </w:r>
-      <w:r>
-        <w:t xml:space="preserve"> </w:t>
-      </w:r>
-      <w:hyperlink r:id="rId98">
+        <w:t xml:space="preserve">:</w:t>
+      </w:r>
+      <w:r>
+        <w:t xml:space="preserve"> </w:t>
+      </w:r>
+      <w:hyperlink r:id="rId99">
         <w:r>
           <w:rPr>
             <w:rStyle w:val="Hyperlink"/>
             <w:i/>
             <w:iCs/>
           </w:rPr>
-          <w:t xml:space="preserve">Essay</w:t>
-        </w:r>
-        <w:r>
-          <w:rPr>
-            <w:rStyle w:val="Hyperlink"/>
-          </w:rPr>
-          <w:t xml:space="preserve">, II.xxvii</w:t>
-        </w:r>
-      </w:hyperlink>
-      <w:r>
-        <w:t xml:space="preserve">, §§9, 14, and 26.</w:t>
-      </w:r>
-    </w:p>
-    <w:p>
-      <w:pPr>
-        <w:pStyle w:val="BodyText"/>
-      </w:pPr>
-      <w:r>
-        <w:rPr>
-          <w:b/>
-          <w:bCs/>
-        </w:rPr>
-        <w:t xml:space="preserve">Required</w:t>
-      </w:r>
-      <w:r>
-        <w:t xml:space="preserve">: Daniel Weltman,</w:t>
-      </w:r>
-      <w:r>
-        <w:t xml:space="preserve"> </w:t>
-      </w:r>
-      <w:hyperlink r:id="rId99">
-        <w:r>
-          <w:rPr>
-            <w:rStyle w:val="Hyperlink"/>
-          </w:rPr>
-          <w:t xml:space="preserve">“The Buddhist Theory of No-Self”</w:t>
-        </w:r>
-      </w:hyperlink>
-      <w:r>
-        <w:t xml:space="preserve"> </w:t>
-      </w:r>
-      <w:r>
-        <w:t xml:space="preserve">(1000-Word Philosophy).</w:t>
-      </w:r>
-    </w:p>
-    <w:p>
-      <w:pPr>
-        <w:pStyle w:val="BodyText"/>
-      </w:pPr>
-      <w:r>
-        <w:rPr>
-          <w:b/>
-          <w:bCs/>
-        </w:rPr>
-        <w:t xml:space="preserve">Required</w:t>
-      </w:r>
-      <w:r>
-        <w:t xml:space="preserve">: Jessica Gordon-Roth,</w:t>
-      </w:r>
-      <w:r>
-        <w:t xml:space="preserve"> </w:t>
-      </w:r>
-      <w:hyperlink r:id="rId100">
-        <w:r>
-          <w:rPr>
-            <w:rStyle w:val="Hyperlink"/>
-          </w:rPr>
-          <w:t xml:space="preserve">“Locke on Personal Identity”</w:t>
-        </w:r>
-      </w:hyperlink>
-      <w:r>
-        <w:t xml:space="preserve">,</w:t>
-      </w:r>
-      <w:r>
-        <w:t xml:space="preserve"> </w:t>
-      </w:r>
+          <w:t xml:space="preserve">An Essay Concerning Human Understanding</w:t>
+        </w:r>
+        <w:r>
+          <w:rPr>
+            <w:rStyle w:val="Hyperlink"/>
+          </w:rPr>
+          <w:t xml:space="preserve">, Book II: Ideas</w:t>
+        </w:r>
+      </w:hyperlink>
+      <w:r>
+        <w:t xml:space="preserve">, all of Chapter xxvii, for anyone who wants to see the details of Locke’s view in a more original form.</w:t>
+      </w:r>
+    </w:p>
+    <w:bookmarkEnd w:id="102"/>
+    <w:bookmarkEnd w:id="103"/>
+    <w:bookmarkStart w:id="108" w:name="week-13-law"/>
+    <w:p>
+      <w:pPr>
+        <w:pStyle w:val="Heading2"/>
+      </w:pPr>
+      <w:r>
+        <w:t xml:space="preserve">Week 13: Law</w:t>
+      </w:r>
+    </w:p>
+    <w:p>
+      <w:pPr>
+        <w:pStyle w:val="FirstParagraph"/>
+      </w:pPr>
       <w:r>
         <w:rPr>
           <w:i/>
           <w:iCs/>
         </w:rPr>
-        <w:t xml:space="preserve">Stanford Encyclopedia of Philosophy</w:t>
-      </w:r>
-      <w:r>
-        <w:t xml:space="preserve">, §1,</w:t>
-      </w:r>
-      <w:r>
-        <w:t xml:space="preserve"> </w:t>
-      </w:r>
-      <w:r>
-        <w:t xml:space="preserve">“Locke on Persons and Personal Identity: The Basics.”</w:t>
+        <w:t xml:space="preserve">Essay due Monday, November 23.</w:t>
+      </w:r>
+    </w:p>
+    <w:bookmarkStart w:id="106" w:name="Xa4bb28432e14a88f4742351691505a49b1698c4"/>
+    <w:p>
+      <w:pPr>
+        <w:pStyle w:val="Heading3"/>
+      </w:pPr>
+      <w:r>
+        <w:t xml:space="preserve">Tuesday, November 24 (Lecture 24) — Why obey the law?</w:t>
+      </w:r>
+    </w:p>
+    <w:p>
+      <w:pPr>
+        <w:pStyle w:val="FirstParagraph"/>
+      </w:pPr>
+      <w:r>
+        <w:rPr>
+          <w:b/>
+          <w:bCs/>
+        </w:rPr>
+        <w:t xml:space="preserve">Required</w:t>
+      </w:r>
+      <w:r>
+        <w:t xml:space="preserve">: John Protevi,</w:t>
+      </w:r>
+      <w:r>
+        <w:t xml:space="preserve"> </w:t>
+      </w:r>
+      <w:hyperlink r:id="rId104">
+        <w:r>
+          <w:rPr>
+            <w:rStyle w:val="Hyperlink"/>
+          </w:rPr>
+          <w:t xml:space="preserve">“Plato’s</w:t>
+        </w:r>
+        <w:r>
+          <w:rPr>
+            <w:rStyle w:val="Hyperlink"/>
+          </w:rPr>
+          <w:t xml:space="preserve"> </w:t>
+        </w:r>
+        <w:r>
+          <w:rPr>
+            <w:rStyle w:val="Hyperlink"/>
+            <w:i/>
+            <w:iCs/>
+          </w:rPr>
+          <w:t xml:space="preserve">Crito</w:t>
+        </w:r>
+        <w:r>
+          <w:rPr>
+            <w:rStyle w:val="Hyperlink"/>
+          </w:rPr>
+          <w:t xml:space="preserve">”</w:t>
+        </w:r>
+      </w:hyperlink>
+      <w:r>
+        <w:t xml:space="preserve">. Read this first.</w:t>
+      </w:r>
+      <w:r>
+        <w:br/>
+      </w:r>
+      <w:r>
+        <w:rPr>
+          <w:b/>
+          <w:bCs/>
+        </w:rPr>
+        <w:t xml:space="preserve">Required</w:t>
+      </w:r>
+      <w:r>
+        <w:t xml:space="preserve">: Plato,</w:t>
+      </w:r>
+      <w:r>
+        <w:t xml:space="preserve"> </w:t>
+      </w:r>
+      <w:hyperlink r:id="rId105">
+        <w:r>
+          <w:rPr>
+            <w:rStyle w:val="Hyperlink"/>
+            <w:i/>
+            <w:iCs/>
+          </w:rPr>
+          <w:t xml:space="preserve">Crito</w:t>
+        </w:r>
+      </w:hyperlink>
+      <w:r>
+        <w:t xml:space="preserve">. (Jowett translation, Project Gutenberg)</w:t>
+      </w:r>
+    </w:p>
+    <w:bookmarkEnd w:id="106"/>
+    <w:bookmarkStart w:id="107" w:name="X1409287e655faaa706d560809809ecb7d412b48"/>
+    <w:p>
+      <w:pPr>
+        <w:pStyle w:val="Heading3"/>
+      </w:pPr>
+      <w:r>
+        <w:t xml:space="preserve">Thursday, November 26 — Thanksgiving recess, no class</w:t>
+      </w:r>
+    </w:p>
+    <w:bookmarkEnd w:id="107"/>
+    <w:bookmarkEnd w:id="108"/>
+    <w:bookmarkStart w:id="115" w:name="week-14-punishment-and-speech"/>
+    <w:p>
+      <w:pPr>
+        <w:pStyle w:val="Heading2"/>
+      </w:pPr>
+      <w:r>
+        <w:t xml:space="preserve">Week 14: Punishment and Speech</w:t>
+      </w:r>
+    </w:p>
+    <w:bookmarkStart w:id="111" w:name="X79a81136425caf0487efa9b62b3f24f30bbda61"/>
+    <w:p>
+      <w:pPr>
+        <w:pStyle w:val="Heading3"/>
+      </w:pPr>
+      <w:r>
+        <w:t xml:space="preserve">Tuesday, December 01 (Lecture 25) — Theories of punishment</w:t>
+      </w:r>
+    </w:p>
+    <w:p>
+      <w:pPr>
+        <w:pStyle w:val="FirstParagraph"/>
+      </w:pPr>
+      <w:r>
+        <w:rPr>
+          <w:b/>
+          <w:bCs/>
+        </w:rPr>
+        <w:t xml:space="preserve">Required</w:t>
+      </w:r>
+      <w:r>
+        <w:t xml:space="preserve">: Travis Joseph Rodgers,</w:t>
+      </w:r>
+      <w:r>
+        <w:t xml:space="preserve"> </w:t>
+      </w:r>
+      <w:hyperlink r:id="rId109">
+        <w:r>
+          <w:rPr>
+            <w:rStyle w:val="Hyperlink"/>
+          </w:rPr>
+          <w:t xml:space="preserve">“Theories of Punishment”</w:t>
+        </w:r>
+      </w:hyperlink>
+      <w:r>
+        <w:t xml:space="preserve"> </w:t>
+      </w:r>
+      <w:r>
+        <w:t xml:space="preserve">(1000-Word Philosophy).</w:t>
+      </w:r>
+      <w:r>
+        <w:br/>
+      </w:r>
+      <w:r>
+        <w:rPr>
+          <w:b/>
+          <w:bCs/>
+        </w:rPr>
+        <w:t xml:space="preserve">Recommended</w:t>
+      </w:r>
+      <w:r>
+        <w:t xml:space="preserve">: Zachary Hoskins and Anthony Duff,</w:t>
+      </w:r>
+      <w:r>
+        <w:t xml:space="preserve"> </w:t>
+      </w:r>
+      <w:hyperlink r:id="rId110">
+        <w:r>
+          <w:rPr>
+            <w:rStyle w:val="Hyperlink"/>
+          </w:rPr>
+          <w:t xml:space="preserve">“Legal Punishment”</w:t>
+        </w:r>
+      </w:hyperlink>
+      <w:r>
+        <w:t xml:space="preserve">, SEP,</w:t>
+      </w:r>
+      <w:r>
+        <w:t xml:space="preserve"> </w:t>
+      </w:r>
+      <w:r>
+        <w:rPr>
+          <w:b/>
+          <w:bCs/>
+        </w:rPr>
+        <w:t xml:space="preserve">§3-4</w:t>
+      </w:r>
+      <w:r>
+        <w:t xml:space="preserve">,</w:t>
+      </w:r>
+      <w:r>
+        <w:t xml:space="preserve"> </w:t>
+      </w:r>
+      <w:r>
+        <w:t xml:space="preserve">“Consequentialist Accounts”</w:t>
+      </w:r>
+      <w:r>
+        <w:t xml:space="preserve"> </w:t>
+      </w:r>
+      <w:r>
+        <w:t xml:space="preserve">and</w:t>
+      </w:r>
+      <w:r>
+        <w:t xml:space="preserve"> </w:t>
+      </w:r>
+      <w:r>
+        <w:t xml:space="preserve">“Retributivist Accounts”</w:t>
+      </w:r>
+      <w:r>
+        <w:t xml:space="preserve">.</w:t>
+      </w:r>
+    </w:p>
+    <w:bookmarkEnd w:id="111"/>
+    <w:bookmarkStart w:id="114" w:name="X9a2df436863387c404aa2d0a9ac8b7fb026d883"/>
+    <w:p>
+      <w:pPr>
+        <w:pStyle w:val="Heading3"/>
+      </w:pPr>
+      <w:r>
+        <w:t xml:space="preserve">Thursday, December 03 (Lecture 26) — Free speech and the marketplace of ideas</w:t>
+      </w:r>
+    </w:p>
+    <w:p>
+      <w:pPr>
+        <w:pStyle w:val="FirstParagraph"/>
+      </w:pPr>
+      <w:r>
+        <w:rPr>
+          <w:b/>
+          <w:bCs/>
+        </w:rPr>
+        <w:t xml:space="preserve">Required</w:t>
+      </w:r>
+      <w:r>
+        <w:t xml:space="preserve">: Mark Satta,</w:t>
+      </w:r>
+      <w:r>
+        <w:t xml:space="preserve"> </w:t>
+      </w:r>
+      <w:hyperlink r:id="rId112">
+        <w:r>
+          <w:rPr>
+            <w:rStyle w:val="Hyperlink"/>
+          </w:rPr>
+          <w:t xml:space="preserve">“Free Speech”</w:t>
+        </w:r>
+      </w:hyperlink>
+      <w:r>
+        <w:t xml:space="preserve"> </w:t>
+      </w:r>
+      <w:r>
+        <w:t xml:space="preserve">(1000-Word Philosophy)</w:t>
+      </w:r>
+      <w:r>
+        <w:br/>
+      </w:r>
+      <w:r>
+        <w:rPr>
+          <w:b/>
+          <w:bCs/>
+        </w:rPr>
+        <w:t xml:space="preserve">Required</w:t>
+      </w:r>
+      <w:r>
+        <w:t xml:space="preserve">: J. S. Mill and H. T. Mill,</w:t>
+      </w:r>
+      <w:r>
+        <w:t xml:space="preserve"> </w:t>
+      </w:r>
+      <w:hyperlink r:id="rId113">
+        <w:r>
+          <w:rPr>
+            <w:rStyle w:val="Hyperlink"/>
+            <w:i/>
+            <w:iCs/>
+          </w:rPr>
+          <w:t xml:space="preserve">On Liberty</w:t>
+        </w:r>
+      </w:hyperlink>
+      <w:r>
+        <w:t xml:space="preserve">, extract from Chapter 2 on Canvas.</w:t>
+      </w:r>
+    </w:p>
+    <w:bookmarkEnd w:id="114"/>
+    <w:bookmarkEnd w:id="115"/>
+    <w:bookmarkStart w:id="119" w:name="week-15-ending"/>
+    <w:p>
+      <w:pPr>
+        <w:pStyle w:val="Heading2"/>
+      </w:pPr>
+      <w:r>
+        <w:t xml:space="preserve">Week 15: Ending</w:t>
+      </w:r>
+    </w:p>
+    <w:bookmarkStart w:id="117" w:name="X743a790e5d5be054d57feee6607a1932d6cb600"/>
+    <w:p>
+      <w:pPr>
+        <w:pStyle w:val="Heading3"/>
+      </w:pPr>
+      <w:r>
+        <w:t xml:space="preserve">Tuesday, December 08 (Lecture 27) — Does the marketplace track truth?</w:t>
+      </w:r>
+    </w:p>
+    <w:p>
+      <w:pPr>
+        <w:pStyle w:val="FirstParagraph"/>
+      </w:pPr>
+      <w:r>
+        <w:rPr>
+          <w:b/>
+          <w:bCs/>
+        </w:rPr>
+        <w:t xml:space="preserve">Required</w:t>
+      </w:r>
+      <w:r>
+        <w:t xml:space="preserve">: David V. Johnson,</w:t>
+      </w:r>
+      <w:r>
+        <w:t xml:space="preserve"> </w:t>
+      </w:r>
+      <w:hyperlink r:id="rId116">
+        <w:r>
+          <w:rPr>
+            <w:rStyle w:val="Hyperlink"/>
+          </w:rPr>
+          <w:t xml:space="preserve">“How do we pry apart the true and compelling from the false and toxic?”</w:t>
+        </w:r>
+        <w:r>
+          <w:rPr>
+            <w:rStyle w:val="Hyperlink"/>
+          </w:rPr>
+          <w:t xml:space="preserve"> </w:t>
+        </w:r>
+        <w:r>
+          <w:rPr>
+            <w:rStyle w:val="Hyperlink"/>
+          </w:rPr>
+          <w:t xml:space="preserve">(</w:t>
+        </w:r>
+        <w:r>
+          <w:rPr>
+            <w:rStyle w:val="Hyperlink"/>
+            <w:i/>
+            <w:iCs/>
+          </w:rPr>
+          <w:t xml:space="preserve">Aeon Ideas</w:t>
+        </w:r>
+        <w:r>
+          <w:rPr>
+            <w:rStyle w:val="Hyperlink"/>
+          </w:rPr>
+          <w:t xml:space="preserve">)</w:t>
+        </w:r>
+      </w:hyperlink>
+      <w:r>
+        <w:t xml:space="preserve">.</w:t>
       </w:r>
     </w:p>
     <w:p>
       <w:pPr>
         <w:pStyle w:val="BodyText"/>
-      </w:pPr>
-      <w:r>
-        <w:rPr>
-          <w:b/>
-          <w:bCs/>
-        </w:rPr>
-        <w:t xml:space="preserve">Recommended</w:t>
-      </w:r>
-      <w:r>
-        <w:t xml:space="preserve">:</w:t>
-      </w:r>
-      <w:r>
-        <w:t xml:space="preserve"> </w:t>
-      </w:r>
-      <w:hyperlink r:id="rId98">
-        <w:r>
-          <w:rPr>
-            <w:rStyle w:val="Hyperlink"/>
-          </w:rPr>
-          <w:t xml:space="preserve">Locke, II.xxvii, §§9–26 entire</w:t>
-        </w:r>
-      </w:hyperlink>
-      <w:r>
-        <w:t xml:space="preserve">, for anyone who wants to see the details of Locke’s view in a more original form.</w:t>
-      </w:r>
-    </w:p>
-    <w:bookmarkEnd w:id="101"/>
-    <w:bookmarkEnd w:id="102"/>
-    <w:bookmarkStart w:id="107" w:name="week-13-law"/>
-    <w:p>
-      <w:pPr>
-        <w:pStyle w:val="Heading2"/>
-      </w:pPr>
-      <w:r>
-        <w:t xml:space="preserve">Week 13: Law</w:t>
-      </w:r>
-    </w:p>
-    <w:p>
-      <w:pPr>
-        <w:pStyle w:val="FirstParagraph"/>
       </w:pPr>
       <w:r>
         <w:rPr>
           <w:i/>
           <w:iCs/>
         </w:rPr>
-        <w:t xml:space="preserve">Essay due Monday, November 23.</w:t>
-      </w:r>
-    </w:p>
-    <w:bookmarkStart w:id="105" w:name="Xa4bb28432e14a88f4742351691505a49b1698c4"/>
+        <w:t xml:space="preserve">Module Quiz 4 (Lectures 22–27) opens after class, due Friday.</w:t>
+      </w:r>
+    </w:p>
+    <w:bookmarkEnd w:id="117"/>
+    <w:bookmarkStart w:id="118" w:name="thursday-december-10-lecture-28-review"/>
     <w:p>
       <w:pPr>
         <w:pStyle w:val="Heading3"/>
       </w:pPr>
       <w:r>
-        <w:t xml:space="preserve">Tuesday, November 24 (Lecture 24) — Why obey the law?</w:t>
+        <w:t xml:space="preserve">Thursday, December 10 (Lecture 28) — Review</w:t>
       </w:r>
     </w:p>
     <w:p>
@@ -3711,48 +4117,7 @@
         <w:pStyle w:val="FirstParagraph"/>
       </w:pPr>
       <w:r>
-        <w:rPr>
-          <w:b/>
-          <w:bCs/>
-        </w:rPr>
-        <w:t xml:space="preserve">Required</w:t>
-      </w:r>
-      <w:r>
-        <w:t xml:space="preserve">: John Protavi,</w:t>
-      </w:r>
-      <w:r>
-        <w:t xml:space="preserve"> </w:t>
-      </w:r>
-      <w:hyperlink r:id="rId103">
-        <w:r>
-          <w:rPr>
-            <w:rStyle w:val="Hyperlink"/>
-          </w:rPr>
-          <w:t xml:space="preserve">“Plato’s</w:t>
-        </w:r>
-        <w:r>
-          <w:rPr>
-            <w:rStyle w:val="Hyperlink"/>
-          </w:rPr>
-          <w:t xml:space="preserve"> </w:t>
-        </w:r>
-        <w:r>
-          <w:rPr>
-            <w:rStyle w:val="Hyperlink"/>
-            <w:i/>
-            <w:iCs/>
-          </w:rPr>
-          <w:t xml:space="preserve">Crito</w:t>
-        </w:r>
-        <w:r>
-          <w:rPr>
-            <w:rStyle w:val="Hyperlink"/>
-          </w:rPr>
-          <w:t xml:space="preserve">”</w:t>
-        </w:r>
-      </w:hyperlink>
-      <w:r>
-        <w:t xml:space="preserve">. Read this first.</w:t>
+        <w:t xml:space="preserve">No reading. Bring questions.</w:t>
       </w:r>
     </w:p>
     <w:p>
@@ -3760,339 +4125,39 @@
         <w:pStyle w:val="BodyText"/>
       </w:pPr>
       <w:r>
-        <w:rPr>
-          <w:b/>
-          <w:bCs/>
-        </w:rPr>
-        <w:t xml:space="preserve">Required</w:t>
-      </w:r>
-      <w:r>
-        <w:t xml:space="preserve">: Plato,</w:t>
-      </w:r>
-      <w:r>
-        <w:t xml:space="preserve"> </w:t>
-      </w:r>
-      <w:hyperlink r:id="rId104">
-        <w:r>
-          <w:rPr>
-            <w:rStyle w:val="Hyperlink"/>
-            <w:i/>
-            <w:iCs/>
-          </w:rPr>
-          <w:t xml:space="preserve">Crito</w:t>
-        </w:r>
-      </w:hyperlink>
-      <w:r>
-        <w:t xml:space="preserve">. (Jowett translation, Project Gutenberg)</w:t>
-      </w:r>
-    </w:p>
-    <w:bookmarkEnd w:id="105"/>
-    <w:bookmarkStart w:id="106" w:name="X1409287e655faaa706d560809809ecb7d412b48"/>
-    <w:p>
-      <w:pPr>
-        <w:pStyle w:val="Heading3"/>
-      </w:pPr>
-      <w:r>
-        <w:t xml:space="preserve">Thursday, November 26 — Thanksgiving recess, no class</w:t>
-      </w:r>
-    </w:p>
-    <w:bookmarkEnd w:id="106"/>
-    <w:bookmarkEnd w:id="107"/>
-    <w:bookmarkStart w:id="114" w:name="week-14-punishment-and-speech"/>
-    <w:p>
-      <w:pPr>
-        <w:pStyle w:val="Heading2"/>
-      </w:pPr>
-      <w:r>
-        <w:t xml:space="preserve">Week 14: Punishment and Speech</w:t>
-      </w:r>
-    </w:p>
-    <w:bookmarkStart w:id="110" w:name="X79a81136425caf0487efa9b62b3f24f30bbda61"/>
-    <w:p>
-      <w:pPr>
-        <w:pStyle w:val="Heading3"/>
-      </w:pPr>
-      <w:r>
-        <w:t xml:space="preserve">Tuesday, December 01 (Lecture 25) — Theories of punishment</w:t>
+        <w:t xml:space="preserve">The final examination is in the University examination period, 14–21 December. The date and room will be posted once the University publishes the schedule.</w:t>
+      </w:r>
+    </w:p>
+    <w:p>
+      <w:r>
+        <w:br w:type="page"/>
+      </w:r>
+    </w:p>
+    <w:bookmarkEnd w:id="118"/>
+    <w:bookmarkEnd w:id="119"/>
+    <w:bookmarkEnd w:id="120"/>
+    <w:bookmarkStart w:id="123" w:name="open-for-the-gsi-meeting"/>
+    <w:p>
+      <w:pPr>
+        <w:pStyle w:val="Heading1"/>
+      </w:pPr>
+      <w:r>
+        <w:t xml:space="preserve">Open for the GSI meeting</w:t>
       </w:r>
     </w:p>
     <w:p>
       <w:pPr>
         <w:pStyle w:val="FirstParagraph"/>
-      </w:pPr>
-      <w:r>
-        <w:rPr>
-          <w:b/>
-          <w:bCs/>
-        </w:rPr>
-        <w:t xml:space="preserve">Required</w:t>
-      </w:r>
-      <w:r>
-        <w:t xml:space="preserve">: Travis Joseph Rodgers,</w:t>
-      </w:r>
-      <w:r>
-        <w:t xml:space="preserve"> </w:t>
-      </w:r>
-      <w:hyperlink r:id="rId108">
-        <w:r>
-          <w:rPr>
-            <w:rStyle w:val="Hyperlink"/>
-          </w:rPr>
-          <w:t xml:space="preserve">“Theories of Punishment”</w:t>
-        </w:r>
-      </w:hyperlink>
-      <w:r>
-        <w:t xml:space="preserve"> </w:t>
-      </w:r>
-      <w:r>
-        <w:t xml:space="preserve">(1000-Word Philosophy).</w:t>
-      </w:r>
-    </w:p>
-    <w:p>
-      <w:pPr>
-        <w:pStyle w:val="BodyText"/>
-      </w:pPr>
-      <w:r>
-        <w:rPr>
-          <w:b/>
-          <w:bCs/>
-        </w:rPr>
-        <w:t xml:space="preserve">Recommended</w:t>
-      </w:r>
-      <w:r>
-        <w:t xml:space="preserve">: SEP,</w:t>
-      </w:r>
-      <w:r>
-        <w:t xml:space="preserve"> </w:t>
-      </w:r>
-      <w:hyperlink r:id="rId109">
-        <w:r>
-          <w:rPr>
-            <w:rStyle w:val="Hyperlink"/>
-          </w:rPr>
-          <w:t xml:space="preserve">“Legal Punishment”</w:t>
-        </w:r>
-      </w:hyperlink>
-      <w:r>
-        <w:t xml:space="preserve">, the consequentialist and retributivist sections.</w:t>
-      </w:r>
-    </w:p>
-    <w:bookmarkEnd w:id="110"/>
-    <w:bookmarkStart w:id="113" w:name="X9a2df436863387c404aa2d0a9ac8b7fb026d883"/>
-    <w:p>
-      <w:pPr>
-        <w:pStyle w:val="Heading3"/>
-      </w:pPr>
-      <w:r>
-        <w:t xml:space="preserve">Thursday, December 03 (Lecture 26) — Free speech and the marketplace of ideas</w:t>
-      </w:r>
-    </w:p>
-    <w:p>
-      <w:pPr>
-        <w:pStyle w:val="FirstParagraph"/>
-      </w:pPr>
-      <w:r>
-        <w:rPr>
-          <w:b/>
-          <w:bCs/>
-        </w:rPr>
-        <w:t xml:space="preserve">Required</w:t>
-      </w:r>
-      <w:r>
-        <w:t xml:space="preserve">: Mark Satta,</w:t>
-      </w:r>
-      <w:r>
-        <w:t xml:space="preserve"> </w:t>
-      </w:r>
-      <w:hyperlink r:id="rId111">
-        <w:r>
-          <w:rPr>
-            <w:rStyle w:val="Hyperlink"/>
-          </w:rPr>
-          <w:t xml:space="preserve">“Free Speech”</w:t>
-        </w:r>
-      </w:hyperlink>
-      <w:r>
-        <w:t xml:space="preserve"> </w:t>
-      </w:r>
-      <w:r>
-        <w:t xml:space="preserve">(1000-Word Philosophy)</w:t>
-      </w:r>
-    </w:p>
-    <w:p>
-      <w:pPr>
-        <w:pStyle w:val="BodyText"/>
-      </w:pPr>
-      <w:r>
-        <w:rPr>
-          <w:b/>
-          <w:bCs/>
-        </w:rPr>
-        <w:t xml:space="preserve">Required</w:t>
-      </w:r>
-      <w:r>
-        <w:t xml:space="preserve">: J. S. Mill and H. T. Mill,</w:t>
-      </w:r>
-      <w:r>
-        <w:t xml:space="preserve"> </w:t>
-      </w:r>
-      <w:hyperlink r:id="rId112">
-        <w:r>
-          <w:rPr>
-            <w:rStyle w:val="Hyperlink"/>
-            <w:i/>
-            <w:iCs/>
-          </w:rPr>
-          <w:t xml:space="preserve">On Liberty</w:t>
-        </w:r>
-      </w:hyperlink>
-      <w:r>
-        <w:t xml:space="preserve">, extract on Canvas.</w:t>
-      </w:r>
-    </w:p>
-    <w:bookmarkEnd w:id="113"/>
-    <w:bookmarkEnd w:id="114"/>
-    <w:bookmarkStart w:id="118" w:name="week-15-ending"/>
-    <w:p>
-      <w:pPr>
-        <w:pStyle w:val="Heading2"/>
-      </w:pPr>
-      <w:r>
-        <w:t xml:space="preserve">Week 15: Ending</w:t>
-      </w:r>
-    </w:p>
-    <w:bookmarkStart w:id="116" w:name="X743a790e5d5be054d57feee6607a1932d6cb600"/>
-    <w:p>
-      <w:pPr>
-        <w:pStyle w:val="Heading3"/>
-      </w:pPr>
-      <w:r>
-        <w:t xml:space="preserve">Tuesday, December 08 (Lecture 27) — Does the marketplace track truth?</w:t>
-      </w:r>
-    </w:p>
-    <w:p>
-      <w:pPr>
-        <w:pStyle w:val="FirstParagraph"/>
-      </w:pPr>
-      <w:r>
-        <w:rPr>
-          <w:b/>
-          <w:bCs/>
-        </w:rPr>
-        <w:t xml:space="preserve">Required</w:t>
-      </w:r>
-      <w:r>
-        <w:t xml:space="preserve">: David V. Johnson,</w:t>
-      </w:r>
-      <w:r>
-        <w:t xml:space="preserve"> </w:t>
-      </w:r>
-      <w:hyperlink r:id="rId115">
-        <w:r>
-          <w:rPr>
-            <w:rStyle w:val="Hyperlink"/>
-          </w:rPr>
-          <w:t xml:space="preserve">“How do we pry apart the true and compelling from the false and toxic?”</w:t>
-        </w:r>
-        <w:r>
-          <w:rPr>
-            <w:rStyle w:val="Hyperlink"/>
-          </w:rPr>
-          <w:t xml:space="preserve"> </w:t>
-        </w:r>
-        <w:r>
-          <w:rPr>
-            <w:rStyle w:val="Hyperlink"/>
-          </w:rPr>
-          <w:t xml:space="preserve">(</w:t>
-        </w:r>
-        <w:r>
-          <w:rPr>
-            <w:rStyle w:val="Hyperlink"/>
-            <w:i/>
-            <w:iCs/>
-          </w:rPr>
-          <w:t xml:space="preserve">Aeon Ideas</w:t>
-        </w:r>
-        <w:r>
-          <w:rPr>
-            <w:rStyle w:val="Hyperlink"/>
-          </w:rPr>
-          <w:t xml:space="preserve">)</w:t>
-        </w:r>
-      </w:hyperlink>
-      <w:r>
-        <w:t xml:space="preserve">.</w:t>
-      </w:r>
-    </w:p>
-    <w:p>
-      <w:pPr>
-        <w:pStyle w:val="BodyText"/>
       </w:pPr>
       <w:r>
         <w:rPr>
           <w:i/>
           <w:iCs/>
         </w:rPr>
-        <w:t xml:space="preserve">Module Quiz 4 (Lectures 22–27) opens after class, due Friday.</w:t>
-      </w:r>
-    </w:p>
-    <w:bookmarkEnd w:id="116"/>
-    <w:bookmarkStart w:id="117" w:name="thursday-december-10-lecture-28-review"/>
-    <w:p>
-      <w:pPr>
-        <w:pStyle w:val="Heading3"/>
-      </w:pPr>
-      <w:r>
-        <w:t xml:space="preserve">Thursday, December 10 (Lecture 28) — Review</w:t>
-      </w:r>
-    </w:p>
-    <w:p>
-      <w:pPr>
-        <w:pStyle w:val="FirstParagraph"/>
-      </w:pPr>
-      <w:r>
-        <w:t xml:space="preserve">No reading. Bring questions.</w:t>
-      </w:r>
-    </w:p>
-    <w:p>
-      <w:pPr>
-        <w:pStyle w:val="BodyText"/>
-      </w:pPr>
-      <w:r>
-        <w:t xml:space="preserve">The final examination is in the University examination period, 14–21 December. The date and room will be posted once the University publishes the schedule.</w:t>
-      </w:r>
-    </w:p>
-    <w:p>
-      <w:r>
-        <w:br w:type="page"/>
-      </w:r>
-    </w:p>
-    <w:bookmarkEnd w:id="117"/>
-    <w:bookmarkEnd w:id="118"/>
-    <w:bookmarkEnd w:id="119"/>
-    <w:bookmarkStart w:id="122" w:name="open-for-the-gsi-meeting"/>
-    <w:p>
-      <w:pPr>
-        <w:pStyle w:val="Heading1"/>
-      </w:pPr>
-      <w:r>
-        <w:t xml:space="preserve">Open for the GSI meeting</w:t>
-      </w:r>
-    </w:p>
-    <w:p>
-      <w:pPr>
-        <w:pStyle w:val="FirstParagraph"/>
-      </w:pPr>
-      <w:r>
-        <w:rPr>
-          <w:i/>
-          <w:iCs/>
-        </w:rPr>
         <w:t xml:space="preserve">This section is not for students. Delete it before the syllabus goes out.</w:t>
       </w:r>
     </w:p>
-    <w:bookmarkStart w:id="120" w:name="the-section-component"/>
+    <w:bookmarkStart w:id="121" w:name="the-section-component"/>
     <w:p>
       <w:pPr>
         <w:pStyle w:val="Heading2"/>
@@ -4169,8 +4234,8 @@
         <w:t xml:space="preserve">be best to be uniform across the sections, but I’m willing to be talked out of it.</w:t>
       </w:r>
     </w:p>
-    <w:bookmarkEnd w:id="120"/>
-    <w:bookmarkStart w:id="121" w:name="Xf660aefd2a59bc7f4248464b5e42510079fc03f"/>
+    <w:bookmarkEnd w:id="121"/>
+    <w:bookmarkStart w:id="122" w:name="Xf660aefd2a59bc7f4248464b5e42510079fc03f"/>
     <w:p>
       <w:pPr>
         <w:pStyle w:val="Heading2"/>
@@ -4235,8 +4300,8 @@
         <w:t xml:space="preserve">Short Answer 1 is meant to be in class, and this could cause accommodations complications. We should flag this early, and get on top of any issues. The same goes for any other in class writing assignments you want to do. Also, you might want to schedule a makeup slot - preferably one slot across all six sections, because out of 150 we will always have some crises.</w:t>
       </w:r>
     </w:p>
-    <w:bookmarkEnd w:id="121"/>
     <w:bookmarkEnd w:id="122"/>
+    <w:bookmarkEnd w:id="123"/>
     <w:sectPr>
       <w:footnotePr>
         <w:numRestart w:val="eachSect"/>

--- a/F26-Phil101-site/syllabus-F26-101.docx
+++ b/F26-Phil101-site/syllabus-F26-101.docx
@@ -180,7 +180,7 @@
         <w:t xml:space="preserve">Office Hours</w:t>
       </w:r>
       <w:r>
-        <w:t xml:space="preserve">: TBD</w:t>
+        <w:t xml:space="preserve">: Tuesday, 1.45-3.45pm, 2207 Angell Hall</w:t>
       </w:r>
       <w:r>
         <w:br/>
@@ -193,7 +193,7 @@
         <w:t xml:space="preserve">Lectures</w:t>
       </w:r>
       <w:r>
-        <w:t xml:space="preserve">: Tuesday and Thursday, 9:00–9:50, room TBD</w:t>
+        <w:t xml:space="preserve">: Tuesday and Thursday, 9:00–9:50, Angell Hall, Auditorium C</w:t>
       </w:r>
       <w:r>
         <w:br/>
@@ -206,7 +206,7 @@
         <w:t xml:space="preserve">Discussion sections</w:t>
       </w:r>
       <w:r>
-        <w:t xml:space="preserve">: Twice weekly, 50 minutes, times and rooms TBD</w:t>
+        <w:t xml:space="preserve">: Twice weekly, 50 minutes, times and rooms vary</w:t>
       </w:r>
       <w:r>
         <w:br/>
@@ -295,7 +295,7 @@
         </w:numPr>
       </w:pPr>
       <w:r>
-        <w:t xml:space="preserve">Assessment is spread across many small pieces rather than concentrated in a few large ones. Nothing worth more than 3% falls due before the sixth week.</w:t>
+        <w:t xml:space="preserve">Assessment is spread across many small pieces rather than concentrated in a few large ones. Nothing worth more than 3% is due before the sixth week.</w:t>
       </w:r>
     </w:p>
     <w:p>
@@ -333,7 +333,7 @@
         <w:pStyle w:val="BodyText"/>
       </w:pPr>
       <w:r>
-        <w:t xml:space="preserve">We begin with reasoning. What makes an argument a good one, what separates the inferences that are safe from the ones that pay, and why does a run of evidence never quite settle what comes next?</w:t>
+        <w:t xml:space="preserve">We begin with reasoning. What makes an argument a good one, what separates the inferences that are safe from the ones that should not be made, and why does a run of evidence never quite settle what comes next?</w:t>
       </w:r>
     </w:p>
     <w:p>

--- a/F26-Phil101-site/syllabus-F26-101.docx
+++ b/F26-Phil101-site/syllabus-F26-101.docx
@@ -12,6 +12,14 @@
     </w:p>
     <w:p>
       <w:pPr>
+        <w:pStyle w:val="Subtitle"/>
+      </w:pPr>
+      <w:r>
+        <w:t xml:space="preserve">Fall 2026</w:t>
+      </w:r>
+    </w:p>
+    <w:p>
+      <w:pPr>
         <w:pStyle w:val="Author"/>
       </w:pPr>
       <w:r>
@@ -20,228 +28,121 @@
     </w:p>
     <w:p>
       <w:pPr>
-        <w:pStyle w:val="Date"/>
-      </w:pPr>
-      <w:r>
-        <w:t xml:space="preserve">2026-01-01</w:t>
-      </w:r>
-    </w:p>
-    <w:tbl>
-      <w:tblPr>
-        <w:tblStyle w:val="Table"/>
-        <w:tblLook w:firstRow="0" w:lastRow="0" w:firstColumn="0" w:lastColumn="0" w:noHBand="0" w:noVBand="0" w:val="0000"/>
-        <w:tblBorders>
-          <w:top w:val="single" w:sz="4" w:space="0" w:color="CC1914"/>
-          <w:left w:val="single" w:sz="24" w:space="0" w:color="CC1914"/>
-          <w:bottom w:val="single" w:sz="4" w:space="0" w:color="CC1914"/>
-          <w:right w:val="single" w:sz="4" w:space="0" w:color="CC1914"/>
-        </w:tblBorders>
-        <w:tblCellMar>
-          <w:left w:w="144" w:type="dxa"/>
-          <w:right w:w="144" w:type="dxa"/>
-        </w:tblCellMar>
-        <w:tblLook w:firstRow="0" w:lastRow="0" w:firstColumn="0" w:lastColumn="0" w:noHBand="0" w:noVBand="0" w:val="0000"/>
-      </w:tblPr>
-      <w:tr>
-        <w:trPr>
-          <w:cantSplit/>
-        </w:trPr>
-        <w:tc>
-          <w:tcPr>
-            <w:shd w:color="auto" w:fill="f7dddc" w:val="clear"/>
-            <w:tcMar>
-              <w:top w:w="92" w:type="dxa"/>
-              <w:bottom w:w="92" w:type="dxa"/>
-            </w:tcMar>
-          </w:tcPr>
-          <w:p>
-            <w:pPr>
-              <w:pStyle w:val="FirstParagraph"/>
-            </w:pPr>
-            <w:pPr>
-              <w:spacing w:before="0" w:after="0"/>
-              <w:textAlignment w:val="center"/>
-            </w:pPr>
-            <w:r>
-              <w:drawing>
-                <wp:inline>
-                  <wp:extent cx="152400" cy="152400"/>
-                  <wp:effectExtent b="0" l="0" r="0" t="0"/>
-                  <wp:docPr descr="" title="" id="10" name="Picture"/>
-                  <a:graphic>
-                    <a:graphicData uri="http://schemas.openxmlformats.org/drawingml/2006/picture">
-                      <pic:pic>
-                        <pic:nvPicPr>
-                          <pic:cNvPr descr="/Applications/quarto/share/formats/docx/important.png" id="11" name="Picture"/>
-                          <pic:cNvPicPr>
-                            <a:picLocks noChangeArrowheads="1" noChangeAspect="1"/>
-                          </pic:cNvPicPr>
-                        </pic:nvPicPr>
-                        <pic:blipFill>
-                          <a:blip r:embed="rId9"/>
-                          <a:stretch>
-                            <a:fillRect/>
-                          </a:stretch>
-                        </pic:blipFill>
-                        <pic:spPr bwMode="auto">
-                          <a:xfrm>
-                            <a:off x="0" y="0"/>
-                            <a:ext cx="152400" cy="152400"/>
-                          </a:xfrm>
-                          <a:prstGeom prst="rect">
-                            <a:avLst/>
-                          </a:prstGeom>
-                          <a:noFill/>
-                          <a:ln w="9525">
-                            <a:noFill/>
-                            <a:headEnd/>
-                            <a:tailEnd/>
-                          </a:ln>
-                        </pic:spPr>
-                      </pic:pic>
-                    </a:graphicData>
-                  </a:graphic>
-                </wp:inline>
-              </w:drawing>
-            </w:r>
-            <w:r>
-              <w:t xml:space="preserve"> </w:t>
-            </w:r>
-            <w:r>
-              <w:t xml:space="preserve"> </w:t>
-            </w:r>
-            <w:r>
-              <w:t xml:space="preserve">Draft for discussion with GSIs</w:t>
-            </w:r>
-          </w:p>
-        </w:tc>
-      </w:tr>
-      <w:tr>
-        <w:trPr>
-          <w:cantSplit/>
-        </w:trPr>
-        <w:tc>
-          <w:tcPr>
-            <w:tcMar>
-              <w:top w:w="108" w:type="dxa"/>
-              <w:bottom w:w="108" w:type="dxa"/>
-            </w:tcMar>
-          </w:tcPr>
-          <w:p>
-            <w:pPr>
-              <w:pStyle w:val="BodyText"/>
-            </w:pPr>
-            <w:pPr>
-              <w:spacing w:before="16" w:after="16"/>
-            </w:pPr>
-            <w:r>
-              <w:t xml:space="preserve">This version is for the pre-term meeting, not for students. The last section records what is still open. Delete that section, and this box, before the student version goes out.</w:t>
-            </w:r>
-          </w:p>
-          <w:p/>
-        </w:tc>
-      </w:tr>
-    </w:tbl>
+        <w:pStyle w:val="FirstParagraph"/>
+      </w:pPr>
+      <w:r>
+        <w:rPr>
+          <w:b/>
+          <w:bCs/>
+        </w:rPr>
+        <w:t xml:space="preserve">Instructor</w:t>
+      </w:r>
+      <w:r>
+        <w:t xml:space="preserve">: Brian Weatherson</w:t>
+      </w:r>
+      <w:r>
+        <w:br/>
+      </w:r>
+      <w:r>
+        <w:rPr>
+          <w:b/>
+          <w:bCs/>
+        </w:rPr>
+        <w:t xml:space="preserve">Email</w:t>
+      </w:r>
+      <w:r>
+        <w:t xml:space="preserve">: weath@umich.edu</w:t>
+      </w:r>
+      <w:r>
+        <w:br/>
+      </w:r>
+      <w:r>
+        <w:rPr>
+          <w:b/>
+          <w:bCs/>
+        </w:rPr>
+        <w:t xml:space="preserve">Office Hours</w:t>
+      </w:r>
+      <w:r>
+        <w:t xml:space="preserve">: Tuesday, 1.45-3.45pm, 2207 Angell Hall</w:t>
+      </w:r>
+      <w:r>
+        <w:br/>
+      </w:r>
+      <w:r>
+        <w:rPr>
+          <w:b/>
+          <w:bCs/>
+        </w:rPr>
+        <w:t xml:space="preserve">Lectures</w:t>
+      </w:r>
+      <w:r>
+        <w:t xml:space="preserve">: Tuesday and Thursday, 9:00–9:50, Angell Hall, Auditorium C</w:t>
+      </w:r>
+      <w:r>
+        <w:br/>
+      </w:r>
+      <w:r>
+        <w:rPr>
+          <w:b/>
+          <w:bCs/>
+        </w:rPr>
+        <w:t xml:space="preserve">Discussion sections</w:t>
+      </w:r>
+      <w:r>
+        <w:t xml:space="preserve">: Twice weekly, 50 minutes, times and rooms vary</w:t>
+      </w:r>
+      <w:r>
+        <w:br/>
+      </w:r>
+      <w:r>
+        <w:rPr>
+          <w:b/>
+          <w:bCs/>
+        </w:rPr>
+        <w:t xml:space="preserve">Web</w:t>
+      </w:r>
+      <w:r>
+        <w:t xml:space="preserve">:</w:t>
+      </w:r>
+      <w:r>
+        <w:t xml:space="preserve"> </w:t>
+      </w:r>
+      <w:hyperlink r:id="rId9">
+        <w:r>
+          <w:rPr>
+            <w:rStyle w:val="Hyperlink"/>
+          </w:rPr>
+          <w:t xml:space="preserve">https://canvas.umich.edu</w:t>
+        </w:r>
+      </w:hyperlink>
+      <w:r>
+        <w:t xml:space="preserve"> </w:t>
+      </w:r>
+      <w:r>
+        <w:t xml:space="preserve">and</w:t>
+      </w:r>
+      <w:r>
+        <w:t xml:space="preserve"> </w:t>
+      </w:r>
+      <w:hyperlink r:id="rId10">
+        <w:r>
+          <w:rPr>
+            <w:rStyle w:val="Hyperlink"/>
+          </w:rPr>
+          <w:t xml:space="preserve">https://bweatherson.github.io/F26-Phil101-site/</w:t>
+        </w:r>
+      </w:hyperlink>
+    </w:p>
     <w:p>
       <w:pPr>
         <w:pStyle w:val="BodyText"/>
       </w:pPr>
       <w:r>
-        <w:rPr>
-          <w:b/>
-          <w:bCs/>
-        </w:rPr>
-        <w:t xml:space="preserve">Instructor</w:t>
-      </w:r>
-      <w:r>
-        <w:t xml:space="preserve">: Brian Weatherson</w:t>
-      </w:r>
-      <w:r>
-        <w:br/>
-      </w:r>
-      <w:r>
-        <w:rPr>
-          <w:b/>
-          <w:bCs/>
-        </w:rPr>
-        <w:t xml:space="preserve">Email</w:t>
-      </w:r>
-      <w:r>
-        <w:t xml:space="preserve">: weath@umich.edu</w:t>
-      </w:r>
-      <w:r>
-        <w:br/>
-      </w:r>
-      <w:r>
-        <w:rPr>
-          <w:b/>
-          <w:bCs/>
-        </w:rPr>
-        <w:t xml:space="preserve">Office Hours</w:t>
-      </w:r>
-      <w:r>
-        <w:t xml:space="preserve">: Tuesday, 1.45-3.45pm, 2207 Angell Hall</w:t>
-      </w:r>
-      <w:r>
-        <w:br/>
-      </w:r>
-      <w:r>
-        <w:rPr>
-          <w:b/>
-          <w:bCs/>
-        </w:rPr>
-        <w:t xml:space="preserve">Lectures</w:t>
-      </w:r>
-      <w:r>
-        <w:t xml:space="preserve">: Tuesday and Thursday, 9:00–9:50, Angell Hall, Auditorium C</w:t>
-      </w:r>
-      <w:r>
-        <w:br/>
-      </w:r>
-      <w:r>
-        <w:rPr>
-          <w:b/>
-          <w:bCs/>
-        </w:rPr>
-        <w:t xml:space="preserve">Discussion sections</w:t>
-      </w:r>
-      <w:r>
-        <w:t xml:space="preserve">: Twice weekly, 50 minutes, times and rooms vary</w:t>
-      </w:r>
-      <w:r>
-        <w:br/>
-      </w:r>
-      <w:r>
-        <w:rPr>
-          <w:b/>
-          <w:bCs/>
-        </w:rPr>
-        <w:t xml:space="preserve">Web</w:t>
-      </w:r>
-      <w:r>
-        <w:t xml:space="preserve">: canvas.umich.edu and</w:t>
-      </w:r>
-      <w:r>
-        <w:t xml:space="preserve"> </w:t>
-      </w:r>
-      <w:hyperlink r:id="rId12">
-        <w:r>
-          <w:rPr>
-            <w:rStyle w:val="Hyperlink"/>
-          </w:rPr>
-          <w:t xml:space="preserve">https://bweatherson.github.io/F26-Phil101-site/</w:t>
-        </w:r>
-      </w:hyperlink>
-    </w:p>
-    <w:p>
-      <w:pPr>
-        <w:pStyle w:val="BodyText"/>
-      </w:pPr>
-      <w:r>
         <w:t xml:space="preserve"> </w:t>
       </w:r>
     </w:p>
-    <w:bookmarkStart w:id="13" w:name="key-points"/>
+    <w:bookmarkStart w:id="11" w:name="key-points"/>
     <w:p>
       <w:pPr>
         <w:pStyle w:val="Heading1"/>
@@ -310,8 +211,8 @@
         <w:t xml:space="preserve">There is one essay, worth 25%, and it comes at the end of a sequence designed to teach you how to write it.</w:t>
       </w:r>
     </w:p>
-    <w:bookmarkEnd w:id="13"/>
-    <w:bookmarkStart w:id="14" w:name="course-description"/>
+    <w:bookmarkEnd w:id="11"/>
+    <w:bookmarkStart w:id="12" w:name="course-description"/>
     <w:p>
       <w:pPr>
         <w:pStyle w:val="Heading1"/>
@@ -349,7 +250,7 @@
         <w:pStyle w:val="BodyText"/>
       </w:pPr>
       <w:r>
-        <w:t xml:space="preserve">The middle of the course is about minds. The big question here is one of the oldest in philosophy: what is the relationship between minds and bodies. We’ll get to that by looking again at perception, and in particular thinking about the conscious aspects of perception, what it</w:t>
+        <w:t xml:space="preserve">The middle of the course is about minds. The big question here is one of the oldest in philosophy: what is the relationship between minds and bodies? We’ll get to that by looking again at perception, and in particular thinking about the conscious aspects of perception, what it</w:t>
       </w:r>
       <w:r>
         <w:t xml:space="preserve"> </w:t>
@@ -376,8 +277,8 @@
         <w:t xml:space="preserve">The rest of the course is about value. What makes an action right, what makes a life go well, what makes you the same person you were at five, and what a state may and may not do to you. We end on free speech, which sends us back to where we started, since the case for free speech is a claim about how a group of people reasons its way to the truth.</w:t>
       </w:r>
     </w:p>
-    <w:bookmarkEnd w:id="14"/>
-    <w:bookmarkStart w:id="15" w:name="required-materials"/>
+    <w:bookmarkEnd w:id="12"/>
+    <w:bookmarkStart w:id="13" w:name="required-materials"/>
     <w:p>
       <w:pPr>
         <w:pStyle w:val="Heading1"/>
@@ -410,8 +311,8 @@
         <w:t xml:space="preserve">You will need an iClicker or the iClicker app for this course, since reading quizzes are answered in lecture. Details will be on Canvas before the first class.</w:t>
       </w:r>
     </w:p>
-    <w:bookmarkEnd w:id="15"/>
-    <w:bookmarkStart w:id="16" w:name="course-requirements"/>
+    <w:bookmarkEnd w:id="13"/>
+    <w:bookmarkStart w:id="14" w:name="course-requirements"/>
     <w:p>
       <w:pPr>
         <w:pStyle w:val="Heading1"/>
@@ -720,17 +621,7 @@
         <w:t xml:space="preserve"> </w:t>
       </w:r>
       <w:r>
-        <w:t xml:space="preserve">Twenty per cent of the grade is earned in section. Part of it is Short Answer 1, described below.</w:t>
-      </w:r>
-      <w:r>
-        <w:t xml:space="preserve"> </w:t>
-      </w:r>
-      <w:r>
-        <w:rPr>
-          <w:b/>
-          <w:bCs/>
-        </w:rPr>
-        <w:t xml:space="preserve">WE NEED TO DISCUSS WHAT GOES HERE BEFORE DISTRIBUTING TO THE STUDENTS</w:t>
+        <w:t xml:space="preserve">Twenty per cent of the grade is earned in section. Part of this is Short Answer 1, described below, and there will be other assessment tasks that your GSIs will discuss with you.</w:t>
       </w:r>
     </w:p>
     <w:p>
@@ -748,7 +639,7 @@
         <w:t xml:space="preserve"> </w:t>
       </w:r>
       <w:r>
-        <w:t xml:space="preserve">Four short open-book multiple-choice quizzes, taken on Canvas, one at the end of each block of the course. These are there to help you keep up, and they are weighted accordingly.</w:t>
+        <w:t xml:space="preserve">Four short open-book multiple-choice quizzes, taken on Canvas, one at the end of each block of the course. These are there to help you keep up.</w:t>
       </w:r>
     </w:p>
     <w:p>
@@ -766,7 +657,7 @@
         <w:t xml:space="preserve"> </w:t>
       </w:r>
       <w:r>
-        <w:t xml:space="preserve">Three short questions on the first block of the course, written by hand in section in the week of Monday, October 05. About thirty minutes. This is the first piece of writing anyone reads.</w:t>
+        <w:t xml:space="preserve">Three short questions on the first block of the course, written by hand in section in the week of Monday, October 05. About thirty minutes. This is the first piece of writing you turn in.</w:t>
       </w:r>
     </w:p>
     <w:p>
@@ -784,7 +675,7 @@
         <w:t xml:space="preserve"> </w:t>
       </w:r>
       <w:r>
-        <w:t xml:space="preserve">Five questions on Lectures 10 to 12, done at home, due Friday 23 October. They walk you through the moves a philosophy essay makes, and are practice for the essay.</w:t>
+        <w:t xml:space="preserve">Five questions on Lectures 10 to 12, done outside class time, and due Friday 23 October. They walk you through the moves a philosophy essay makes, and are practice for the essay.</w:t>
       </w:r>
     </w:p>
     <w:p>
@@ -823,8 +714,8 @@
         <w:t xml:space="preserve">This will be on the last part of the course, since there is no work to turn in from that part. It will be a mix of short-answer and multiple-choice.</w:t>
       </w:r>
     </w:p>
-    <w:bookmarkEnd w:id="16"/>
-    <w:bookmarkStart w:id="17" w:name="submit-your-own-work"/>
+    <w:bookmarkEnd w:id="14"/>
+    <w:bookmarkStart w:id="15" w:name="submit-your-own-work"/>
     <w:p>
       <w:pPr>
         <w:pStyle w:val="Heading1"/>
@@ -968,18 +859,6 @@
         <w:pStyle w:val="FirstParagraph"/>
       </w:pPr>
       <w:r>
-        <w:rPr>
-          <w:b/>
-          <w:bCs/>
-        </w:rPr>
-        <w:t xml:space="preserve">NOTE FOR GSIs - THIS IS IMPORTANT AND WILL BE SOMETHING YOU HAVE TO DO; WE SHOULD TALK ABOUT THE LOGISTICS OF THIS AND WHETHER IT CAN BE IMPROVED</w:t>
-      </w:r>
-    </w:p>
-    <w:p>
-      <w:pPr>
-        <w:pStyle w:val="BodyText"/>
-      </w:pPr>
-      <w:r>
         <w:t xml:space="preserve">To that end, we will frequently</w:t>
       </w:r>
       <w:r>
@@ -1012,8 +891,8 @@
         <w:t xml:space="preserve">. If we audit you, this does not mean we think you cheated; it could be random. It’s annoying for us, and I’m sure annoying for you, that we have to do this, but the evidence is that people turning in work which is not their own is a bit out of control.</w:t>
       </w:r>
     </w:p>
-    <w:bookmarkEnd w:id="17"/>
-    <w:bookmarkStart w:id="19" w:name="canvas"/>
+    <w:bookmarkEnd w:id="15"/>
+    <w:bookmarkStart w:id="16" w:name="canvas"/>
     <w:p>
       <w:pPr>
         <w:pStyle w:val="Heading1"/>
@@ -1032,7 +911,7 @@
       <w:r>
         <w:t xml:space="preserve"> </w:t>
       </w:r>
-      <w:hyperlink r:id="rId18">
+      <w:hyperlink r:id="rId9">
         <w:r>
           <w:rPr>
             <w:rStyle w:val="Hyperlink"/>
@@ -1054,7 +933,7 @@
       <w:r>
         <w:t xml:space="preserve"> </w:t>
       </w:r>
-      <w:hyperlink r:id="rId12">
+      <w:hyperlink r:id="rId10">
         <w:r>
           <w:rPr>
             <w:rStyle w:val="Hyperlink"/>
@@ -1074,8 +953,8 @@
         <w:br w:type="page"/>
       </w:r>
     </w:p>
-    <w:bookmarkEnd w:id="19"/>
-    <w:bookmarkStart w:id="120" w:name="class-schedule"/>
+    <w:bookmarkEnd w:id="16"/>
+    <w:bookmarkStart w:id="117" w:name="class-schedule"/>
     <w:p>
       <w:pPr>
         <w:pStyle w:val="Heading1"/>
@@ -1132,7 +1011,7 @@
         <w:t xml:space="preserve">(iep.utm.edu) have entries on nearly every topic in this course. Both are free and written by specialists. Checking them is a good move whenever a reading or a lecture leaves you stuck, whether or not a particular entry is listed below. These entries are often long, and the listings below will sometimes point you to the part of an entry that’s most relevant.</w:t>
       </w:r>
     </w:p>
-    <w:bookmarkStart w:id="22" w:name="week-1-getting-started"/>
+    <w:bookmarkStart w:id="19" w:name="week-1-getting-started"/>
     <w:p>
       <w:pPr>
         <w:pStyle w:val="Heading2"/>
@@ -1141,7 +1020,7 @@
         <w:t xml:space="preserve">Week 1: Getting Started</w:t>
       </w:r>
     </w:p>
-    <w:bookmarkStart w:id="20" w:name="X749566d629294d47888be3976e24a65f716e988"/>
+    <w:bookmarkStart w:id="17" w:name="X749566d629294d47888be3976e24a65f716e988"/>
     <w:p>
       <w:pPr>
         <w:pStyle w:val="Heading3"/>
@@ -1158,8 +1037,8 @@
         <w:t xml:space="preserve">What the course is about, and how it works. No reading.</w:t>
       </w:r>
     </w:p>
-    <w:bookmarkEnd w:id="20"/>
-    <w:bookmarkStart w:id="21" w:name="X469e979212c98d7b14ba18715263e7d8f89ae97"/>
+    <w:bookmarkEnd w:id="17"/>
+    <w:bookmarkStart w:id="18" w:name="X469e979212c98d7b14ba18715263e7d8f89ae97"/>
     <w:p>
       <w:pPr>
         <w:pStyle w:val="Heading3"/>
@@ -1176,9 +1055,9 @@
         <w:t xml:space="preserve">We play a deduction game in class. No reading.</w:t>
       </w:r>
     </w:p>
-    <w:bookmarkEnd w:id="21"/>
-    <w:bookmarkEnd w:id="22"/>
-    <w:bookmarkStart w:id="28" w:name="week-2-risky-inference"/>
+    <w:bookmarkEnd w:id="18"/>
+    <w:bookmarkEnd w:id="19"/>
+    <w:bookmarkStart w:id="25" w:name="week-2-risky-inference"/>
     <w:p>
       <w:pPr>
         <w:pStyle w:val="Heading2"/>
@@ -1187,13 +1066,13 @@
         <w:t xml:space="preserve">Week 2: Risky Inference</w:t>
       </w:r>
     </w:p>
-    <w:bookmarkStart w:id="24" w:name="X6fa26b68b715786bf93cb49f73457cf4c3b9a77"/>
+    <w:bookmarkStart w:id="21" w:name="Xe8dbac2ce6f09e0f8f3df630dd51abf92cbc919"/>
     <w:p>
       <w:pPr>
         <w:pStyle w:val="Heading3"/>
       </w:pPr>
       <w:r>
-        <w:t xml:space="preserve">Tuesday, September 08 (Lecture 3) — Induction, analogy, and explanation</w:t>
+        <w:t xml:space="preserve">Tuesday, September 08 (Lecture 3) — Two models of learning</w:t>
       </w:r>
     </w:p>
     <w:p>
@@ -1213,7 +1092,7 @@
       <w:r>
         <w:t xml:space="preserve"> </w:t>
       </w:r>
-      <w:hyperlink r:id="rId23">
+      <w:hyperlink r:id="rId20">
         <w:r>
           <w:rPr>
             <w:rStyle w:val="Hyperlink"/>
@@ -1293,7 +1172,7 @@
       <w:r>
         <w:t xml:space="preserve"> </w:t>
       </w:r>
-      <w:hyperlink r:id="rId23">
+      <w:hyperlink r:id="rId20">
         <w:r>
           <w:rPr>
             <w:rStyle w:val="Hyperlink"/>
@@ -1305,8 +1184,8 @@
         <w:t xml:space="preserve">.</w:t>
       </w:r>
     </w:p>
-    <w:bookmarkEnd w:id="24"/>
-    <w:bookmarkStart w:id="27" w:name="thursday-september-10-lecture-4-grue"/>
+    <w:bookmarkEnd w:id="21"/>
+    <w:bookmarkStart w:id="24" w:name="thursday-september-10-lecture-4-grue"/>
     <w:p>
       <w:pPr>
         <w:pStyle w:val="Heading3"/>
@@ -1332,7 +1211,7 @@
       <w:r>
         <w:t xml:space="preserve"> </w:t>
       </w:r>
-      <w:hyperlink r:id="rId25">
+      <w:hyperlink r:id="rId22">
         <w:r>
           <w:rPr>
             <w:rStyle w:val="Hyperlink"/>
@@ -1391,33 +1270,241 @@
       <w:r>
         <w:t xml:space="preserve"> </w:t>
       </w:r>
+      <w:hyperlink r:id="rId23">
+        <w:r>
+          <w:rPr>
+            <w:rStyle w:val="Hyperlink"/>
+          </w:rPr>
+          <w:t xml:space="preserve">“Goodman’s New Riddle of Induction Explained in Words of One Syllable.”</w:t>
+        </w:r>
+      </w:hyperlink>
+    </w:p>
+    <w:bookmarkEnd w:id="24"/>
+    <w:bookmarkEnd w:id="25"/>
+    <w:bookmarkStart w:id="33" w:name="week-3-when-is-a-belief-rational"/>
+    <w:p>
+      <w:pPr>
+        <w:pStyle w:val="Heading2"/>
+      </w:pPr>
+      <w:r>
+        <w:t xml:space="preserve">Week 3: When Is a Belief Rational?</w:t>
+      </w:r>
+    </w:p>
+    <w:bookmarkStart w:id="29" w:name="X8bf9754b4454d9a25c526a3257606ca9cd8773d"/>
+    <w:p>
+      <w:pPr>
+        <w:pStyle w:val="Heading3"/>
+      </w:pPr>
+      <w:r>
+        <w:t xml:space="preserve">Tuesday, September 15 (Lecture 5) — Epistemic foundations</w:t>
+      </w:r>
+    </w:p>
+    <w:p>
+      <w:pPr>
+        <w:pStyle w:val="FirstParagraph"/>
+      </w:pPr>
+      <w:r>
+        <w:rPr>
+          <w:b/>
+          <w:bCs/>
+        </w:rPr>
+        <w:t xml:space="preserve">Required</w:t>
+      </w:r>
+      <w:r>
+        <w:t xml:space="preserve">: Todd R. Long,</w:t>
+      </w:r>
+      <w:r>
+        <w:t xml:space="preserve"> </w:t>
+      </w:r>
       <w:hyperlink r:id="rId26">
         <w:r>
           <w:rPr>
             <w:rStyle w:val="Hyperlink"/>
           </w:rPr>
-          <w:t xml:space="preserve">“Goodman’s New Riddle of Induction Explained in Words of One Syllable.”</w:t>
-        </w:r>
-      </w:hyperlink>
-    </w:p>
-    <w:bookmarkEnd w:id="27"/>
-    <w:bookmarkEnd w:id="28"/>
-    <w:bookmarkStart w:id="36" w:name="week-3-when-is-a-belief-rational"/>
+          <w:t xml:space="preserve">“Epistemic Justification: What is Rational Belief?”</w:t>
+        </w:r>
+      </w:hyperlink>
+      <w:r>
+        <w:t xml:space="preserve"> </w:t>
+      </w:r>
+      <w:r>
+        <w:t xml:space="preserve">(1000-Word Philosophy).</w:t>
+      </w:r>
+      <w:r>
+        <w:br/>
+      </w:r>
+      <w:r>
+        <w:rPr>
+          <w:b/>
+          <w:bCs/>
+        </w:rPr>
+        <w:t xml:space="preserve">Required</w:t>
+      </w:r>
+      <w:r>
+        <w:t xml:space="preserve">: Stephen Phillips and Anand Vaidya,</w:t>
+      </w:r>
+      <w:r>
+        <w:t xml:space="preserve"> </w:t>
+      </w:r>
+      <w:hyperlink r:id="rId27">
+        <w:r>
+          <w:rPr>
+            <w:rStyle w:val="Hyperlink"/>
+          </w:rPr>
+          <w:t xml:space="preserve">“Epistemology in Classical Indian Philosophy”</w:t>
+        </w:r>
+      </w:hyperlink>
+      <w:r>
+        <w:t xml:space="preserve">, SEP,</w:t>
+      </w:r>
+      <w:r>
+        <w:t xml:space="preserve"> </w:t>
+      </w:r>
+      <w:r>
+        <w:rPr>
+          <w:b/>
+          <w:bCs/>
+        </w:rPr>
+        <w:t xml:space="preserve">§1.1</w:t>
+      </w:r>
+      <w:r>
+        <w:t xml:space="preserve">.</w:t>
+      </w:r>
+      <w:r>
+        <w:br/>
+      </w:r>
+      <w:r>
+        <w:rPr>
+          <w:b/>
+          <w:bCs/>
+        </w:rPr>
+        <w:t xml:space="preserve">Recommended</w:t>
+      </w:r>
+      <w:r>
+        <w:t xml:space="preserve">: Ted Poston,</w:t>
+      </w:r>
+      <w:r>
+        <w:t xml:space="preserve"> </w:t>
+      </w:r>
+      <w:hyperlink r:id="rId28">
+        <w:r>
+          <w:rPr>
+            <w:rStyle w:val="Hyperlink"/>
+          </w:rPr>
+          <w:t xml:space="preserve">“Foundationalism”</w:t>
+        </w:r>
+      </w:hyperlink>
+      <w:r>
+        <w:t xml:space="preserve">, IEP,</w:t>
+      </w:r>
+      <w:r>
+        <w:t xml:space="preserve"> </w:t>
+      </w:r>
+      <w:r>
+        <w:rPr>
+          <w:b/>
+          <w:bCs/>
+        </w:rPr>
+        <w:t xml:space="preserve">§§1–2</w:t>
+      </w:r>
+      <w:r>
+        <w:t xml:space="preserve">.</w:t>
+      </w:r>
+    </w:p>
+    <w:bookmarkEnd w:id="29"/>
+    <w:bookmarkStart w:id="32" w:name="X788936a0a6a3614a8cab8070e8b2bc8e6df8136"/>
+    <w:p>
+      <w:pPr>
+        <w:pStyle w:val="Heading3"/>
+      </w:pPr>
+      <w:r>
+        <w:t xml:space="preserve">Thursday, September 17 (Lecture 6) — Memory and the forgotten source</w:t>
+      </w:r>
+    </w:p>
+    <w:p>
+      <w:pPr>
+        <w:pStyle w:val="FirstParagraph"/>
+      </w:pPr>
+      <w:r>
+        <w:rPr>
+          <w:b/>
+          <w:bCs/>
+        </w:rPr>
+        <w:t xml:space="preserve">Required</w:t>
+      </w:r>
+      <w:r>
+        <w:t xml:space="preserve">: Matthew Frise,</w:t>
+      </w:r>
+      <w:r>
+        <w:t xml:space="preserve"> </w:t>
+      </w:r>
+      <w:hyperlink r:id="rId30">
+        <w:r>
+          <w:rPr>
+            <w:rStyle w:val="Hyperlink"/>
+          </w:rPr>
+          <w:t xml:space="preserve">“Epistemological Problems of Memory”</w:t>
+        </w:r>
+      </w:hyperlink>
+      <w:r>
+        <w:t xml:space="preserve">, SEP,</w:t>
+      </w:r>
+      <w:r>
+        <w:t xml:space="preserve"> </w:t>
+      </w:r>
+      <w:r>
+        <w:rPr>
+          <w:b/>
+          <w:bCs/>
+        </w:rPr>
+        <w:t xml:space="preserve">§2.4</w:t>
+      </w:r>
+      <w:r>
+        <w:t xml:space="preserve">.</w:t>
+      </w:r>
+      <w:r>
+        <w:br/>
+      </w:r>
+      <w:r>
+        <w:rPr>
+          <w:b/>
+          <w:bCs/>
+        </w:rPr>
+        <w:t xml:space="preserve">Recommended</w:t>
+      </w:r>
+      <w:r>
+        <w:t xml:space="preserve">: Lisa K. Fazio et al.,</w:t>
+      </w:r>
+      <w:r>
+        <w:t xml:space="preserve"> </w:t>
+      </w:r>
+      <w:hyperlink r:id="rId31">
+        <w:r>
+          <w:rPr>
+            <w:rStyle w:val="Hyperlink"/>
+          </w:rPr>
+          <w:t xml:space="preserve">“Knowledge Does Not Protect Against Illusory Truth.”</w:t>
+        </w:r>
+      </w:hyperlink>
+    </w:p>
+    <w:bookmarkEnd w:id="32"/>
+    <w:bookmarkEnd w:id="33"/>
+    <w:bookmarkStart w:id="40" w:name="week-4-believing-other-people"/>
     <w:p>
       <w:pPr>
         <w:pStyle w:val="Heading2"/>
       </w:pPr>
       <w:r>
-        <w:t xml:space="preserve">Week 3: When Is a Belief Rational?</w:t>
-      </w:r>
-    </w:p>
-    <w:bookmarkStart w:id="32" w:name="X3e7af50c37d0cd86e318a4e6cebb534cbf4604e"/>
+        <w:t xml:space="preserve">Week 4: Believing Other People</w:t>
+      </w:r>
+    </w:p>
+    <w:bookmarkStart w:id="36" w:name="X813e23e5bef85f722d5b7502a13816626449bf5"/>
     <w:p>
       <w:pPr>
         <w:pStyle w:val="Heading3"/>
       </w:pPr>
       <w:r>
-        <w:t xml:space="preserve">Tuesday, September 15 (Lecture 5) — Perceptual evidence, and how many sources of knowledge there are</w:t>
+        <w:t xml:space="preserve">Tuesday, September 22 (Lecture 7) — Is testimony a separate source?</w:t>
       </w:r>
     </w:p>
     <w:p>
@@ -1432,220 +1519,12 @@
         <w:t xml:space="preserve">Required</w:t>
       </w:r>
       <w:r>
-        <w:t xml:space="preserve">: Todd R. Long,</w:t>
-      </w:r>
-      <w:r>
-        <w:t xml:space="preserve"> </w:t>
-      </w:r>
-      <w:hyperlink r:id="rId29">
-        <w:r>
-          <w:rPr>
-            <w:rStyle w:val="Hyperlink"/>
-          </w:rPr>
-          <w:t xml:space="preserve">“Epistemic Justification: What is Rational Belief?”</w:t>
-        </w:r>
-      </w:hyperlink>
-      <w:r>
-        <w:t xml:space="preserve"> </w:t>
-      </w:r>
-      <w:r>
-        <w:t xml:space="preserve">(1000-Word Philosophy).</w:t>
-      </w:r>
-      <w:r>
-        <w:br/>
-      </w:r>
-      <w:r>
-        <w:rPr>
-          <w:b/>
-          <w:bCs/>
-        </w:rPr>
-        <w:t xml:space="preserve">Required</w:t>
-      </w:r>
-      <w:r>
-        <w:t xml:space="preserve">: Stephen Phillips and Anand Vaidya SEP,</w:t>
-      </w:r>
-      <w:r>
-        <w:t xml:space="preserve"> </w:t>
-      </w:r>
-      <w:hyperlink r:id="rId30">
-        <w:r>
-          <w:rPr>
-            <w:rStyle w:val="Hyperlink"/>
-          </w:rPr>
-          <w:t xml:space="preserve">“Epistemology in Classical Indian Philosophy”</w:t>
-        </w:r>
-      </w:hyperlink>
-      <w:r>
-        <w:t xml:space="preserve">, SEP,</w:t>
-      </w:r>
-      <w:r>
-        <w:t xml:space="preserve"> </w:t>
-      </w:r>
-      <w:r>
-        <w:rPr>
-          <w:b/>
-          <w:bCs/>
-        </w:rPr>
-        <w:t xml:space="preserve">§1.1</w:t>
-      </w:r>
-      <w:r>
-        <w:t xml:space="preserve">.</w:t>
-      </w:r>
-      <w:r>
-        <w:br/>
-      </w:r>
-      <w:r>
-        <w:rPr>
-          <w:b/>
-          <w:bCs/>
-        </w:rPr>
-        <w:t xml:space="preserve">Recommended</w:t>
-      </w:r>
-      <w:r>
-        <w:t xml:space="preserve">: Ted Poston,</w:t>
-      </w:r>
-      <w:r>
-        <w:t xml:space="preserve"> </w:t>
-      </w:r>
-      <w:hyperlink r:id="rId31">
-        <w:r>
-          <w:rPr>
-            <w:rStyle w:val="Hyperlink"/>
-          </w:rPr>
-          <w:t xml:space="preserve">“Foundationalism”</w:t>
-        </w:r>
-      </w:hyperlink>
-      <w:r>
-        <w:t xml:space="preserve">, IEP,</w:t>
-      </w:r>
-      <w:r>
-        <w:t xml:space="preserve"> </w:t>
-      </w:r>
-      <w:r>
-        <w:rPr>
-          <w:b/>
-          <w:bCs/>
-        </w:rPr>
-        <w:t xml:space="preserve">§§1–2</w:t>
-      </w:r>
-      <w:r>
-        <w:t xml:space="preserve">.</w:t>
-      </w:r>
-    </w:p>
-    <w:bookmarkEnd w:id="32"/>
-    <w:bookmarkStart w:id="35" w:name="X788936a0a6a3614a8cab8070e8b2bc8e6df8136"/>
-    <w:p>
-      <w:pPr>
-        <w:pStyle w:val="Heading3"/>
-      </w:pPr>
-      <w:r>
-        <w:t xml:space="preserve">Thursday, September 17 (Lecture 6) — Memory and the forgotten source</w:t>
-      </w:r>
-    </w:p>
-    <w:p>
-      <w:pPr>
-        <w:pStyle w:val="FirstParagraph"/>
-      </w:pPr>
-      <w:r>
-        <w:rPr>
-          <w:b/>
-          <w:bCs/>
-        </w:rPr>
-        <w:t xml:space="preserve">Required</w:t>
-      </w:r>
-      <w:r>
-        <w:t xml:space="preserve">: Matthew Frise,</w:t>
-      </w:r>
-      <w:r>
-        <w:t xml:space="preserve"> </w:t>
-      </w:r>
-      <w:hyperlink r:id="rId33">
-        <w:r>
-          <w:rPr>
-            <w:rStyle w:val="Hyperlink"/>
-          </w:rPr>
-          <w:t xml:space="preserve">“Epistemological Problems of Memory”</w:t>
-        </w:r>
-      </w:hyperlink>
-      <w:r>
-        <w:t xml:space="preserve">, SEP,</w:t>
-      </w:r>
-      <w:r>
-        <w:t xml:space="preserve"> </w:t>
-      </w:r>
-      <w:r>
-        <w:rPr>
-          <w:b/>
-          <w:bCs/>
-        </w:rPr>
-        <w:t xml:space="preserve">§2.4</w:t>
-      </w:r>
-      <w:r>
-        <w:t xml:space="preserve">.</w:t>
-      </w:r>
-      <w:r>
-        <w:br/>
-      </w:r>
-      <w:r>
-        <w:rPr>
-          <w:b/>
-          <w:bCs/>
-        </w:rPr>
-        <w:t xml:space="preserve">Recommended</w:t>
-      </w:r>
-      <w:r>
-        <w:t xml:space="preserve">: Lisa K. Fazio et al.,</w:t>
+        <w:t xml:space="preserve">: Dhirendra Mohan Datta,</w:t>
       </w:r>
       <w:r>
         <w:t xml:space="preserve"> </w:t>
       </w:r>
       <w:hyperlink r:id="rId34">
-        <w:r>
-          <w:rPr>
-            <w:rStyle w:val="Hyperlink"/>
-          </w:rPr>
-          <w:t xml:space="preserve">“Knowledge Does Not Protect Against Illusory Truth.”</w:t>
-        </w:r>
-      </w:hyperlink>
-    </w:p>
-    <w:bookmarkEnd w:id="35"/>
-    <w:bookmarkEnd w:id="36"/>
-    <w:bookmarkStart w:id="43" w:name="week-4-believing-other-people"/>
-    <w:p>
-      <w:pPr>
-        <w:pStyle w:val="Heading2"/>
-      </w:pPr>
-      <w:r>
-        <w:t xml:space="preserve">Week 4: Believing Other People</w:t>
-      </w:r>
-    </w:p>
-    <w:bookmarkStart w:id="39" w:name="X2f4db258e184addac6ffeb6677f9211ec667a7e"/>
-    <w:p>
-      <w:pPr>
-        <w:pStyle w:val="Heading3"/>
-      </w:pPr>
-      <w:r>
-        <w:t xml:space="preserve">Tuesday, September 22 (Lecture 7) — Does testimony stand on its own?</w:t>
-      </w:r>
-    </w:p>
-    <w:p>
-      <w:pPr>
-        <w:pStyle w:val="FirstParagraph"/>
-      </w:pPr>
-      <w:r>
-        <w:rPr>
-          <w:b/>
-          <w:bCs/>
-        </w:rPr>
-        <w:t xml:space="preserve">Required</w:t>
-      </w:r>
-      <w:r>
-        <w:t xml:space="preserve">: Dhirendra Mohan Datta,</w:t>
-      </w:r>
-      <w:r>
-        <w:t xml:space="preserve"> </w:t>
-      </w:r>
-      <w:hyperlink r:id="rId37">
         <w:r>
           <w:rPr>
             <w:rStyle w:val="Hyperlink"/>
@@ -1685,7 +1564,7 @@
       <w:r>
         <w:t xml:space="preserve"> </w:t>
       </w:r>
-      <w:hyperlink r:id="rId38">
+      <w:hyperlink r:id="rId35">
         <w:r>
           <w:rPr>
             <w:rStyle w:val="Hyperlink"/>
@@ -1710,8 +1589,8 @@
         <w:t xml:space="preserve">25 (2010).</w:t>
       </w:r>
     </w:p>
-    <w:bookmarkEnd w:id="39"/>
-    <w:bookmarkStart w:id="42" w:name="X948a7c28f03938602191d6e41c47b6a9fd84c4c"/>
+    <w:bookmarkEnd w:id="36"/>
+    <w:bookmarkStart w:id="39" w:name="X948a7c28f03938602191d6e41c47b6a9fd84c4c"/>
     <w:p>
       <w:pPr>
         <w:pStyle w:val="Heading3"/>
@@ -1737,7 +1616,7 @@
       <w:r>
         <w:t xml:space="preserve"> </w:t>
       </w:r>
-      <w:hyperlink r:id="rId40">
+      <w:hyperlink r:id="rId37">
         <w:r>
           <w:rPr>
             <w:rStyle w:val="Hyperlink"/>
@@ -1790,69 +1669,69 @@
       <w:r>
         <w:t xml:space="preserve"> </w:t>
       </w:r>
+      <w:hyperlink r:id="rId38">
+        <w:r>
+          <w:rPr>
+            <w:rStyle w:val="Hyperlink"/>
+          </w:rPr>
+          <w:t xml:space="preserve">“The Social Dimensions of Scientific Knowledge”</w:t>
+        </w:r>
+      </w:hyperlink>
+      <w:r>
+        <w:t xml:space="preserve">, SEP,</w:t>
+      </w:r>
+      <w:r>
+        <w:t xml:space="preserve"> </w:t>
+      </w:r>
+      <w:r>
+        <w:rPr>
+          <w:b/>
+          <w:bCs/>
+        </w:rPr>
+        <w:t xml:space="preserve">§2</w:t>
+      </w:r>
+      <w:r>
+        <w:t xml:space="preserve">.</w:t>
+      </w:r>
+    </w:p>
+    <w:bookmarkEnd w:id="39"/>
+    <w:bookmarkEnd w:id="40"/>
+    <w:bookmarkStart w:id="48" w:name="week-5-science-and-the-mind"/>
+    <w:p>
+      <w:pPr>
+        <w:pStyle w:val="Heading2"/>
+      </w:pPr>
+      <w:r>
+        <w:t xml:space="preserve">Week 5: Science, and the Mind</w:t>
+      </w:r>
+    </w:p>
+    <w:bookmarkStart w:id="43" w:name="Xf44765c1fcea86a2394376c21e048eae4d225b4"/>
+    <w:p>
+      <w:pPr>
+        <w:pStyle w:val="Heading3"/>
+      </w:pPr>
+      <w:r>
+        <w:t xml:space="preserve">Tuesday, September 29 (Lecture 9) — Social trust</w:t>
+      </w:r>
+    </w:p>
+    <w:p>
+      <w:pPr>
+        <w:pStyle w:val="FirstParagraph"/>
+      </w:pPr>
+      <w:r>
+        <w:rPr>
+          <w:b/>
+          <w:bCs/>
+        </w:rPr>
+        <w:t xml:space="preserve">Required</w:t>
+      </w:r>
+      <w:r>
+        <w:t xml:space="preserve">: C. Thi Nguyen,</w:t>
+      </w:r>
+      <w:r>
+        <w:t xml:space="preserve"> </w:t>
+      </w:r>
       <w:hyperlink r:id="rId41">
-        <w:r>
-          <w:rPr>
-            <w:rStyle w:val="Hyperlink"/>
-          </w:rPr>
-          <w:t xml:space="preserve">“The Social Dimensions of Scientific Knowledge”</w:t>
-        </w:r>
-      </w:hyperlink>
-      <w:r>
-        <w:t xml:space="preserve">, SEP,</w:t>
-      </w:r>
-      <w:r>
-        <w:t xml:space="preserve"> </w:t>
-      </w:r>
-      <w:r>
-        <w:rPr>
-          <w:b/>
-          <w:bCs/>
-        </w:rPr>
-        <w:t xml:space="preserve">§2</w:t>
-      </w:r>
-      <w:r>
-        <w:t xml:space="preserve">.</w:t>
-      </w:r>
-    </w:p>
-    <w:bookmarkEnd w:id="42"/>
-    <w:bookmarkEnd w:id="43"/>
-    <w:bookmarkStart w:id="51" w:name="week-5-science-and-the-mind"/>
-    <w:p>
-      <w:pPr>
-        <w:pStyle w:val="Heading2"/>
-      </w:pPr>
-      <w:r>
-        <w:t xml:space="preserve">Week 5: Science, and the Mind</w:t>
-      </w:r>
-    </w:p>
-    <w:bookmarkStart w:id="46" w:name="X7524a51c009c670e26c19919c477934a9ae71cc"/>
-    <w:p>
-      <w:pPr>
-        <w:pStyle w:val="Heading3"/>
-      </w:pPr>
-      <w:r>
-        <w:t xml:space="preserve">Tuesday, September 29 (Lecture 9) — Why trust science, and how trust breaks</w:t>
-      </w:r>
-    </w:p>
-    <w:p>
-      <w:pPr>
-        <w:pStyle w:val="FirstParagraph"/>
-      </w:pPr>
-      <w:r>
-        <w:rPr>
-          <w:b/>
-          <w:bCs/>
-        </w:rPr>
-        <w:t xml:space="preserve">Required</w:t>
-      </w:r>
-      <w:r>
-        <w:t xml:space="preserve">: C. Thi Nguyen,</w:t>
-      </w:r>
-      <w:r>
-        <w:t xml:space="preserve"> </w:t>
-      </w:r>
-      <w:hyperlink r:id="rId44">
         <w:r>
           <w:rPr>
             <w:rStyle w:val="Hyperlink"/>
@@ -1892,7 +1771,7 @@
       <w:r>
         <w:t xml:space="preserve"> </w:t>
       </w:r>
-      <w:hyperlink r:id="rId45">
+      <w:hyperlink r:id="rId42">
         <w:r>
           <w:rPr>
             <w:rStyle w:val="Hyperlink"/>
@@ -1957,8 +1836,8 @@
         <w:t xml:space="preserve">(NOTE FOR GSIs; should I just post the questions earlier?)</w:t>
       </w:r>
     </w:p>
-    <w:bookmarkEnd w:id="46"/>
-    <w:bookmarkStart w:id="50" w:name="X0b9314308d9385921b437b2ed817f2353b12170"/>
+    <w:bookmarkEnd w:id="43"/>
+    <w:bookmarkStart w:id="47" w:name="X0b9314308d9385921b437b2ed817f2353b12170"/>
     <w:p>
       <w:pPr>
         <w:pStyle w:val="Heading3"/>
@@ -1984,7 +1863,7 @@
       <w:r>
         <w:t xml:space="preserve"> </w:t>
       </w:r>
-      <w:hyperlink r:id="rId47">
+      <w:hyperlink r:id="rId44">
         <w:r>
           <w:rPr>
             <w:rStyle w:val="Hyperlink"/>
@@ -2019,7 +1898,7 @@
       <w:r>
         <w:t xml:space="preserve"> </w:t>
       </w:r>
-      <w:hyperlink r:id="rId48">
+      <w:hyperlink r:id="rId45">
         <w:r>
           <w:rPr>
             <w:rStyle w:val="Hyperlink"/>
@@ -2068,7 +1947,7 @@
       <w:r>
         <w:t xml:space="preserve"> </w:t>
       </w:r>
-      <w:hyperlink r:id="rId49">
+      <w:hyperlink r:id="rId46">
         <w:r>
           <w:rPr>
             <w:rStyle w:val="Hyperlink"/>
@@ -2080,9 +1959,9 @@
         <w:t xml:space="preserve">, IEP.</w:t>
       </w:r>
     </w:p>
-    <w:bookmarkEnd w:id="50"/>
-    <w:bookmarkEnd w:id="51"/>
-    <w:bookmarkStart w:id="57" w:name="week-6-consciousness"/>
+    <w:bookmarkEnd w:id="47"/>
+    <w:bookmarkEnd w:id="48"/>
+    <w:bookmarkStart w:id="54" w:name="week-6-consciousness"/>
     <w:p>
       <w:pPr>
         <w:pStyle w:val="Heading2"/>
@@ -2103,7 +1982,7 @@
         <w:t xml:space="preserve">Short Answer 1 is written in section this week.</w:t>
       </w:r>
     </w:p>
-    <w:bookmarkStart w:id="53" w:name="X200a3672f4c346e20ebf81884b33047daa72e40"/>
+    <w:bookmarkStart w:id="50" w:name="X200a3672f4c346e20ebf81884b33047daa72e40"/>
     <w:p>
       <w:pPr>
         <w:pStyle w:val="Heading3"/>
@@ -2129,76 +2008,76 @@
       <w:r>
         <w:t xml:space="preserve"> </w:t>
       </w:r>
+      <w:hyperlink r:id="rId49">
+        <w:r>
+          <w:rPr>
+            <w:rStyle w:val="Hyperlink"/>
+          </w:rPr>
+          <w:t xml:space="preserve">“What Is It Like to Be a Bat?”</w:t>
+        </w:r>
+      </w:hyperlink>
+      <w:r>
+        <w:t xml:space="preserve">. Note this is slightly more reading than most days in class.</w:t>
+      </w:r>
+    </w:p>
+    <w:bookmarkEnd w:id="50"/>
+    <w:bookmarkStart w:id="53" w:name="X5c0ffa8a65d715d07dd794e56183fe1c6a9b038"/>
+    <w:p>
+      <w:pPr>
+        <w:pStyle w:val="Heading3"/>
+      </w:pPr>
+      <w:r>
+        <w:t xml:space="preserve">Thursday, October 08 (Lecture 12) — The hard problem, and Mary</w:t>
+      </w:r>
+    </w:p>
+    <w:p>
+      <w:pPr>
+        <w:pStyle w:val="FirstParagraph"/>
+      </w:pPr>
+      <w:r>
+        <w:rPr>
+          <w:b/>
+          <w:bCs/>
+        </w:rPr>
+        <w:t xml:space="preserve">Required</w:t>
+      </w:r>
+      <w:r>
+        <w:t xml:space="preserve">: Tufan Kıymaz,</w:t>
+      </w:r>
+      <w:r>
+        <w:t xml:space="preserve"> </w:t>
+      </w:r>
+      <w:hyperlink r:id="rId51">
+        <w:r>
+          <w:rPr>
+            <w:rStyle w:val="Hyperlink"/>
+          </w:rPr>
+          <w:t xml:space="preserve">“The Knowledge Argument Against Physicalism”</w:t>
+        </w:r>
+      </w:hyperlink>
+      <w:r>
+        <w:t xml:space="preserve"> </w:t>
+      </w:r>
+      <w:r>
+        <w:t xml:space="preserve">(1000-Word Philosophy).</w:t>
+      </w:r>
+      <w:r>
+        <w:br/>
+      </w:r>
+      <w:r>
+        <w:rPr>
+          <w:b/>
+          <w:bCs/>
+        </w:rPr>
+        <w:t xml:space="preserve">Required</w:t>
+      </w:r>
+      <w:r>
+        <w:t xml:space="preserve">: Frank Jackson,</w:t>
+      </w:r>
+      <w:r>
+        <w:t xml:space="preserve"> </w:t>
+      </w:r>
       <w:hyperlink r:id="rId52">
-        <w:r>
-          <w:rPr>
-            <w:rStyle w:val="Hyperlink"/>
-          </w:rPr>
-          <w:t xml:space="preserve">“What Is It Like to Be a Bat?”</w:t>
-        </w:r>
-      </w:hyperlink>
-      <w:r>
-        <w:t xml:space="preserve">. Note this is slightly more reading than most days in class.</w:t>
-      </w:r>
-    </w:p>
-    <w:bookmarkEnd w:id="53"/>
-    <w:bookmarkStart w:id="56" w:name="X5c0ffa8a65d715d07dd794e56183fe1c6a9b038"/>
-    <w:p>
-      <w:pPr>
-        <w:pStyle w:val="Heading3"/>
-      </w:pPr>
-      <w:r>
-        <w:t xml:space="preserve">Thursday, October 08 (Lecture 12) — The hard problem, and Mary</w:t>
-      </w:r>
-    </w:p>
-    <w:p>
-      <w:pPr>
-        <w:pStyle w:val="FirstParagraph"/>
-      </w:pPr>
-      <w:r>
-        <w:rPr>
-          <w:b/>
-          <w:bCs/>
-        </w:rPr>
-        <w:t xml:space="preserve">Required</w:t>
-      </w:r>
-      <w:r>
-        <w:t xml:space="preserve">: Tufan Kıymaz,</w:t>
-      </w:r>
-      <w:r>
-        <w:t xml:space="preserve"> </w:t>
-      </w:r>
-      <w:hyperlink r:id="rId54">
-        <w:r>
-          <w:rPr>
-            <w:rStyle w:val="Hyperlink"/>
-          </w:rPr>
-          <w:t xml:space="preserve">“The Knowledge Argument Against Physicalism”</w:t>
-        </w:r>
-      </w:hyperlink>
-      <w:r>
-        <w:t xml:space="preserve"> </w:t>
-      </w:r>
-      <w:r>
-        <w:t xml:space="preserve">(1000-Word Philosophy).</w:t>
-      </w:r>
-      <w:r>
-        <w:br/>
-      </w:r>
-      <w:r>
-        <w:rPr>
-          <w:b/>
-          <w:bCs/>
-        </w:rPr>
-        <w:t xml:space="preserve">Required</w:t>
-      </w:r>
-      <w:r>
-        <w:t xml:space="preserve">: Frank Jackson,</w:t>
-      </w:r>
-      <w:r>
-        <w:t xml:space="preserve"> </w:t>
-      </w:r>
-      <w:hyperlink r:id="rId55">
         <w:r>
           <w:rPr>
             <w:rStyle w:val="Hyperlink"/>
@@ -2222,9 +2101,9 @@
         <w:t xml:space="preserve">Short Answer 2 goes out after class, on Lectures 10 to 12, due Friday 23 October.</w:t>
       </w:r>
     </w:p>
-    <w:bookmarkEnd w:id="56"/>
-    <w:bookmarkEnd w:id="57"/>
-    <w:bookmarkStart w:id="66" w:name="week-7-dualism"/>
+    <w:bookmarkEnd w:id="53"/>
+    <w:bookmarkEnd w:id="54"/>
+    <w:bookmarkStart w:id="63" w:name="week-7-dualism"/>
     <w:p>
       <w:pPr>
         <w:pStyle w:val="Heading2"/>
@@ -2233,7 +2112,7 @@
         <w:t xml:space="preserve">Week 7: Dualism</w:t>
       </w:r>
     </w:p>
-    <w:bookmarkStart w:id="62" w:name="X28f07e07b0ed06b9de4ffbf5e0d4c03242e17c1"/>
+    <w:bookmarkStart w:id="59" w:name="X28f07e07b0ed06b9de4ffbf5e0d4c03242e17c1"/>
     <w:p>
       <w:pPr>
         <w:pStyle w:val="Heading3"/>
@@ -2259,7 +2138,7 @@
       <w:r>
         <w:t xml:space="preserve"> </w:t>
       </w:r>
-      <w:hyperlink r:id="rId58">
+      <w:hyperlink r:id="rId55">
         <w:r>
           <w:rPr>
             <w:rStyle w:val="Hyperlink"/>
@@ -2312,7 +2191,7 @@
       <w:r>
         <w:t xml:space="preserve"> </w:t>
       </w:r>
-      <w:hyperlink r:id="rId59">
+      <w:hyperlink r:id="rId56">
         <w:r>
           <w:rPr>
             <w:rStyle w:val="Hyperlink"/>
@@ -2368,52 +2247,157 @@
       <w:r>
         <w:t xml:space="preserve"> </w:t>
       </w:r>
+      <w:hyperlink r:id="rId57">
+        <w:r>
+          <w:rPr>
+            <w:rStyle w:val="Hyperlink"/>
+          </w:rPr>
+          <w:t xml:space="preserve">“The Mind-Body Problem,”</w:t>
+        </w:r>
+        <w:r>
+          <w:rPr>
+            <w:rStyle w:val="Hyperlink"/>
+          </w:rPr>
+          <w:t xml:space="preserve"> </w:t>
+        </w:r>
+        <w:r>
+          <w:rPr>
+            <w:rStyle w:val="Hyperlink"/>
+          </w:rPr>
+          <w:t xml:space="preserve">the</w:t>
+        </w:r>
+        <w:r>
+          <w:rPr>
+            <w:rStyle w:val="Hyperlink"/>
+          </w:rPr>
+          <w:t xml:space="preserve"> </w:t>
+        </w:r>
+        <w:r>
+          <w:rPr>
+            <w:rStyle w:val="Hyperlink"/>
+          </w:rPr>
+          <w:t xml:space="preserve">“Varieties of Dualism”</w:t>
+        </w:r>
+        <w:r>
+          <w:rPr>
+            <w:rStyle w:val="Hyperlink"/>
+          </w:rPr>
+          <w:t xml:space="preserve"> </w:t>
+        </w:r>
+        <w:r>
+          <w:rPr>
+            <w:rStyle w:val="Hyperlink"/>
+          </w:rPr>
+          <w:t xml:space="preserve">section</w:t>
+        </w:r>
+      </w:hyperlink>
+      <w:r>
+        <w:t xml:space="preserve">.</w:t>
+      </w:r>
+      <w:r>
+        <w:br/>
+      </w:r>
+      <w:r>
+        <w:rPr>
+          <w:b/>
+          <w:bCs/>
+        </w:rPr>
+        <w:t xml:space="preserve">Recommended</w:t>
+      </w:r>
+      <w:r>
+        <w:t xml:space="preserve">: René Descartes</w:t>
+      </w:r>
+      <w:r>
+        <w:t xml:space="preserve"> </w:t>
+      </w:r>
+      <w:hyperlink r:id="rId58">
+        <w:r>
+          <w:rPr>
+            <w:rStyle w:val="Hyperlink"/>
+          </w:rPr>
+          <w:t xml:space="preserve">Meditation VI</w:t>
+        </w:r>
+      </w:hyperlink>
+      <w:r>
+        <w:t xml:space="preserve">, translated by Jonathan Bennett.</w:t>
+      </w:r>
+    </w:p>
+    <w:bookmarkEnd w:id="59"/>
+    <w:bookmarkStart w:id="62" w:name="X0071eb8764b9615fa532bae8d3896a626f200f7"/>
+    <w:p>
+      <w:pPr>
+        <w:pStyle w:val="Heading3"/>
+      </w:pPr>
+      <w:r>
+        <w:t xml:space="preserve">Thursday, October 15 (Lecture 14) — The case against Dualism</w:t>
+      </w:r>
+    </w:p>
+    <w:p>
+      <w:pPr>
+        <w:pStyle w:val="FirstParagraph"/>
+      </w:pPr>
+      <w:r>
+        <w:rPr>
+          <w:b/>
+          <w:bCs/>
+        </w:rPr>
+        <w:t xml:space="preserve">Required</w:t>
+      </w:r>
+      <w:r>
+        <w:t xml:space="preserve">: Jacob Berger,</w:t>
+      </w:r>
+      <w:r>
+        <w:t xml:space="preserve"> </w:t>
+      </w:r>
+      <w:hyperlink r:id="rId57">
+        <w:r>
+          <w:rPr>
+            <w:rStyle w:val="Hyperlink"/>
+          </w:rPr>
+          <w:t xml:space="preserve">“The Mind-Body Problem: What Are Minds?”</w:t>
+        </w:r>
+        <w:r>
+          <w:rPr>
+            <w:rStyle w:val="Hyperlink"/>
+          </w:rPr>
+          <w:t xml:space="preserve"> </w:t>
+        </w:r>
+        <w:r>
+          <w:rPr>
+            <w:rStyle w:val="Hyperlink"/>
+          </w:rPr>
+          <w:t xml:space="preserve">(1000-Word Philosophy)</w:t>
+        </w:r>
+      </w:hyperlink>
+      <w:r>
+        <w:t xml:space="preserve">.</w:t>
+      </w:r>
+      <w:r>
+        <w:br/>
+      </w:r>
+      <w:r>
+        <w:rPr>
+          <w:b/>
+          <w:bCs/>
+        </w:rPr>
+        <w:t xml:space="preserve">Recommended</w:t>
+      </w:r>
+      <w:r>
+        <w:t xml:space="preserve">: Steven Schneider,</w:t>
+      </w:r>
+      <w:r>
+        <w:t xml:space="preserve"> </w:t>
+      </w:r>
       <w:hyperlink r:id="rId60">
         <w:r>
           <w:rPr>
             <w:rStyle w:val="Hyperlink"/>
           </w:rPr>
-          <w:t xml:space="preserve">“The Mind-Body Problem,”</w:t>
-        </w:r>
-        <w:r>
-          <w:rPr>
-            <w:rStyle w:val="Hyperlink"/>
-          </w:rPr>
-          <w:t xml:space="preserve"> </w:t>
-        </w:r>
-        <w:r>
-          <w:rPr>
-            <w:rStyle w:val="Hyperlink"/>
-          </w:rPr>
-          <w:t xml:space="preserve">the</w:t>
-        </w:r>
-        <w:r>
-          <w:rPr>
-            <w:rStyle w:val="Hyperlink"/>
-          </w:rPr>
-          <w:t xml:space="preserve"> </w:t>
-        </w:r>
-        <w:r>
-          <w:rPr>
-            <w:rStyle w:val="Hyperlink"/>
-          </w:rPr>
-          <w:t xml:space="preserve">“Varieties of Dualism”</w:t>
-        </w:r>
-        <w:r>
-          <w:rPr>
-            <w:rStyle w:val="Hyperlink"/>
-          </w:rPr>
-          <w:t xml:space="preserve"> </w:t>
-        </w:r>
-        <w:r>
-          <w:rPr>
-            <w:rStyle w:val="Hyperlink"/>
-          </w:rPr>
-          <w:t xml:space="preserve">section</w:t>
-        </w:r>
-      </w:hyperlink>
-      <w:r>
-        <w:t xml:space="preserve">.</w:t>
+          <w:t xml:space="preserve">“Identity Theory”</w:t>
+        </w:r>
+      </w:hyperlink>
+      <w:r>
+        <w:t xml:space="preserve">, IEP, introduction.</w:t>
       </w:r>
       <w:r>
         <w:br/>
@@ -2426,117 +2410,12 @@
         <w:t xml:space="preserve">Recommended</w:t>
       </w:r>
       <w:r>
-        <w:t xml:space="preserve">: René Descartes</w:t>
+        <w:t xml:space="preserve">: Princess Elisabeth of Bohemia and René Descartes,</w:t>
       </w:r>
       <w:r>
         <w:t xml:space="preserve"> </w:t>
       </w:r>
       <w:hyperlink r:id="rId61">
-        <w:r>
-          <w:rPr>
-            <w:rStyle w:val="Hyperlink"/>
-          </w:rPr>
-          <w:t xml:space="preserve">Meditation VI</w:t>
-        </w:r>
-      </w:hyperlink>
-      <w:r>
-        <w:t xml:space="preserve">, translated by Jonathan Bennett.</w:t>
-      </w:r>
-    </w:p>
-    <w:bookmarkEnd w:id="62"/>
-    <w:bookmarkStart w:id="65" w:name="X0071eb8764b9615fa532bae8d3896a626f200f7"/>
-    <w:p>
-      <w:pPr>
-        <w:pStyle w:val="Heading3"/>
-      </w:pPr>
-      <w:r>
-        <w:t xml:space="preserve">Thursday, October 15 (Lecture 14) — The case against Dualism</w:t>
-      </w:r>
-    </w:p>
-    <w:p>
-      <w:pPr>
-        <w:pStyle w:val="FirstParagraph"/>
-      </w:pPr>
-      <w:r>
-        <w:rPr>
-          <w:b/>
-          <w:bCs/>
-        </w:rPr>
-        <w:t xml:space="preserve">Required</w:t>
-      </w:r>
-      <w:r>
-        <w:t xml:space="preserve">: Jacob Berger,</w:t>
-      </w:r>
-      <w:r>
-        <w:t xml:space="preserve"> </w:t>
-      </w:r>
-      <w:hyperlink r:id="rId60">
-        <w:r>
-          <w:rPr>
-            <w:rStyle w:val="Hyperlink"/>
-          </w:rPr>
-          <w:t xml:space="preserve">“The Mind-Body Problem: What Are Minds?”</w:t>
-        </w:r>
-        <w:r>
-          <w:rPr>
-            <w:rStyle w:val="Hyperlink"/>
-          </w:rPr>
-          <w:t xml:space="preserve"> </w:t>
-        </w:r>
-        <w:r>
-          <w:rPr>
-            <w:rStyle w:val="Hyperlink"/>
-          </w:rPr>
-          <w:t xml:space="preserve">(1000-Word Philosophy)</w:t>
-        </w:r>
-      </w:hyperlink>
-      <w:r>
-        <w:t xml:space="preserve">.</w:t>
-      </w:r>
-      <w:r>
-        <w:br/>
-      </w:r>
-      <w:r>
-        <w:rPr>
-          <w:b/>
-          <w:bCs/>
-        </w:rPr>
-        <w:t xml:space="preserve">Recommended</w:t>
-      </w:r>
-      <w:r>
-        <w:t xml:space="preserve">: Steven Schneider,</w:t>
-      </w:r>
-      <w:r>
-        <w:t xml:space="preserve"> </w:t>
-      </w:r>
-      <w:hyperlink r:id="rId63">
-        <w:r>
-          <w:rPr>
-            <w:rStyle w:val="Hyperlink"/>
-          </w:rPr>
-          <w:t xml:space="preserve">“Identity Theory”</w:t>
-        </w:r>
-      </w:hyperlink>
-      <w:r>
-        <w:t xml:space="preserve">, IEP, introduction.</w:t>
-      </w:r>
-      <w:r>
-        <w:br/>
-      </w:r>
-      <w:r>
-        <w:rPr>
-          <w:b/>
-          <w:bCs/>
-        </w:rPr>
-        <w:t xml:space="preserve">Recommended</w:t>
-      </w:r>
-      <w:r>
-        <w:t xml:space="preserve">: Princess Elisabeth of Bohemia and René Descartes,</w:t>
-      </w:r>
-      <w:r>
-        <w:t xml:space="preserve"> </w:t>
-      </w:r>
-      <w:hyperlink r:id="rId64">
         <w:r>
           <w:rPr>
             <w:rStyle w:val="Hyperlink"/>
@@ -2560,9 +2439,9 @@
         <w:t xml:space="preserve">Module Quiz 2 (Lectures 10–14) opens after class, due Sunday 1 November.</w:t>
       </w:r>
     </w:p>
-    <w:bookmarkEnd w:id="65"/>
-    <w:bookmarkEnd w:id="66"/>
-    <w:bookmarkStart w:id="72" w:name="week-8-consequentialism"/>
+    <w:bookmarkEnd w:id="62"/>
+    <w:bookmarkEnd w:id="63"/>
+    <w:bookmarkStart w:id="69" w:name="week-8-consequentialism"/>
     <w:p>
       <w:pPr>
         <w:pStyle w:val="Heading2"/>
@@ -2583,7 +2462,7 @@
         <w:t xml:space="preserve">Short Answer 2 due Friday, October 23.</w:t>
       </w:r>
     </w:p>
-    <w:bookmarkStart w:id="67" w:name="X96837ae1114282219fbf9d652d877050467c741"/>
+    <w:bookmarkStart w:id="64" w:name="X96837ae1114282219fbf9d652d877050467c741"/>
     <w:p>
       <w:pPr>
         <w:pStyle w:val="Heading3"/>
@@ -2592,8 +2471,8 @@
         <w:t xml:space="preserve">Tuesday, October 20 — Fall Study Break, no class</w:t>
       </w:r>
     </w:p>
-    <w:bookmarkEnd w:id="67"/>
-    <w:bookmarkStart w:id="71" w:name="Xd0b8d34e58df369132c6104348308b4c66e51b4"/>
+    <w:bookmarkEnd w:id="64"/>
+    <w:bookmarkStart w:id="68" w:name="Xd0b8d34e58df369132c6104348308b4c66e51b4"/>
     <w:p>
       <w:pPr>
         <w:pStyle w:val="Heading3"/>
@@ -2619,7 +2498,7 @@
       <w:r>
         <w:t xml:space="preserve"> </w:t>
       </w:r>
-      <w:hyperlink r:id="rId68">
+      <w:hyperlink r:id="rId65">
         <w:r>
           <w:rPr>
             <w:rStyle w:val="Hyperlink"/>
@@ -2649,7 +2528,7 @@
       <w:r>
         <w:t xml:space="preserve"> </w:t>
       </w:r>
-      <w:hyperlink r:id="rId69">
+      <w:hyperlink r:id="rId66">
         <w:r>
           <w:rPr>
             <w:rStyle w:val="Hyperlink"/>
@@ -2681,12 +2560,110 @@
       <w:r>
         <w:t xml:space="preserve"> </w:t>
       </w:r>
+      <w:hyperlink r:id="rId67">
+        <w:r>
+          <w:rPr>
+            <w:rStyle w:val="Hyperlink"/>
+          </w:rPr>
+          <w:t xml:space="preserve">“Consequentialism”</w:t>
+        </w:r>
+      </w:hyperlink>
+      <w:r>
+        <w:t xml:space="preserve">, SEP,</w:t>
+      </w:r>
+      <w:r>
+        <w:t xml:space="preserve"> </w:t>
+      </w:r>
+      <w:r>
+        <w:rPr>
+          <w:b/>
+          <w:bCs/>
+        </w:rPr>
+        <w:t xml:space="preserve">§1</w:t>
+      </w:r>
+      <w:r>
+        <w:t xml:space="preserve">,</w:t>
+      </w:r>
+      <w:r>
+        <w:t xml:space="preserve"> </w:t>
+      </w:r>
+      <w:r>
+        <w:t xml:space="preserve">“Classic Utilitarianism.”</w:t>
+      </w:r>
+    </w:p>
+    <w:bookmarkEnd w:id="68"/>
+    <w:bookmarkEnd w:id="69"/>
+    <w:bookmarkStart w:id="77" w:name="week-9-deontology-and-trolleys"/>
+    <w:p>
+      <w:pPr>
+        <w:pStyle w:val="Heading2"/>
+      </w:pPr>
+      <w:r>
+        <w:t xml:space="preserve">Week 9: Deontology and Trolleys</w:t>
+      </w:r>
+    </w:p>
+    <w:bookmarkStart w:id="73" w:name="tuesday-october-27-lecture-16-deontology"/>
+    <w:p>
+      <w:pPr>
+        <w:pStyle w:val="Heading3"/>
+      </w:pPr>
+      <w:r>
+        <w:t xml:space="preserve">Tuesday, October 27 (Lecture 16) — Deontology</w:t>
+      </w:r>
+    </w:p>
+    <w:p>
+      <w:pPr>
+        <w:pStyle w:val="FirstParagraph"/>
+      </w:pPr>
+      <w:r>
+        <w:rPr>
+          <w:b/>
+          <w:bCs/>
+        </w:rPr>
+        <w:t xml:space="preserve">Required</w:t>
+      </w:r>
+      <w:r>
+        <w:t xml:space="preserve">: Andrew Chapman,</w:t>
+      </w:r>
+      <w:r>
+        <w:t xml:space="preserve"> </w:t>
+      </w:r>
       <w:hyperlink r:id="rId70">
         <w:r>
           <w:rPr>
             <w:rStyle w:val="Hyperlink"/>
           </w:rPr>
-          <w:t xml:space="preserve">“Consequentialism”</w:t>
+          <w:t xml:space="preserve">“Deontology: Kantian Ethics”</w:t>
+        </w:r>
+      </w:hyperlink>
+      <w:r>
+        <w:t xml:space="preserve"> </w:t>
+      </w:r>
+      <w:r>
+        <w:t xml:space="preserve">(1000-Word Philosophy).</w:t>
+      </w:r>
+      <w:r>
+        <w:br/>
+      </w:r>
+      <w:r>
+        <w:rPr>
+          <w:b/>
+          <w:bCs/>
+        </w:rPr>
+        <w:t xml:space="preserve">Recommended</w:t>
+      </w:r>
+      <w:r>
+        <w:t xml:space="preserve">: Larry Alexander and Michael Moore,</w:t>
+      </w:r>
+      <w:r>
+        <w:t xml:space="preserve"> </w:t>
+      </w:r>
+      <w:hyperlink r:id="rId71">
+        <w:r>
+          <w:rPr>
+            <w:rStyle w:val="Hyperlink"/>
+          </w:rPr>
+          <w:t xml:space="preserve">“Deontological Ethics,”</w:t>
         </w:r>
       </w:hyperlink>
       <w:r>
@@ -2709,59 +2686,10 @@
         <w:t xml:space="preserve"> </w:t>
       </w:r>
       <w:r>
-        <w:t xml:space="preserve">“Classic Utilitarianism.”</w:t>
-      </w:r>
-    </w:p>
-    <w:bookmarkEnd w:id="71"/>
-    <w:bookmarkEnd w:id="72"/>
-    <w:bookmarkStart w:id="80" w:name="week-9-deontology-and-trolleys"/>
-    <w:p>
-      <w:pPr>
-        <w:pStyle w:val="Heading2"/>
-      </w:pPr>
-      <w:r>
-        <w:t xml:space="preserve">Week 9: Deontology and Trolleys</w:t>
-      </w:r>
-    </w:p>
-    <w:bookmarkStart w:id="76" w:name="tuesday-october-27-lecture-16-deontology"/>
-    <w:p>
-      <w:pPr>
-        <w:pStyle w:val="Heading3"/>
-      </w:pPr>
-      <w:r>
-        <w:t xml:space="preserve">Tuesday, October 27 (Lecture 16) — Deontology</w:t>
-      </w:r>
-    </w:p>
-    <w:p>
-      <w:pPr>
-        <w:pStyle w:val="FirstParagraph"/>
-      </w:pPr>
-      <w:r>
-        <w:rPr>
-          <w:b/>
-          <w:bCs/>
-        </w:rPr>
-        <w:t xml:space="preserve">Required</w:t>
-      </w:r>
-      <w:r>
-        <w:t xml:space="preserve">: Andrew Chapman,</w:t>
-      </w:r>
-      <w:r>
-        <w:t xml:space="preserve"> </w:t>
-      </w:r>
-      <w:hyperlink r:id="rId73">
-        <w:r>
-          <w:rPr>
-            <w:rStyle w:val="Hyperlink"/>
-          </w:rPr>
-          <w:t xml:space="preserve">“Deontology: Kantian Ethics”</w:t>
-        </w:r>
-      </w:hyperlink>
-      <w:r>
-        <w:t xml:space="preserve"> </w:t>
-      </w:r>
-      <w:r>
-        <w:t xml:space="preserve">(1000-Word Philosophy).</w:t>
+        <w:t xml:space="preserve">“Deontology’s Foil: Consequentialism”</w:t>
+      </w:r>
+      <w:r>
+        <w:t xml:space="preserve">.</w:t>
       </w:r>
       <w:r>
         <w:br/>
@@ -2774,61 +2702,12 @@
         <w:t xml:space="preserve">Recommended</w:t>
       </w:r>
       <w:r>
-        <w:t xml:space="preserve">: Larry Alexander and Michael Moore,</w:t>
-      </w:r>
-      <w:r>
-        <w:t xml:space="preserve"> </w:t>
-      </w:r>
-      <w:hyperlink r:id="rId74">
-        <w:r>
-          <w:rPr>
-            <w:rStyle w:val="Hyperlink"/>
-          </w:rPr>
-          <w:t xml:space="preserve">“Deontological Ethics,”</w:t>
-        </w:r>
-      </w:hyperlink>
-      <w:r>
-        <w:t xml:space="preserve">, SEP,</w:t>
-      </w:r>
-      <w:r>
-        <w:t xml:space="preserve"> </w:t>
-      </w:r>
-      <w:r>
-        <w:rPr>
-          <w:b/>
-          <w:bCs/>
-        </w:rPr>
-        <w:t xml:space="preserve">§1</w:t>
-      </w:r>
-      <w:r>
-        <w:t xml:space="preserve">,</w:t>
-      </w:r>
-      <w:r>
-        <w:t xml:space="preserve"> </w:t>
-      </w:r>
-      <w:r>
-        <w:t xml:space="preserve">“Deontology’s Foil: Consequentialism”</w:t>
-      </w:r>
-      <w:r>
-        <w:t xml:space="preserve">.</w:t>
-      </w:r>
-      <w:r>
-        <w:br/>
-      </w:r>
-      <w:r>
-        <w:rPr>
-          <w:b/>
-          <w:bCs/>
-        </w:rPr>
-        <w:t xml:space="preserve">Recommended</w:t>
-      </w:r>
-      <w:r>
         <w:t xml:space="preserve">: Immanuel Kant,</w:t>
       </w:r>
       <w:r>
         <w:t xml:space="preserve"> </w:t>
       </w:r>
-      <w:hyperlink r:id="rId75">
+      <w:hyperlink r:id="rId72">
         <w:r>
           <w:rPr>
             <w:rStyle w:val="Hyperlink"/>
@@ -2842,14 +2721,93 @@
         <w:t xml:space="preserve">, translated by Jonathan Bennett, Chapter 1, especially the opening on the good will and the passages on universal law.</w:t>
       </w:r>
     </w:p>
+    <w:bookmarkEnd w:id="73"/>
+    <w:bookmarkStart w:id="76" w:name="Xf9503ef139db4d04bbf75454be19f247653d6bf"/>
+    <w:p>
+      <w:pPr>
+        <w:pStyle w:val="Heading3"/>
+      </w:pPr>
+      <w:r>
+        <w:t xml:space="preserve">Thursday, October 29 (Lecture 17) — Trolley problems and objections</w:t>
+      </w:r>
+    </w:p>
+    <w:p>
+      <w:pPr>
+        <w:pStyle w:val="FirstParagraph"/>
+      </w:pPr>
+      <w:r>
+        <w:rPr>
+          <w:b/>
+          <w:bCs/>
+        </w:rPr>
+        <w:t xml:space="preserve">Required</w:t>
+      </w:r>
+      <w:r>
+        <w:t xml:space="preserve">: Gabriel Andrade,</w:t>
+      </w:r>
+      <w:r>
+        <w:t xml:space="preserve"> </w:t>
+      </w:r>
+      <w:hyperlink r:id="rId74">
+        <w:r>
+          <w:rPr>
+            <w:rStyle w:val="Hyperlink"/>
+          </w:rPr>
+          <w:t xml:space="preserve">“The Doctrine of Double Effect”</w:t>
+        </w:r>
+      </w:hyperlink>
+      <w:r>
+        <w:t xml:space="preserve"> </w:t>
+      </w:r>
+      <w:r>
+        <w:t xml:space="preserve">(1000-Word Philosophy).</w:t>
+      </w:r>
+      <w:r>
+        <w:br/>
+      </w:r>
+      <w:r>
+        <w:rPr>
+          <w:b/>
+          <w:bCs/>
+        </w:rPr>
+        <w:t xml:space="preserve">Required</w:t>
+      </w:r>
+      <w:r>
+        <w:t xml:space="preserve">: Judith Jarvis Thomson,</w:t>
+      </w:r>
+      <w:r>
+        <w:t xml:space="preserve"> </w:t>
+      </w:r>
+      <w:hyperlink r:id="rId75">
+        <w:r>
+          <w:rPr>
+            <w:rStyle w:val="Hyperlink"/>
+          </w:rPr>
+          <w:t xml:space="preserve">“The Trolley Problem”</w:t>
+        </w:r>
+      </w:hyperlink>
+      <w:r>
+        <w:t xml:space="preserve">, sections I and II.</w:t>
+      </w:r>
+    </w:p>
     <w:bookmarkEnd w:id="76"/>
-    <w:bookmarkStart w:id="79" w:name="Xf9503ef139db4d04bbf75454be19f247653d6bf"/>
+    <w:bookmarkEnd w:id="77"/>
+    <w:bookmarkStart w:id="84" w:name="week-10-what-makes-a-life-go-well"/>
+    <w:p>
+      <w:pPr>
+        <w:pStyle w:val="Heading2"/>
+      </w:pPr>
+      <w:r>
+        <w:t xml:space="preserve">Week 10: What Makes a Life Go Well</w:t>
+      </w:r>
+    </w:p>
+    <w:bookmarkStart w:id="80" w:name="Xfa27847b8ca2d7448cd55c9f9be995321b42872"/>
     <w:p>
       <w:pPr>
         <w:pStyle w:val="Heading3"/>
       </w:pPr>
       <w:r>
-        <w:t xml:space="preserve">Thursday, October 29 (Lecture 17) — Trolley problems and objections</w:t>
+        <w:t xml:space="preserve">Tuesday, November 03 (Lecture 18) — What is welfare?</w:t>
       </w:r>
     </w:p>
     <w:p>
@@ -2864,24 +2822,21 @@
         <w:t xml:space="preserve">Required</w:t>
       </w:r>
       <w:r>
-        <w:t xml:space="preserve">: Gabriel Andrade,</w:t>
-      </w:r>
-      <w:r>
-        <w:t xml:space="preserve"> </w:t>
-      </w:r>
-      <w:hyperlink r:id="rId77">
-        <w:r>
-          <w:rPr>
-            <w:rStyle w:val="Hyperlink"/>
-          </w:rPr>
-          <w:t xml:space="preserve">“The Doctrine of Double Effect”</w:t>
-        </w:r>
-      </w:hyperlink>
-      <w:r>
-        <w:t xml:space="preserve"> </w:t>
-      </w:r>
-      <w:r>
-        <w:t xml:space="preserve">(1000-Word Philosophy).</w:t>
+        <w:t xml:space="preserve">: Richard Y. Chappell and Darius Meissner,</w:t>
+      </w:r>
+      <w:r>
+        <w:t xml:space="preserve"> </w:t>
+      </w:r>
+      <w:hyperlink r:id="rId78">
+        <w:r>
+          <w:rPr>
+            <w:rStyle w:val="Hyperlink"/>
+          </w:rPr>
+          <w:t xml:space="preserve">“Theories of Well-Being”</w:t>
+        </w:r>
+      </w:hyperlink>
+      <w:r>
+        <w:t xml:space="preserve">, the introduction.</w:t>
       </w:r>
       <w:r>
         <w:br/>
@@ -2894,41 +2849,50 @@
         <w:t xml:space="preserve">Required</w:t>
       </w:r>
       <w:r>
-        <w:t xml:space="preserve">: Judith Jarvis Thomson,</w:t>
-      </w:r>
-      <w:r>
-        <w:t xml:space="preserve"> </w:t>
-      </w:r>
-      <w:hyperlink r:id="rId78">
-        <w:r>
-          <w:rPr>
-            <w:rStyle w:val="Hyperlink"/>
-          </w:rPr>
-          <w:t xml:space="preserve">“The Trolley Problem”</w:t>
-        </w:r>
-      </w:hyperlink>
-      <w:r>
-        <w:t xml:space="preserve">, sections I and II.</w:t>
-      </w:r>
-    </w:p>
-    <w:bookmarkEnd w:id="79"/>
+        <w:t xml:space="preserve">: Roger Crisp,</w:t>
+      </w:r>
+      <w:r>
+        <w:t xml:space="preserve"> </w:t>
+      </w:r>
+      <w:hyperlink r:id="rId79">
+        <w:r>
+          <w:rPr>
+            <w:rStyle w:val="Hyperlink"/>
+          </w:rPr>
+          <w:t xml:space="preserve">“Well-Being”</w:t>
+        </w:r>
+      </w:hyperlink>
+      <w:r>
+        <w:t xml:space="preserve">, SEP,</w:t>
+      </w:r>
+      <w:r>
+        <w:t xml:space="preserve"> </w:t>
+      </w:r>
+      <w:r>
+        <w:rPr>
+          <w:b/>
+          <w:bCs/>
+        </w:rPr>
+        <w:t xml:space="preserve">§1</w:t>
+      </w:r>
+      <w:r>
+        <w:t xml:space="preserve">,</w:t>
+      </w:r>
+      <w:r>
+        <w:t xml:space="preserve"> </w:t>
+      </w:r>
+      <w:r>
+        <w:t xml:space="preserve">“The Concept.”</w:t>
+      </w:r>
+    </w:p>
     <w:bookmarkEnd w:id="80"/>
-    <w:bookmarkStart w:id="87" w:name="week-10-what-makes-a-life-go-well"/>
-    <w:p>
-      <w:pPr>
-        <w:pStyle w:val="Heading2"/>
-      </w:pPr>
-      <w:r>
-        <w:t xml:space="preserve">Week 10: What Makes a Life Go Well</w:t>
-      </w:r>
-    </w:p>
-    <w:bookmarkStart w:id="83" w:name="Xfa27847b8ca2d7448cd55c9f9be995321b42872"/>
+    <w:bookmarkStart w:id="83" w:name="thursday-november-05-lecture-19-hedonism"/>
     <w:p>
       <w:pPr>
         <w:pStyle w:val="Heading3"/>
       </w:pPr>
       <w:r>
-        <w:t xml:space="preserve">Tuesday, November 03 (Lecture 18) — What is welfare?</w:t>
+        <w:t xml:space="preserve">Thursday, November 05 (Lecture 19) — Hedonism</w:t>
       </w:r>
     </w:p>
     <w:p>
@@ -2943,7 +2907,7 @@
         <w:t xml:space="preserve">Required</w:t>
       </w:r>
       <w:r>
-        <w:t xml:space="preserve">: Richard Y. Chappell and Darius Meissner,</w:t>
+        <w:t xml:space="preserve">: Roger Crisp,</w:t>
       </w:r>
       <w:r>
         <w:t xml:space="preserve"> </w:t>
@@ -2953,11 +2917,30 @@
           <w:rPr>
             <w:rStyle w:val="Hyperlink"/>
           </w:rPr>
-          <w:t xml:space="preserve">“Theories of Well-Being”</w:t>
-        </w:r>
-      </w:hyperlink>
-      <w:r>
-        <w:t xml:space="preserve">, the introduction.</w:t>
+          <w:t xml:space="preserve">“Well-Being”</w:t>
+        </w:r>
+      </w:hyperlink>
+      <w:r>
+        <w:t xml:space="preserve">, SEP,</w:t>
+      </w:r>
+      <w:r>
+        <w:t xml:space="preserve"> </w:t>
+      </w:r>
+      <w:r>
+        <w:rPr>
+          <w:b/>
+          <w:bCs/>
+        </w:rPr>
+        <w:t xml:space="preserve">§4.1</w:t>
+      </w:r>
+      <w:r>
+        <w:t xml:space="preserve">,</w:t>
+      </w:r>
+      <w:r>
+        <w:t xml:space="preserve"> </w:t>
+      </w:r>
+      <w:r>
+        <w:t xml:space="preserve">“Hedonism.”</w:t>
       </w:r>
       <w:r>
         <w:br/>
@@ -2970,116 +2953,12 @@
         <w:t xml:space="preserve">Required</w:t>
       </w:r>
       <w:r>
-        <w:t xml:space="preserve">: Roger Crisp,</w:t>
+        <w:t xml:space="preserve">: Robert Nozick,</w:t>
       </w:r>
       <w:r>
         <w:t xml:space="preserve"> </w:t>
       </w:r>
       <w:hyperlink r:id="rId82">
-        <w:r>
-          <w:rPr>
-            <w:rStyle w:val="Hyperlink"/>
-          </w:rPr>
-          <w:t xml:space="preserve">“Well-Being”</w:t>
-        </w:r>
-      </w:hyperlink>
-      <w:r>
-        <w:t xml:space="preserve">, SEP,</w:t>
-      </w:r>
-      <w:r>
-        <w:t xml:space="preserve"> </w:t>
-      </w:r>
-      <w:r>
-        <w:rPr>
-          <w:b/>
-          <w:bCs/>
-        </w:rPr>
-        <w:t xml:space="preserve">§1</w:t>
-      </w:r>
-      <w:r>
-        <w:t xml:space="preserve">,</w:t>
-      </w:r>
-      <w:r>
-        <w:t xml:space="preserve"> </w:t>
-      </w:r>
-      <w:r>
-        <w:t xml:space="preserve">“The Concept.”</w:t>
-      </w:r>
-    </w:p>
-    <w:bookmarkEnd w:id="83"/>
-    <w:bookmarkStart w:id="86" w:name="thursday-november-05-lecture-19-hedonism"/>
-    <w:p>
-      <w:pPr>
-        <w:pStyle w:val="Heading3"/>
-      </w:pPr>
-      <w:r>
-        <w:t xml:space="preserve">Thursday, November 05 (Lecture 19) — Hedonism</w:t>
-      </w:r>
-    </w:p>
-    <w:p>
-      <w:pPr>
-        <w:pStyle w:val="FirstParagraph"/>
-      </w:pPr>
-      <w:r>
-        <w:rPr>
-          <w:b/>
-          <w:bCs/>
-        </w:rPr>
-        <w:t xml:space="preserve">Required</w:t>
-      </w:r>
-      <w:r>
-        <w:t xml:space="preserve">: Roger Crisp,</w:t>
-      </w:r>
-      <w:r>
-        <w:t xml:space="preserve"> </w:t>
-      </w:r>
-      <w:hyperlink r:id="rId84">
-        <w:r>
-          <w:rPr>
-            <w:rStyle w:val="Hyperlink"/>
-          </w:rPr>
-          <w:t xml:space="preserve">“Well-Being”</w:t>
-        </w:r>
-      </w:hyperlink>
-      <w:r>
-        <w:t xml:space="preserve">, SEP,</w:t>
-      </w:r>
-      <w:r>
-        <w:t xml:space="preserve"> </w:t>
-      </w:r>
-      <w:r>
-        <w:rPr>
-          <w:b/>
-          <w:bCs/>
-        </w:rPr>
-        <w:t xml:space="preserve">§4.1</w:t>
-      </w:r>
-      <w:r>
-        <w:t xml:space="preserve">,</w:t>
-      </w:r>
-      <w:r>
-        <w:t xml:space="preserve"> </w:t>
-      </w:r>
-      <w:r>
-        <w:t xml:space="preserve">“Hedonism.”</w:t>
-      </w:r>
-      <w:r>
-        <w:br/>
-      </w:r>
-      <w:r>
-        <w:rPr>
-          <w:b/>
-          <w:bCs/>
-        </w:rPr>
-        <w:t xml:space="preserve">Required</w:t>
-      </w:r>
-      <w:r>
-        <w:t xml:space="preserve">: Robert Nozick,</w:t>
-      </w:r>
-      <w:r>
-        <w:t xml:space="preserve"> </w:t>
-      </w:r>
-      <w:hyperlink r:id="rId85">
         <w:r>
           <w:rPr>
             <w:rStyle w:val="Hyperlink"/>
@@ -3109,24 +2988,112 @@
         <w:t xml:space="preserve">(AGAIN, IT MIGHT BE BEST TO DISTRIBUTE ESSAY QUESTIONS EARLIER)</w:t>
       </w:r>
     </w:p>
+    <w:bookmarkEnd w:id="83"/>
+    <w:bookmarkEnd w:id="84"/>
+    <w:bookmarkStart w:id="91" w:name="week-11-desire-and-the-objective-list"/>
+    <w:p>
+      <w:pPr>
+        <w:pStyle w:val="Heading2"/>
+      </w:pPr>
+      <w:r>
+        <w:t xml:space="preserve">Week 11: Desire, and the Objective List</w:t>
+      </w:r>
+    </w:p>
+    <w:bookmarkStart w:id="86" w:name="X79631354aa8d6bc57231d28d4dc4739aa6c34da"/>
+    <w:p>
+      <w:pPr>
+        <w:pStyle w:val="Heading3"/>
+      </w:pPr>
+      <w:r>
+        <w:t xml:space="preserve">Tuesday, November 10 (Lecture 20) — Desire and preference theories</w:t>
+      </w:r>
+    </w:p>
+    <w:p>
+      <w:pPr>
+        <w:pStyle w:val="FirstParagraph"/>
+      </w:pPr>
+      <w:r>
+        <w:rPr>
+          <w:b/>
+          <w:bCs/>
+        </w:rPr>
+        <w:t xml:space="preserve">Required</w:t>
+      </w:r>
+      <w:r>
+        <w:t xml:space="preserve">: Roger Crisp,</w:t>
+      </w:r>
+      <w:r>
+        <w:t xml:space="preserve"> </w:t>
+      </w:r>
+      <w:hyperlink r:id="rId85">
+        <w:r>
+          <w:rPr>
+            <w:rStyle w:val="Hyperlink"/>
+          </w:rPr>
+          <w:t xml:space="preserve">“Well-Being”</w:t>
+        </w:r>
+      </w:hyperlink>
+      <w:r>
+        <w:t xml:space="preserve">, SEP,</w:t>
+      </w:r>
+      <w:r>
+        <w:t xml:space="preserve"> </w:t>
+      </w:r>
+      <w:r>
+        <w:rPr>
+          <w:b/>
+          <w:bCs/>
+        </w:rPr>
+        <w:t xml:space="preserve">§4.2</w:t>
+      </w:r>
+      <w:r>
+        <w:t xml:space="preserve">,</w:t>
+      </w:r>
+      <w:r>
+        <w:t xml:space="preserve"> </w:t>
+      </w:r>
+      <w:r>
+        <w:t xml:space="preserve">“Desire Theories”</w:t>
+      </w:r>
+      <w:r>
+        <w:t xml:space="preserve">.</w:t>
+      </w:r>
+      <w:r>
+        <w:br/>
+      </w:r>
+      <w:r>
+        <w:rPr>
+          <w:b/>
+          <w:bCs/>
+        </w:rPr>
+        <w:t xml:space="preserve">Recommended</w:t>
+      </w:r>
+      <w:r>
+        <w:t xml:space="preserve">: Richard Y. Chappell and Darius Meissner,</w:t>
+      </w:r>
+      <w:r>
+        <w:t xml:space="preserve"> </w:t>
+      </w:r>
+      <w:hyperlink r:id="rId78">
+        <w:r>
+          <w:rPr>
+            <w:rStyle w:val="Hyperlink"/>
+          </w:rPr>
+          <w:t xml:space="preserve">“Theories of Well-Being”</w:t>
+        </w:r>
+      </w:hyperlink>
+      <w:r>
+        <w:t xml:space="preserve">, the desire-theory section.</w:t>
+      </w:r>
+    </w:p>
     <w:bookmarkEnd w:id="86"/>
-    <w:bookmarkEnd w:id="87"/>
-    <w:bookmarkStart w:id="94" w:name="week-11-desire-and-the-objective-list"/>
-    <w:p>
-      <w:pPr>
-        <w:pStyle w:val="Heading2"/>
-      </w:pPr>
-      <w:r>
-        <w:t xml:space="preserve">Week 11: Desire, and the Objective List</w:t>
-      </w:r>
-    </w:p>
-    <w:bookmarkStart w:id="89" w:name="X79631354aa8d6bc57231d28d4dc4739aa6c34da"/>
+    <w:bookmarkStart w:id="90" w:name="X10a570f0a704e9c5b54652dbcd8cc810abb2eca"/>
     <w:p>
       <w:pPr>
         <w:pStyle w:val="Heading3"/>
       </w:pPr>
       <w:r>
-        <w:t xml:space="preserve">Tuesday, November 10 (Lecture 20) — Desire and preference theories</w:t>
+        <w:t xml:space="preserve">Thursday, November 12 (Lecture 21) — Objective lists, and who has a welfare</w:t>
       </w:r>
     </w:p>
     <w:p>
@@ -3146,215 +3113,127 @@
       <w:r>
         <w:t xml:space="preserve"> </w:t>
       </w:r>
+      <w:hyperlink r:id="rId79">
+        <w:r>
+          <w:rPr>
+            <w:rStyle w:val="Hyperlink"/>
+          </w:rPr>
+          <w:t xml:space="preserve">“Well-Being”</w:t>
+        </w:r>
+      </w:hyperlink>
+      <w:r>
+        <w:t xml:space="preserve">, SEP,</w:t>
+      </w:r>
+      <w:r>
+        <w:t xml:space="preserve"> </w:t>
+      </w:r>
+      <w:r>
+        <w:rPr>
+          <w:b/>
+          <w:bCs/>
+        </w:rPr>
+        <w:t xml:space="preserve">§4.3</w:t>
+      </w:r>
+      <w:r>
+        <w:t xml:space="preserve">,</w:t>
+      </w:r>
+      <w:r>
+        <w:t xml:space="preserve"> </w:t>
+      </w:r>
+      <w:r>
+        <w:t xml:space="preserve">“Objective List Theories.”</w:t>
+      </w:r>
+      <w:r>
+        <w:br/>
+      </w:r>
+      <w:r>
+        <w:rPr>
+          <w:b/>
+          <w:bCs/>
+        </w:rPr>
+        <w:t xml:space="preserve">Required</w:t>
+      </w:r>
+      <w:r>
+        <w:t xml:space="preserve">: Lori Gruen and Susana Monsó,</w:t>
+      </w:r>
+      <w:r>
+        <w:t xml:space="preserve"> </w:t>
+      </w:r>
+      <w:hyperlink r:id="rId87">
+        <w:r>
+          <w:rPr>
+            <w:rStyle w:val="Hyperlink"/>
+          </w:rPr>
+          <w:t xml:space="preserve">“The Moral Status of Animals”</w:t>
+        </w:r>
+      </w:hyperlink>
+      <w:r>
+        <w:t xml:space="preserve">, SEP,</w:t>
+      </w:r>
+      <w:r>
+        <w:t xml:space="preserve"> </w:t>
+      </w:r>
+      <w:r>
+        <w:rPr>
+          <w:b/>
+          <w:bCs/>
+        </w:rPr>
+        <w:t xml:space="preserve">§1.1</w:t>
+      </w:r>
+      <w:r>
+        <w:t xml:space="preserve">,</w:t>
+      </w:r>
+      <w:r>
+        <w:t xml:space="preserve"> </w:t>
+      </w:r>
+      <w:r>
+        <w:t xml:space="preserve">“Speciesism”</w:t>
+      </w:r>
+      <w:r>
+        <w:t xml:space="preserve"> </w:t>
+      </w:r>
+      <w:r>
+        <w:t xml:space="preserve">and</w:t>
+      </w:r>
+      <w:r>
+        <w:t xml:space="preserve"> </w:t>
+      </w:r>
+      <w:r>
+        <w:rPr>
+          <w:b/>
+          <w:bCs/>
+        </w:rPr>
+        <w:t xml:space="preserve">§1.4</w:t>
+      </w:r>
+      <w:r>
+        <w:t xml:space="preserve">,</w:t>
+      </w:r>
+      <w:r>
+        <w:t xml:space="preserve"> </w:t>
+      </w:r>
+      <w:r>
+        <w:t xml:space="preserve">“Sentience”</w:t>
+      </w:r>
+      <w:r>
+        <w:t xml:space="preserve">.</w:t>
+      </w:r>
+      <w:r>
+        <w:br/>
+      </w:r>
+      <w:r>
+        <w:rPr>
+          <w:b/>
+          <w:bCs/>
+        </w:rPr>
+        <w:t xml:space="preserve">Recommended</w:t>
+      </w:r>
+      <w:r>
+        <w:t xml:space="preserve">: Conor Purcell,</w:t>
+      </w:r>
+      <w:r>
+        <w:t xml:space="preserve"> </w:t>
+      </w:r>
       <w:hyperlink r:id="rId88">
-        <w:r>
-          <w:rPr>
-            <w:rStyle w:val="Hyperlink"/>
-          </w:rPr>
-          <w:t xml:space="preserve">“Well-Being”</w:t>
-        </w:r>
-      </w:hyperlink>
-      <w:r>
-        <w:t xml:space="preserve">, SEP,</w:t>
-      </w:r>
-      <w:r>
-        <w:t xml:space="preserve"> </w:t>
-      </w:r>
-      <w:r>
-        <w:rPr>
-          <w:b/>
-          <w:bCs/>
-        </w:rPr>
-        <w:t xml:space="preserve">§4.2</w:t>
-      </w:r>
-      <w:r>
-        <w:t xml:space="preserve">,</w:t>
-      </w:r>
-      <w:r>
-        <w:t xml:space="preserve"> </w:t>
-      </w:r>
-      <w:r>
-        <w:t xml:space="preserve">“Desire Theories”</w:t>
-      </w:r>
-      <w:r>
-        <w:t xml:space="preserve">.</w:t>
-      </w:r>
-      <w:r>
-        <w:br/>
-      </w:r>
-      <w:r>
-        <w:rPr>
-          <w:b/>
-          <w:bCs/>
-        </w:rPr>
-        <w:t xml:space="preserve">Recommended</w:t>
-      </w:r>
-      <w:r>
-        <w:t xml:space="preserve">: Richard Y. Chappell and Darius Meissner,</w:t>
-      </w:r>
-      <w:r>
-        <w:t xml:space="preserve"> </w:t>
-      </w:r>
-      <w:hyperlink r:id="rId81">
-        <w:r>
-          <w:rPr>
-            <w:rStyle w:val="Hyperlink"/>
-          </w:rPr>
-          <w:t xml:space="preserve">“Theories of Well-Being”</w:t>
-        </w:r>
-      </w:hyperlink>
-      <w:r>
-        <w:t xml:space="preserve">, the desire-theory section.</w:t>
-      </w:r>
-    </w:p>
-    <w:bookmarkEnd w:id="89"/>
-    <w:bookmarkStart w:id="93" w:name="X10a570f0a704e9c5b54652dbcd8cc810abb2eca"/>
-    <w:p>
-      <w:pPr>
-        <w:pStyle w:val="Heading3"/>
-      </w:pPr>
-      <w:r>
-        <w:t xml:space="preserve">Thursday, November 12 (Lecture 21) — Objective lists, and who has a welfare</w:t>
-      </w:r>
-    </w:p>
-    <w:p>
-      <w:pPr>
-        <w:pStyle w:val="FirstParagraph"/>
-      </w:pPr>
-      <w:r>
-        <w:rPr>
-          <w:b/>
-          <w:bCs/>
-        </w:rPr>
-        <w:t xml:space="preserve">Required</w:t>
-      </w:r>
-      <w:r>
-        <w:t xml:space="preserve">: Roger Crisp,</w:t>
-      </w:r>
-      <w:r>
-        <w:t xml:space="preserve"> </w:t>
-      </w:r>
-      <w:hyperlink r:id="rId82">
-        <w:r>
-          <w:rPr>
-            <w:rStyle w:val="Hyperlink"/>
-          </w:rPr>
-          <w:t xml:space="preserve">“Well-Being”</w:t>
-        </w:r>
-      </w:hyperlink>
-      <w:r>
-        <w:t xml:space="preserve">, SEP,</w:t>
-      </w:r>
-      <w:r>
-        <w:t xml:space="preserve"> </w:t>
-      </w:r>
-      <w:r>
-        <w:rPr>
-          <w:b/>
-          <w:bCs/>
-        </w:rPr>
-        <w:t xml:space="preserve">§4.3</w:t>
-      </w:r>
-      <w:r>
-        <w:t xml:space="preserve">,</w:t>
-      </w:r>
-      <w:r>
-        <w:t xml:space="preserve"> </w:t>
-      </w:r>
-      <w:r>
-        <w:t xml:space="preserve">“Objective List Theories.”</w:t>
-      </w:r>
-      <w:r>
-        <w:br/>
-      </w:r>
-      <w:r>
-        <w:rPr>
-          <w:b/>
-          <w:bCs/>
-        </w:rPr>
-        <w:t xml:space="preserve">Required</w:t>
-      </w:r>
-      <w:r>
-        <w:t xml:space="preserve">: Lori Gruen and Susana Monsó,</w:t>
-      </w:r>
-      <w:r>
-        <w:t xml:space="preserve"> </w:t>
-      </w:r>
-      <w:hyperlink r:id="rId90">
-        <w:r>
-          <w:rPr>
-            <w:rStyle w:val="Hyperlink"/>
-          </w:rPr>
-          <w:t xml:space="preserve">“The Moral Status of Animals”</w:t>
-        </w:r>
-      </w:hyperlink>
-      <w:r>
-        <w:t xml:space="preserve">, SEP,</w:t>
-      </w:r>
-      <w:r>
-        <w:t xml:space="preserve"> </w:t>
-      </w:r>
-      <w:r>
-        <w:rPr>
-          <w:b/>
-          <w:bCs/>
-        </w:rPr>
-        <w:t xml:space="preserve">§1.1</w:t>
-      </w:r>
-      <w:r>
-        <w:t xml:space="preserve">,</w:t>
-      </w:r>
-      <w:r>
-        <w:t xml:space="preserve"> </w:t>
-      </w:r>
-      <w:r>
-        <w:t xml:space="preserve">“Speciesism”</w:t>
-      </w:r>
-      <w:r>
-        <w:t xml:space="preserve"> </w:t>
-      </w:r>
-      <w:r>
-        <w:t xml:space="preserve">and</w:t>
-      </w:r>
-      <w:r>
-        <w:t xml:space="preserve"> </w:t>
-      </w:r>
-      <w:r>
-        <w:rPr>
-          <w:b/>
-          <w:bCs/>
-        </w:rPr>
-        <w:t xml:space="preserve">§1.4</w:t>
-      </w:r>
-      <w:r>
-        <w:t xml:space="preserve">,</w:t>
-      </w:r>
-      <w:r>
-        <w:t xml:space="preserve"> </w:t>
-      </w:r>
-      <w:r>
-        <w:t xml:space="preserve">“Sentience”</w:t>
-      </w:r>
-      <w:r>
-        <w:t xml:space="preserve">.</w:t>
-      </w:r>
-      <w:r>
-        <w:br/>
-      </w:r>
-      <w:r>
-        <w:rPr>
-          <w:b/>
-          <w:bCs/>
-        </w:rPr>
-        <w:t xml:space="preserve">Recommended</w:t>
-      </w:r>
-      <w:r>
-        <w:t xml:space="preserve">: Conor Purcell,</w:t>
-      </w:r>
-      <w:r>
-        <w:t xml:space="preserve"> </w:t>
-      </w:r>
-      <w:hyperlink r:id="rId91">
         <w:r>
           <w:rPr>
             <w:rStyle w:val="Hyperlink"/>
@@ -3394,7 +3273,7 @@
       <w:r>
         <w:t xml:space="preserve"> </w:t>
       </w:r>
-      <w:hyperlink r:id="rId92">
+      <w:hyperlink r:id="rId89">
         <w:r>
           <w:rPr>
             <w:rStyle w:val="Hyperlink"/>
@@ -3431,9 +3310,9 @@
         <w:t xml:space="preserve">Module Quiz 3 (Lectures 15–21) opens after class.</w:t>
       </w:r>
     </w:p>
-    <w:bookmarkEnd w:id="93"/>
-    <w:bookmarkEnd w:id="94"/>
-    <w:bookmarkStart w:id="103" w:name="week-12-the-self"/>
+    <w:bookmarkEnd w:id="90"/>
+    <w:bookmarkEnd w:id="91"/>
+    <w:bookmarkStart w:id="100" w:name="week-12-the-self"/>
     <w:p>
       <w:pPr>
         <w:pStyle w:val="Heading2"/>
@@ -3442,7 +3321,7 @@
         <w:t xml:space="preserve">Week 12: The Self</w:t>
       </w:r>
     </w:p>
-    <w:bookmarkStart w:id="98" w:name="Xd41dee43ab2ae7aade769c2c5526b30fecfa0af"/>
+    <w:bookmarkStart w:id="95" w:name="Xd41dee43ab2ae7aade769c2c5526b30fecfa0af"/>
     <w:p>
       <w:pPr>
         <w:pStyle w:val="Heading3"/>
@@ -3468,7 +3347,7 @@
       <w:r>
         <w:t xml:space="preserve"> </w:t>
       </w:r>
-      <w:hyperlink r:id="rId95">
+      <w:hyperlink r:id="rId92">
         <w:r>
           <w:rPr>
             <w:rStyle w:val="Hyperlink"/>
@@ -3498,76 +3377,76 @@
       <w:r>
         <w:t xml:space="preserve"> </w:t>
       </w:r>
+      <w:hyperlink r:id="rId93">
+        <w:r>
+          <w:rPr>
+            <w:rStyle w:val="Hyperlink"/>
+          </w:rPr>
+          <w:t xml:space="preserve">“Divided Minds and the Nature of Persons”</w:t>
+        </w:r>
+      </w:hyperlink>
+      <w:r>
+        <w:t xml:space="preserve">.</w:t>
+      </w:r>
+      <w:r>
+        <w:br/>
+      </w:r>
+      <w:r>
+        <w:rPr>
+          <w:b/>
+          <w:bCs/>
+        </w:rPr>
+        <w:t xml:space="preserve">Recommended</w:t>
+      </w:r>
+      <w:r>
+        <w:t xml:space="preserve">: Chad Vance,</w:t>
+      </w:r>
+      <w:r>
+        <w:t xml:space="preserve"> </w:t>
+      </w:r>
+      <w:hyperlink r:id="rId94">
+        <w:r>
+          <w:rPr>
+            <w:rStyle w:val="Hyperlink"/>
+          </w:rPr>
+          <w:t xml:space="preserve">“Personal Identity: How We Exist Over Time”</w:t>
+        </w:r>
+      </w:hyperlink>
+      <w:r>
+        <w:t xml:space="preserve"> </w:t>
+      </w:r>
+      <w:r>
+        <w:t xml:space="preserve">(1000-Word Philosophy).</w:t>
+      </w:r>
+    </w:p>
+    <w:bookmarkEnd w:id="95"/>
+    <w:bookmarkStart w:id="99" w:name="X7b137362c18c82fd08f57a4d05c8acf900f9e5f"/>
+    <w:p>
+      <w:pPr>
+        <w:pStyle w:val="Heading3"/>
+      </w:pPr>
+      <w:r>
+        <w:t xml:space="preserve">Thursday, November 19 (Lecture 23) — What matters in survival</w:t>
+      </w:r>
+    </w:p>
+    <w:p>
+      <w:pPr>
+        <w:pStyle w:val="FirstParagraph"/>
+      </w:pPr>
+      <w:r>
+        <w:rPr>
+          <w:b/>
+          <w:bCs/>
+        </w:rPr>
+        <w:t xml:space="preserve">Required</w:t>
+      </w:r>
+      <w:r>
+        <w:t xml:space="preserve">: John Locke,</w:t>
+      </w:r>
+      <w:r>
+        <w:t xml:space="preserve"> </w:t>
+      </w:r>
       <w:hyperlink r:id="rId96">
-        <w:r>
-          <w:rPr>
-            <w:rStyle w:val="Hyperlink"/>
-          </w:rPr>
-          <w:t xml:space="preserve">“Divided Minds and the Nature of Persons”</w:t>
-        </w:r>
-      </w:hyperlink>
-      <w:r>
-        <w:t xml:space="preserve">.</w:t>
-      </w:r>
-      <w:r>
-        <w:br/>
-      </w:r>
-      <w:r>
-        <w:rPr>
-          <w:b/>
-          <w:bCs/>
-        </w:rPr>
-        <w:t xml:space="preserve">Recommended</w:t>
-      </w:r>
-      <w:r>
-        <w:t xml:space="preserve">: Chad Vance,</w:t>
-      </w:r>
-      <w:r>
-        <w:t xml:space="preserve"> </w:t>
-      </w:r>
-      <w:hyperlink r:id="rId97">
-        <w:r>
-          <w:rPr>
-            <w:rStyle w:val="Hyperlink"/>
-          </w:rPr>
-          <w:t xml:space="preserve">“Personal Identity: How We Exist Over Time”</w:t>
-        </w:r>
-      </w:hyperlink>
-      <w:r>
-        <w:t xml:space="preserve"> </w:t>
-      </w:r>
-      <w:r>
-        <w:t xml:space="preserve">(1000-Word Philosophy).</w:t>
-      </w:r>
-    </w:p>
-    <w:bookmarkEnd w:id="98"/>
-    <w:bookmarkStart w:id="102" w:name="X7b137362c18c82fd08f57a4d05c8acf900f9e5f"/>
-    <w:p>
-      <w:pPr>
-        <w:pStyle w:val="Heading3"/>
-      </w:pPr>
-      <w:r>
-        <w:t xml:space="preserve">Thursday, November 19 (Lecture 23) — What matters in survival</w:t>
-      </w:r>
-    </w:p>
-    <w:p>
-      <w:pPr>
-        <w:pStyle w:val="FirstParagraph"/>
-      </w:pPr>
-      <w:r>
-        <w:rPr>
-          <w:b/>
-          <w:bCs/>
-        </w:rPr>
-        <w:t xml:space="preserve">Required</w:t>
-      </w:r>
-      <w:r>
-        <w:t xml:space="preserve">: John Locke,</w:t>
-      </w:r>
-      <w:r>
-        <w:t xml:space="preserve"> </w:t>
-      </w:r>
-      <w:hyperlink r:id="rId99">
         <w:r>
           <w:rPr>
             <w:rStyle w:val="Hyperlink"/>
@@ -3602,7 +3481,7 @@
       <w:r>
         <w:t xml:space="preserve"> </w:t>
       </w:r>
-      <w:hyperlink r:id="rId100">
+      <w:hyperlink r:id="rId97">
         <w:r>
           <w:rPr>
             <w:rStyle w:val="Hyperlink"/>
@@ -3632,7 +3511,7 @@
       <w:r>
         <w:t xml:space="preserve"> </w:t>
       </w:r>
-      <w:hyperlink r:id="rId101">
+      <w:hyperlink r:id="rId98">
         <w:r>
           <w:rPr>
             <w:rStyle w:val="Hyperlink"/>
@@ -3691,7 +3570,7 @@
       <w:r>
         <w:t xml:space="preserve"> </w:t>
       </w:r>
-      <w:hyperlink r:id="rId99">
+      <w:hyperlink r:id="rId96">
         <w:r>
           <w:rPr>
             <w:rStyle w:val="Hyperlink"/>
@@ -3711,9 +3590,9 @@
         <w:t xml:space="preserve">, all of Chapter xxvii, for anyone who wants to see the details of Locke’s view in a more original form.</w:t>
       </w:r>
     </w:p>
-    <w:bookmarkEnd w:id="102"/>
-    <w:bookmarkEnd w:id="103"/>
-    <w:bookmarkStart w:id="108" w:name="week-13-law"/>
+    <w:bookmarkEnd w:id="99"/>
+    <w:bookmarkEnd w:id="100"/>
+    <w:bookmarkStart w:id="105" w:name="week-13-law"/>
     <w:p>
       <w:pPr>
         <w:pStyle w:val="Heading2"/>
@@ -3734,7 +3613,7 @@
         <w:t xml:space="preserve">Essay due Monday, November 23.</w:t>
       </w:r>
     </w:p>
-    <w:bookmarkStart w:id="106" w:name="Xa4bb28432e14a88f4742351691505a49b1698c4"/>
+    <w:bookmarkStart w:id="103" w:name="Xa4bb28432e14a88f4742351691505a49b1698c4"/>
     <w:p>
       <w:pPr>
         <w:pStyle w:val="Heading3"/>
@@ -3760,7 +3639,7 @@
       <w:r>
         <w:t xml:space="preserve"> </w:t>
       </w:r>
-      <w:hyperlink r:id="rId104">
+      <w:hyperlink r:id="rId101">
         <w:r>
           <w:rPr>
             <w:rStyle w:val="Hyperlink"/>
@@ -3807,7 +3686,7 @@
       <w:r>
         <w:t xml:space="preserve"> </w:t>
       </w:r>
-      <w:hyperlink r:id="rId105">
+      <w:hyperlink r:id="rId102">
         <w:r>
           <w:rPr>
             <w:rStyle w:val="Hyperlink"/>
@@ -3821,8 +3700,8 @@
         <w:t xml:space="preserve">. (Jowett translation, Project Gutenberg)</w:t>
       </w:r>
     </w:p>
-    <w:bookmarkEnd w:id="106"/>
-    <w:bookmarkStart w:id="107" w:name="X1409287e655faaa706d560809809ecb7d412b48"/>
+    <w:bookmarkEnd w:id="103"/>
+    <w:bookmarkStart w:id="104" w:name="X1409287e655faaa706d560809809ecb7d412b48"/>
     <w:p>
       <w:pPr>
         <w:pStyle w:val="Heading3"/>
@@ -3831,24 +3710,127 @@
         <w:t xml:space="preserve">Thursday, November 26 — Thanksgiving recess, no class</w:t>
       </w:r>
     </w:p>
-    <w:bookmarkEnd w:id="107"/>
+    <w:bookmarkEnd w:id="104"/>
+    <w:bookmarkEnd w:id="105"/>
+    <w:bookmarkStart w:id="112" w:name="week-14-punishment-and-speech"/>
+    <w:p>
+      <w:pPr>
+        <w:pStyle w:val="Heading2"/>
+      </w:pPr>
+      <w:r>
+        <w:t xml:space="preserve">Week 14: Punishment and Speech</w:t>
+      </w:r>
+    </w:p>
+    <w:bookmarkStart w:id="108" w:name="X79a81136425caf0487efa9b62b3f24f30bbda61"/>
+    <w:p>
+      <w:pPr>
+        <w:pStyle w:val="Heading3"/>
+      </w:pPr>
+      <w:r>
+        <w:t xml:space="preserve">Tuesday, December 01 (Lecture 25) — Theories of punishment</w:t>
+      </w:r>
+    </w:p>
+    <w:p>
+      <w:pPr>
+        <w:pStyle w:val="FirstParagraph"/>
+      </w:pPr>
+      <w:r>
+        <w:rPr>
+          <w:b/>
+          <w:bCs/>
+        </w:rPr>
+        <w:t xml:space="preserve">Required</w:t>
+      </w:r>
+      <w:r>
+        <w:t xml:space="preserve">: Travis Joseph Rodgers,</w:t>
+      </w:r>
+      <w:r>
+        <w:t xml:space="preserve"> </w:t>
+      </w:r>
+      <w:hyperlink r:id="rId106">
+        <w:r>
+          <w:rPr>
+            <w:rStyle w:val="Hyperlink"/>
+          </w:rPr>
+          <w:t xml:space="preserve">“Theories of Punishment”</w:t>
+        </w:r>
+      </w:hyperlink>
+      <w:r>
+        <w:t xml:space="preserve"> </w:t>
+      </w:r>
+      <w:r>
+        <w:t xml:space="preserve">(1000-Word Philosophy).</w:t>
+      </w:r>
+      <w:r>
+        <w:br/>
+      </w:r>
+      <w:r>
+        <w:rPr>
+          <w:b/>
+          <w:bCs/>
+        </w:rPr>
+        <w:t xml:space="preserve">Recommended</w:t>
+      </w:r>
+      <w:r>
+        <w:t xml:space="preserve">: Zachary Hoskins and Anthony Duff,</w:t>
+      </w:r>
+      <w:r>
+        <w:t xml:space="preserve"> </w:t>
+      </w:r>
+      <w:hyperlink r:id="rId107">
+        <w:r>
+          <w:rPr>
+            <w:rStyle w:val="Hyperlink"/>
+          </w:rPr>
+          <w:t xml:space="preserve">“Legal Punishment”</w:t>
+        </w:r>
+      </w:hyperlink>
+      <w:r>
+        <w:t xml:space="preserve">, SEP,</w:t>
+      </w:r>
+      <w:r>
+        <w:t xml:space="preserve"> </w:t>
+      </w:r>
+      <w:r>
+        <w:rPr>
+          <w:b/>
+          <w:bCs/>
+        </w:rPr>
+        <w:t xml:space="preserve">§3-4</w:t>
+      </w:r>
+      <w:r>
+        <w:t xml:space="preserve">,</w:t>
+      </w:r>
+      <w:r>
+        <w:t xml:space="preserve"> </w:t>
+      </w:r>
+      <w:r>
+        <w:t xml:space="preserve">“Consequentialist Accounts”</w:t>
+      </w:r>
+      <w:r>
+        <w:t xml:space="preserve"> </w:t>
+      </w:r>
+      <w:r>
+        <w:t xml:space="preserve">and</w:t>
+      </w:r>
+      <w:r>
+        <w:t xml:space="preserve"> </w:t>
+      </w:r>
+      <w:r>
+        <w:t xml:space="preserve">“Retributivist Accounts”</w:t>
+      </w:r>
+      <w:r>
+        <w:t xml:space="preserve">.</w:t>
+      </w:r>
+    </w:p>
     <w:bookmarkEnd w:id="108"/>
-    <w:bookmarkStart w:id="115" w:name="week-14-punishment-and-speech"/>
-    <w:p>
-      <w:pPr>
-        <w:pStyle w:val="Heading2"/>
-      </w:pPr>
-      <w:r>
-        <w:t xml:space="preserve">Week 14: Punishment and Speech</w:t>
-      </w:r>
-    </w:p>
-    <w:bookmarkStart w:id="111" w:name="X79a81136425caf0487efa9b62b3f24f30bbda61"/>
+    <w:bookmarkStart w:id="111" w:name="X9a2df436863387c404aa2d0a9ac8b7fb026d883"/>
     <w:p>
       <w:pPr>
         <w:pStyle w:val="Heading3"/>
       </w:pPr>
       <w:r>
-        <w:t xml:space="preserve">Tuesday, December 01 (Lecture 25) — Theories of punishment</w:t>
+        <w:t xml:space="preserve">Thursday, December 03 (Lecture 26) — Free speech and the marketplace of ideas</w:t>
       </w:r>
     </w:p>
     <w:p>
@@ -3863,7 +3845,7 @@
         <w:t xml:space="preserve">Required</w:t>
       </w:r>
       <w:r>
-        <w:t xml:space="preserve">: Travis Joseph Rodgers,</w:t>
+        <w:t xml:space="preserve">: Mark Satta,</w:t>
       </w:r>
       <w:r>
         <w:t xml:space="preserve"> </w:t>
@@ -3873,14 +3855,14 @@
           <w:rPr>
             <w:rStyle w:val="Hyperlink"/>
           </w:rPr>
-          <w:t xml:space="preserve">“Theories of Punishment”</w:t>
-        </w:r>
-      </w:hyperlink>
-      <w:r>
-        <w:t xml:space="preserve"> </w:t>
-      </w:r>
-      <w:r>
-        <w:t xml:space="preserve">(1000-Word Philosophy).</w:t>
+          <w:t xml:space="preserve">“Free Speech”</w:t>
+        </w:r>
+      </w:hyperlink>
+      <w:r>
+        <w:t xml:space="preserve"> </w:t>
+      </w:r>
+      <w:r>
+        <w:t xml:space="preserve">(1000-Word Philosophy)</w:t>
       </w:r>
       <w:r>
         <w:br/>
@@ -3890,118 +3872,15 @@
           <w:b/>
           <w:bCs/>
         </w:rPr>
-        <w:t xml:space="preserve">Recommended</w:t>
-      </w:r>
-      <w:r>
-        <w:t xml:space="preserve">: Zachary Hoskins and Anthony Duff,</w:t>
+        <w:t xml:space="preserve">Required</w:t>
+      </w:r>
+      <w:r>
+        <w:t xml:space="preserve">: J. S. Mill and H. T. Mill,</w:t>
       </w:r>
       <w:r>
         <w:t xml:space="preserve"> </w:t>
       </w:r>
       <w:hyperlink r:id="rId110">
-        <w:r>
-          <w:rPr>
-            <w:rStyle w:val="Hyperlink"/>
-          </w:rPr>
-          <w:t xml:space="preserve">“Legal Punishment”</w:t>
-        </w:r>
-      </w:hyperlink>
-      <w:r>
-        <w:t xml:space="preserve">, SEP,</w:t>
-      </w:r>
-      <w:r>
-        <w:t xml:space="preserve"> </w:t>
-      </w:r>
-      <w:r>
-        <w:rPr>
-          <w:b/>
-          <w:bCs/>
-        </w:rPr>
-        <w:t xml:space="preserve">§3-4</w:t>
-      </w:r>
-      <w:r>
-        <w:t xml:space="preserve">,</w:t>
-      </w:r>
-      <w:r>
-        <w:t xml:space="preserve"> </w:t>
-      </w:r>
-      <w:r>
-        <w:t xml:space="preserve">“Consequentialist Accounts”</w:t>
-      </w:r>
-      <w:r>
-        <w:t xml:space="preserve"> </w:t>
-      </w:r>
-      <w:r>
-        <w:t xml:space="preserve">and</w:t>
-      </w:r>
-      <w:r>
-        <w:t xml:space="preserve"> </w:t>
-      </w:r>
-      <w:r>
-        <w:t xml:space="preserve">“Retributivist Accounts”</w:t>
-      </w:r>
-      <w:r>
-        <w:t xml:space="preserve">.</w:t>
-      </w:r>
-    </w:p>
-    <w:bookmarkEnd w:id="111"/>
-    <w:bookmarkStart w:id="114" w:name="X9a2df436863387c404aa2d0a9ac8b7fb026d883"/>
-    <w:p>
-      <w:pPr>
-        <w:pStyle w:val="Heading3"/>
-      </w:pPr>
-      <w:r>
-        <w:t xml:space="preserve">Thursday, December 03 (Lecture 26) — Free speech and the marketplace of ideas</w:t>
-      </w:r>
-    </w:p>
-    <w:p>
-      <w:pPr>
-        <w:pStyle w:val="FirstParagraph"/>
-      </w:pPr>
-      <w:r>
-        <w:rPr>
-          <w:b/>
-          <w:bCs/>
-        </w:rPr>
-        <w:t xml:space="preserve">Required</w:t>
-      </w:r>
-      <w:r>
-        <w:t xml:space="preserve">: Mark Satta,</w:t>
-      </w:r>
-      <w:r>
-        <w:t xml:space="preserve"> </w:t>
-      </w:r>
-      <w:hyperlink r:id="rId112">
-        <w:r>
-          <w:rPr>
-            <w:rStyle w:val="Hyperlink"/>
-          </w:rPr>
-          <w:t xml:space="preserve">“Free Speech”</w:t>
-        </w:r>
-      </w:hyperlink>
-      <w:r>
-        <w:t xml:space="preserve"> </w:t>
-      </w:r>
-      <w:r>
-        <w:t xml:space="preserve">(1000-Word Philosophy)</w:t>
-      </w:r>
-      <w:r>
-        <w:br/>
-      </w:r>
-      <w:r>
-        <w:rPr>
-          <w:b/>
-          <w:bCs/>
-        </w:rPr>
-        <w:t xml:space="preserve">Required</w:t>
-      </w:r>
-      <w:r>
-        <w:t xml:space="preserve">: J. S. Mill and H. T. Mill,</w:t>
-      </w:r>
-      <w:r>
-        <w:t xml:space="preserve"> </w:t>
-      </w:r>
-      <w:hyperlink r:id="rId113">
         <w:r>
           <w:rPr>
             <w:rStyle w:val="Hyperlink"/>
@@ -4015,9 +3894,9 @@
         <w:t xml:space="preserve">, extract from Chapter 2 on Canvas.</w:t>
       </w:r>
     </w:p>
-    <w:bookmarkEnd w:id="114"/>
-    <w:bookmarkEnd w:id="115"/>
-    <w:bookmarkStart w:id="119" w:name="week-15-ending"/>
+    <w:bookmarkEnd w:id="111"/>
+    <w:bookmarkEnd w:id="112"/>
+    <w:bookmarkStart w:id="116" w:name="week-15-ending"/>
     <w:p>
       <w:pPr>
         <w:pStyle w:val="Heading2"/>
@@ -4026,7 +3905,7 @@
         <w:t xml:space="preserve">Week 15: Ending</w:t>
       </w:r>
     </w:p>
-    <w:bookmarkStart w:id="117" w:name="X743a790e5d5be054d57feee6607a1932d6cb600"/>
+    <w:bookmarkStart w:id="114" w:name="X743a790e5d5be054d57feee6607a1932d6cb600"/>
     <w:p>
       <w:pPr>
         <w:pStyle w:val="Heading3"/>
@@ -4052,7 +3931,7 @@
       <w:r>
         <w:t xml:space="preserve"> </w:t>
       </w:r>
-      <w:hyperlink r:id="rId116">
+      <w:hyperlink r:id="rId113">
         <w:r>
           <w:rPr>
             <w:rStyle w:val="Hyperlink"/>
@@ -4102,206 +3981,35 @@
         <w:t xml:space="preserve">Module Quiz 4 (Lectures 22–27) opens after class, due Friday.</w:t>
       </w:r>
     </w:p>
+    <w:bookmarkEnd w:id="114"/>
+    <w:bookmarkStart w:id="115" w:name="thursday-december-10-lecture-28-review"/>
+    <w:p>
+      <w:pPr>
+        <w:pStyle w:val="Heading3"/>
+      </w:pPr>
+      <w:r>
+        <w:t xml:space="preserve">Thursday, December 10 (Lecture 28) — Review</w:t>
+      </w:r>
+    </w:p>
+    <w:p>
+      <w:pPr>
+        <w:pStyle w:val="FirstParagraph"/>
+      </w:pPr>
+      <w:r>
+        <w:t xml:space="preserve">No reading. Bring questions.</w:t>
+      </w:r>
+    </w:p>
+    <w:p>
+      <w:pPr>
+        <w:pStyle w:val="BodyText"/>
+      </w:pPr>
+      <w:r>
+        <w:t xml:space="preserve">The final examination is in the University examination period, 14–21 December. The date and room will be posted once the University publishes the schedule.</w:t>
+      </w:r>
+    </w:p>
+    <w:bookmarkEnd w:id="115"/>
+    <w:bookmarkEnd w:id="116"/>
     <w:bookmarkEnd w:id="117"/>
-    <w:bookmarkStart w:id="118" w:name="thursday-december-10-lecture-28-review"/>
-    <w:p>
-      <w:pPr>
-        <w:pStyle w:val="Heading3"/>
-      </w:pPr>
-      <w:r>
-        <w:t xml:space="preserve">Thursday, December 10 (Lecture 28) — Review</w:t>
-      </w:r>
-    </w:p>
-    <w:p>
-      <w:pPr>
-        <w:pStyle w:val="FirstParagraph"/>
-      </w:pPr>
-      <w:r>
-        <w:t xml:space="preserve">No reading. Bring questions.</w:t>
-      </w:r>
-    </w:p>
-    <w:p>
-      <w:pPr>
-        <w:pStyle w:val="BodyText"/>
-      </w:pPr>
-      <w:r>
-        <w:t xml:space="preserve">The final examination is in the University examination period, 14–21 December. The date and room will be posted once the University publishes the schedule.</w:t>
-      </w:r>
-    </w:p>
-    <w:p>
-      <w:r>
-        <w:br w:type="page"/>
-      </w:r>
-    </w:p>
-    <w:bookmarkEnd w:id="118"/>
-    <w:bookmarkEnd w:id="119"/>
-    <w:bookmarkEnd w:id="120"/>
-    <w:bookmarkStart w:id="123" w:name="open-for-the-gsi-meeting"/>
-    <w:p>
-      <w:pPr>
-        <w:pStyle w:val="Heading1"/>
-      </w:pPr>
-      <w:r>
-        <w:t xml:space="preserve">Open for the GSI meeting</w:t>
-      </w:r>
-    </w:p>
-    <w:p>
-      <w:pPr>
-        <w:pStyle w:val="FirstParagraph"/>
-      </w:pPr>
-      <w:r>
-        <w:rPr>
-          <w:i/>
-          <w:iCs/>
-        </w:rPr>
-        <w:t xml:space="preserve">This section is not for students. Delete it before the syllabus goes out.</w:t>
-      </w:r>
-    </w:p>
-    <w:bookmarkStart w:id="121" w:name="the-section-component"/>
-    <w:p>
-      <w:pPr>
-        <w:pStyle w:val="Heading2"/>
-      </w:pPr>
-      <w:r>
-        <w:t xml:space="preserve">The section component</w:t>
-      </w:r>
-    </w:p>
-    <w:p>
-      <w:pPr>
-        <w:pStyle w:val="FirstParagraph"/>
-      </w:pPr>
-      <w:r>
-        <w:t xml:space="preserve">We should decide what to do with the 20%. That’s a lot for you, but on the other hand, it gives you plenty of things to do in class, and two classes a week is a lot to prep. So I think we should go with something like</w:t>
-      </w:r>
-    </w:p>
-    <w:p>
-      <w:pPr>
-        <w:pStyle w:val="Compact"/>
-        <w:numPr>
-          <w:ilvl w:val="0"/>
-          <w:numId w:val="1003"/>
-        </w:numPr>
-      </w:pPr>
-      <w:r>
-        <w:t xml:space="preserve">Short Answer 1 ~8%</w:t>
-      </w:r>
-    </w:p>
-    <w:p>
-      <w:pPr>
-        <w:pStyle w:val="Compact"/>
-        <w:numPr>
-          <w:ilvl w:val="0"/>
-          <w:numId w:val="1003"/>
-        </w:numPr>
-      </w:pPr>
-      <w:r>
-        <w:t xml:space="preserve">Presentations on readings ~6%</w:t>
-      </w:r>
-    </w:p>
-    <w:p>
-      <w:pPr>
-        <w:pStyle w:val="Compact"/>
-        <w:numPr>
-          <w:ilvl w:val="0"/>
-          <w:numId w:val="1003"/>
-        </w:numPr>
-      </w:pPr>
-      <w:r>
-        <w:t xml:space="preserve">Participation ~6%</w:t>
-      </w:r>
-    </w:p>
-    <w:p>
-      <w:pPr>
-        <w:pStyle w:val="FirstParagraph"/>
-      </w:pPr>
-      <w:r>
-        <w:t xml:space="preserve">But we can alter point 2, or add something else. I think it would</w:t>
-      </w:r>
-      <w:r>
-        <w:t xml:space="preserve"> </w:t>
-      </w:r>
-      <w:r>
-        <w:rPr>
-          <w:i/>
-          <w:iCs/>
-        </w:rPr>
-        <w:t xml:space="preserve">probably</w:t>
-      </w:r>
-      <w:r>
-        <w:t xml:space="preserve"> </w:t>
-      </w:r>
-      <w:r>
-        <w:t xml:space="preserve">be best to be uniform across the sections, but I’m willing to be talked out of it.</w:t>
-      </w:r>
-    </w:p>
-    <w:bookmarkEnd w:id="121"/>
-    <w:bookmarkStart w:id="122" w:name="Xf660aefd2a59bc7f4248464b5e42510079fc03f"/>
-    <w:p>
-      <w:pPr>
-        <w:pStyle w:val="Heading2"/>
-      </w:pPr>
-      <w:r>
-        <w:t xml:space="preserve">Consequences of the November essay deadline</w:t>
-      </w:r>
-    </w:p>
-    <w:p>
-      <w:pPr>
-        <w:pStyle w:val="FirstParagraph"/>
-      </w:pPr>
-      <w:r>
-        <w:t xml:space="preserve">The essay is due Monday 23 November so that marked essays go back before the examination.</w:t>
-      </w:r>
-    </w:p>
-    <w:p>
-      <w:pPr>
-        <w:pStyle w:val="BodyText"/>
-      </w:pPr>
-      <w:r>
-        <w:t xml:space="preserve">Short Answer 2 is marked across two weeks, 23 October to 6 November. That’s an important deadline to hit, because the students should use the feedback from in in essay 1. Also, this should get</w:t>
-      </w:r>
-      <w:r>
-        <w:t xml:space="preserve"> </w:t>
-      </w:r>
-      <w:r>
-        <w:rPr>
-          <w:i/>
-          <w:iCs/>
-        </w:rPr>
-        <w:t xml:space="preserve">more</w:t>
-      </w:r>
-      <w:r>
-        <w:t xml:space="preserve"> </w:t>
-      </w:r>
-      <w:r>
-        <w:t xml:space="preserve">feedback than either short answer 1 or frankly the essay. (And definitely more than the exam.)</w:t>
-      </w:r>
-    </w:p>
-    <w:p>
-      <w:pPr>
-        <w:pStyle w:val="BodyText"/>
-      </w:pPr>
-      <w:r>
-        <w:t xml:space="preserve">Then essay marking doesn’t have as hard a deadline; ideally 2 weeks after it’s turned in, but a bit of slippage here isn’t the end of the world.</w:t>
-      </w:r>
-    </w:p>
-    <w:p>
-      <w:pPr>
-        <w:pStyle w:val="BodyText"/>
-      </w:pPr>
-      <w:r>
-        <w:t xml:space="preserve">The stuff at the end isn’t as crucial to the grading, because it only shows up on one quiz and an exam. That may result in some loss of enthusiasm. Now maybe that’s fine; it’s the end of term. And free speech normally gets enough enthusiasm anyway. And no matter what the grade, students over-index on the importance of the exam. But if you’re worried, we could move some of the 20% to in class activities after the essay is due in.</w:t>
-      </w:r>
-    </w:p>
-    <w:p>
-      <w:pPr>
-        <w:pStyle w:val="BodyText"/>
-      </w:pPr>
-      <w:r>
-        <w:t xml:space="preserve">Short Answer 1 is meant to be in class, and this could cause accommodations complications. We should flag this early, and get on top of any issues. The same goes for any other in class writing assignments you want to do. Also, you might want to schedule a makeup slot - preferably one slot across all six sections, because out of 150 we will always have some crises.</w:t>
-      </w:r>
-    </w:p>
-    <w:bookmarkEnd w:id="122"/>
-    <w:bookmarkEnd w:id="123"/>
     <w:sectPr>
       <w:footnotePr>
         <w:numRestart w:val="eachSect"/>
@@ -4607,36 +4315,6 @@
     <w:abstractNumId w:val="991"/>
   </w:num>
   <w:num w:numId="1002">
-    <w:abstractNumId w:val="99411"/>
-    <w:lvlOverride w:ilvl="0">
-      <w:startOverride w:val="1"/>
-    </w:lvlOverride>
-    <w:lvlOverride w:ilvl="1">
-      <w:startOverride w:val="1"/>
-    </w:lvlOverride>
-    <w:lvlOverride w:ilvl="2">
-      <w:startOverride w:val="1"/>
-    </w:lvlOverride>
-    <w:lvlOverride w:ilvl="3">
-      <w:startOverride w:val="1"/>
-    </w:lvlOverride>
-    <w:lvlOverride w:ilvl="4">
-      <w:startOverride w:val="1"/>
-    </w:lvlOverride>
-    <w:lvlOverride w:ilvl="5">
-      <w:startOverride w:val="1"/>
-    </w:lvlOverride>
-    <w:lvlOverride w:ilvl="6">
-      <w:startOverride w:val="1"/>
-    </w:lvlOverride>
-    <w:lvlOverride w:ilvl="7">
-      <w:startOverride w:val="1"/>
-    </w:lvlOverride>
-    <w:lvlOverride w:ilvl="8">
-      <w:startOverride w:val="1"/>
-    </w:lvlOverride>
-  </w:num>
-  <w:num w:numId="1003">
     <w:abstractNumId w:val="99411"/>
     <w:lvlOverride w:ilvl="0">
       <w:startOverride w:val="1"/>

--- a/F26-Phil101-site/syllabus-F26-101.docx
+++ b/F26-Phil101-site/syllabus-F26-101.docx
@@ -954,7 +954,7 @@
       </w:r>
     </w:p>
     <w:bookmarkEnd w:id="16"/>
-    <w:bookmarkStart w:id="117" w:name="class-schedule"/>
+    <w:bookmarkStart w:id="118" w:name="class-schedule"/>
     <w:p>
       <w:pPr>
         <w:pStyle w:val="Heading1"/>
@@ -1281,7 +1281,7 @@
     </w:p>
     <w:bookmarkEnd w:id="24"/>
     <w:bookmarkEnd w:id="25"/>
-    <w:bookmarkStart w:id="33" w:name="week-3-when-is-a-belief-rational"/>
+    <w:bookmarkStart w:id="34" w:name="week-3-when-is-a-belief-rational"/>
     <w:p>
       <w:pPr>
         <w:pStyle w:val="Heading2"/>
@@ -1412,7 +1412,7 @@
       </w:r>
     </w:p>
     <w:bookmarkEnd w:id="29"/>
-    <w:bookmarkStart w:id="32" w:name="X788936a0a6a3614a8cab8070e8b2bc8e6df8136"/>
+    <w:bookmarkStart w:id="33" w:name="X788936a0a6a3614a8cab8070e8b2bc8e6df8136"/>
     <w:p>
       <w:pPr>
         <w:pStyle w:val="Heading3"/>
@@ -1486,50 +1486,18 @@
           <w:t xml:space="preserve">“Knowledge Does Not Protect Against Illusory Truth.”</w:t>
         </w:r>
       </w:hyperlink>
-    </w:p>
-    <w:bookmarkEnd w:id="32"/>
-    <w:bookmarkEnd w:id="33"/>
-    <w:bookmarkStart w:id="40" w:name="week-4-believing-other-people"/>
-    <w:p>
-      <w:pPr>
-        <w:pStyle w:val="Heading2"/>
-      </w:pPr>
-      <w:r>
-        <w:t xml:space="preserve">Week 4: Believing Other People</w:t>
-      </w:r>
-    </w:p>
-    <w:bookmarkStart w:id="36" w:name="X813e23e5bef85f722d5b7502a13816626449bf5"/>
-    <w:p>
-      <w:pPr>
-        <w:pStyle w:val="Heading3"/>
-      </w:pPr>
-      <w:r>
-        <w:t xml:space="preserve">Tuesday, September 22 (Lecture 7) — Is testimony a separate source?</w:t>
-      </w:r>
-    </w:p>
-    <w:p>
-      <w:pPr>
-        <w:pStyle w:val="FirstParagraph"/>
-      </w:pPr>
-      <w:r>
-        <w:rPr>
-          <w:b/>
-          <w:bCs/>
-        </w:rPr>
-        <w:t xml:space="preserve">Required</w:t>
-      </w:r>
-      <w:r>
-        <w:t xml:space="preserve">: Dhirendra Mohan Datta,</w:t>
-      </w:r>
-      <w:r>
-        <w:t xml:space="preserve"> </w:t>
-      </w:r>
-      <w:hyperlink r:id="rId34">
-        <w:r>
-          <w:rPr>
-            <w:rStyle w:val="Hyperlink"/>
-          </w:rPr>
-          <w:t xml:space="preserve">“Testimony as a Method of Knowledge,”</w:t>
+      <w:r>
+        <w:t xml:space="preserve">, Nilanjan Das,</w:t>
+      </w:r>
+      <w:r>
+        <w:t xml:space="preserve"> </w:t>
+      </w:r>
+      <w:hyperlink r:id="rId32">
+        <w:r>
+          <w:rPr>
+            <w:rStyle w:val="Hyperlink"/>
+          </w:rPr>
+          <w:t xml:space="preserve">“Udayana on Learning through Memory,”</w:t>
         </w:r>
       </w:hyperlink>
       <w:r>
@@ -1540,26 +1508,45 @@
           <w:i/>
           <w:iCs/>
         </w:rPr>
-        <w:t xml:space="preserve">Mind</w:t>
-      </w:r>
-      <w:r>
-        <w:t xml:space="preserve"> </w:t>
-      </w:r>
-      <w:r>
-        <w:t xml:space="preserve">36 (1927): 354–358. (Note you need to be on campus, or have a JSTOR account, for this one.)</w:t>
-      </w:r>
-      <w:r>
-        <w:br/>
-      </w:r>
-      <w:r>
-        <w:rPr>
-          <w:b/>
-          <w:bCs/>
-        </w:rPr>
-        <w:t xml:space="preserve">Recommended</w:t>
-      </w:r>
-      <w:r>
-        <w:t xml:space="preserve">: Dan Sperber et al.,</w:t>
+        <w:t xml:space="preserve">Philosophy and Phenomenological Research</w:t>
+      </w:r>
+      <w:r>
+        <w:t xml:space="preserve">. (Note you need to be on campus, or logged in through the library, for this one.)</w:t>
+      </w:r>
+    </w:p>
+    <w:bookmarkEnd w:id="33"/>
+    <w:bookmarkEnd w:id="34"/>
+    <w:bookmarkStart w:id="41" w:name="week-4-believing-other-people"/>
+    <w:p>
+      <w:pPr>
+        <w:pStyle w:val="Heading2"/>
+      </w:pPr>
+      <w:r>
+        <w:t xml:space="preserve">Week 4: Believing Other People</w:t>
+      </w:r>
+    </w:p>
+    <w:bookmarkStart w:id="37" w:name="X813e23e5bef85f722d5b7502a13816626449bf5"/>
+    <w:p>
+      <w:pPr>
+        <w:pStyle w:val="Heading3"/>
+      </w:pPr>
+      <w:r>
+        <w:t xml:space="preserve">Tuesday, September 22 (Lecture 7) — Is testimony a separate source?</w:t>
+      </w:r>
+    </w:p>
+    <w:p>
+      <w:pPr>
+        <w:pStyle w:val="FirstParagraph"/>
+      </w:pPr>
+      <w:r>
+        <w:rPr>
+          <w:b/>
+          <w:bCs/>
+        </w:rPr>
+        <w:t xml:space="preserve">Required</w:t>
+      </w:r>
+      <w:r>
+        <w:t xml:space="preserve">: Dhirendra Mohan Datta,</w:t>
       </w:r>
       <w:r>
         <w:t xml:space="preserve"> </w:t>
@@ -1569,7 +1556,7 @@
           <w:rPr>
             <w:rStyle w:val="Hyperlink"/>
           </w:rPr>
-          <w:t xml:space="preserve">“Epistemic Vigilance,”</w:t>
+          <w:t xml:space="preserve">“Testimony as a Method of Knowledge,”</w:t>
         </w:r>
       </w:hyperlink>
       <w:r>
@@ -1580,6 +1567,46 @@
           <w:i/>
           <w:iCs/>
         </w:rPr>
+        <w:t xml:space="preserve">Mind</w:t>
+      </w:r>
+      <w:r>
+        <w:t xml:space="preserve"> </w:t>
+      </w:r>
+      <w:r>
+        <w:t xml:space="preserve">36 (1927): 354–358. (Note you need to be on campus, or have a JSTOR account, for this one.)</w:t>
+      </w:r>
+      <w:r>
+        <w:br/>
+      </w:r>
+      <w:r>
+        <w:rPr>
+          <w:b/>
+          <w:bCs/>
+        </w:rPr>
+        <w:t xml:space="preserve">Recommended</w:t>
+      </w:r>
+      <w:r>
+        <w:t xml:space="preserve">: Dan Sperber et al.,</w:t>
+      </w:r>
+      <w:r>
+        <w:t xml:space="preserve"> </w:t>
+      </w:r>
+      <w:hyperlink r:id="rId36">
+        <w:r>
+          <w:rPr>
+            <w:rStyle w:val="Hyperlink"/>
+          </w:rPr>
+          <w:t xml:space="preserve">“Epistemic Vigilance,”</w:t>
+        </w:r>
+      </w:hyperlink>
+      <w:r>
+        <w:t xml:space="preserve"> </w:t>
+      </w:r>
+      <w:r>
+        <w:rPr>
+          <w:i/>
+          <w:iCs/>
+        </w:rPr>
         <w:t xml:space="preserve">Mind &amp; Language</w:t>
       </w:r>
       <w:r>
@@ -1589,8 +1616,8 @@
         <w:t xml:space="preserve">25 (2010).</w:t>
       </w:r>
     </w:p>
-    <w:bookmarkEnd w:id="36"/>
-    <w:bookmarkStart w:id="39" w:name="X948a7c28f03938602191d6e41c47b6a9fd84c4c"/>
+    <w:bookmarkEnd w:id="37"/>
+    <w:bookmarkStart w:id="40" w:name="X948a7c28f03938602191d6e41c47b6a9fd84c4c"/>
     <w:p>
       <w:pPr>
         <w:pStyle w:val="Heading3"/>
@@ -1616,7 +1643,7 @@
       <w:r>
         <w:t xml:space="preserve"> </w:t>
       </w:r>
-      <w:hyperlink r:id="rId37">
+      <w:hyperlink r:id="rId38">
         <w:r>
           <w:rPr>
             <w:rStyle w:val="Hyperlink"/>
@@ -1669,7 +1696,7 @@
       <w:r>
         <w:t xml:space="preserve"> </w:t>
       </w:r>
-      <w:hyperlink r:id="rId38">
+      <w:hyperlink r:id="rId39">
         <w:r>
           <w:rPr>
             <w:rStyle w:val="Hyperlink"/>
@@ -1694,9 +1721,9 @@
         <w:t xml:space="preserve">.</w:t>
       </w:r>
     </w:p>
-    <w:bookmarkEnd w:id="39"/>
     <w:bookmarkEnd w:id="40"/>
-    <w:bookmarkStart w:id="48" w:name="week-5-science-and-the-mind"/>
+    <w:bookmarkEnd w:id="41"/>
+    <w:bookmarkStart w:id="49" w:name="week-5-science-and-the-mind"/>
     <w:p>
       <w:pPr>
         <w:pStyle w:val="Heading2"/>
@@ -1705,7 +1732,7 @@
         <w:t xml:space="preserve">Week 5: Science, and the Mind</w:t>
       </w:r>
     </w:p>
-    <w:bookmarkStart w:id="43" w:name="Xf44765c1fcea86a2394376c21e048eae4d225b4"/>
+    <w:bookmarkStart w:id="44" w:name="Xf44765c1fcea86a2394376c21e048eae4d225b4"/>
     <w:p>
       <w:pPr>
         <w:pStyle w:val="Heading3"/>
@@ -1731,7 +1758,7 @@
       <w:r>
         <w:t xml:space="preserve"> </w:t>
       </w:r>
-      <w:hyperlink r:id="rId41">
+      <w:hyperlink r:id="rId42">
         <w:r>
           <w:rPr>
             <w:rStyle w:val="Hyperlink"/>
@@ -1771,7 +1798,7 @@
       <w:r>
         <w:t xml:space="preserve"> </w:t>
       </w:r>
-      <w:hyperlink r:id="rId42">
+      <w:hyperlink r:id="rId43">
         <w:r>
           <w:rPr>
             <w:rStyle w:val="Hyperlink"/>
@@ -1836,8 +1863,8 @@
         <w:t xml:space="preserve">(NOTE FOR GSIs; should I just post the questions earlier?)</w:t>
       </w:r>
     </w:p>
-    <w:bookmarkEnd w:id="43"/>
-    <w:bookmarkStart w:id="47" w:name="X0b9314308d9385921b437b2ed817f2353b12170"/>
+    <w:bookmarkEnd w:id="44"/>
+    <w:bookmarkStart w:id="48" w:name="X0b9314308d9385921b437b2ed817f2353b12170"/>
     <w:p>
       <w:pPr>
         <w:pStyle w:val="Heading3"/>
@@ -1863,7 +1890,7 @@
       <w:r>
         <w:t xml:space="preserve"> </w:t>
       </w:r>
-      <w:hyperlink r:id="rId44">
+      <w:hyperlink r:id="rId45">
         <w:r>
           <w:rPr>
             <w:rStyle w:val="Hyperlink"/>
@@ -1898,7 +1925,7 @@
       <w:r>
         <w:t xml:space="preserve"> </w:t>
       </w:r>
-      <w:hyperlink r:id="rId45">
+      <w:hyperlink r:id="rId46">
         <w:r>
           <w:rPr>
             <w:rStyle w:val="Hyperlink"/>
@@ -1947,7 +1974,7 @@
       <w:r>
         <w:t xml:space="preserve"> </w:t>
       </w:r>
-      <w:hyperlink r:id="rId46">
+      <w:hyperlink r:id="rId47">
         <w:r>
           <w:rPr>
             <w:rStyle w:val="Hyperlink"/>
@@ -1959,9 +1986,9 @@
         <w:t xml:space="preserve">, IEP.</w:t>
       </w:r>
     </w:p>
-    <w:bookmarkEnd w:id="47"/>
     <w:bookmarkEnd w:id="48"/>
-    <w:bookmarkStart w:id="54" w:name="week-6-consciousness"/>
+    <w:bookmarkEnd w:id="49"/>
+    <w:bookmarkStart w:id="55" w:name="week-6-consciousness"/>
     <w:p>
       <w:pPr>
         <w:pStyle w:val="Heading2"/>
@@ -1982,7 +2009,7 @@
         <w:t xml:space="preserve">Short Answer 1 is written in section this week.</w:t>
       </w:r>
     </w:p>
-    <w:bookmarkStart w:id="50" w:name="X200a3672f4c346e20ebf81884b33047daa72e40"/>
+    <w:bookmarkStart w:id="51" w:name="X200a3672f4c346e20ebf81884b33047daa72e40"/>
     <w:p>
       <w:pPr>
         <w:pStyle w:val="Heading3"/>
@@ -2008,7 +2035,7 @@
       <w:r>
         <w:t xml:space="preserve"> </w:t>
       </w:r>
-      <w:hyperlink r:id="rId49">
+      <w:hyperlink r:id="rId50">
         <w:r>
           <w:rPr>
             <w:rStyle w:val="Hyperlink"/>
@@ -2020,8 +2047,8 @@
         <w:t xml:space="preserve">. Note this is slightly more reading than most days in class.</w:t>
       </w:r>
     </w:p>
-    <w:bookmarkEnd w:id="50"/>
-    <w:bookmarkStart w:id="53" w:name="X5c0ffa8a65d715d07dd794e56183fe1c6a9b038"/>
+    <w:bookmarkEnd w:id="51"/>
+    <w:bookmarkStart w:id="54" w:name="X5c0ffa8a65d715d07dd794e56183fe1c6a9b038"/>
     <w:p>
       <w:pPr>
         <w:pStyle w:val="Heading3"/>
@@ -2047,7 +2074,7 @@
       <w:r>
         <w:t xml:space="preserve"> </w:t>
       </w:r>
-      <w:hyperlink r:id="rId51">
+      <w:hyperlink r:id="rId52">
         <w:r>
           <w:rPr>
             <w:rStyle w:val="Hyperlink"/>
@@ -2077,7 +2104,7 @@
       <w:r>
         <w:t xml:space="preserve"> </w:t>
       </w:r>
-      <w:hyperlink r:id="rId52">
+      <w:hyperlink r:id="rId53">
         <w:r>
           <w:rPr>
             <w:rStyle w:val="Hyperlink"/>
@@ -2101,9 +2128,9 @@
         <w:t xml:space="preserve">Short Answer 2 goes out after class, on Lectures 10 to 12, due Friday 23 October.</w:t>
       </w:r>
     </w:p>
-    <w:bookmarkEnd w:id="53"/>
     <w:bookmarkEnd w:id="54"/>
-    <w:bookmarkStart w:id="63" w:name="week-7-dualism"/>
+    <w:bookmarkEnd w:id="55"/>
+    <w:bookmarkStart w:id="64" w:name="week-7-dualism"/>
     <w:p>
       <w:pPr>
         <w:pStyle w:val="Heading2"/>
@@ -2112,7 +2139,7 @@
         <w:t xml:space="preserve">Week 7: Dualism</w:t>
       </w:r>
     </w:p>
-    <w:bookmarkStart w:id="59" w:name="X28f07e07b0ed06b9de4ffbf5e0d4c03242e17c1"/>
+    <w:bookmarkStart w:id="60" w:name="X28f07e07b0ed06b9de4ffbf5e0d4c03242e17c1"/>
     <w:p>
       <w:pPr>
         <w:pStyle w:val="Heading3"/>
@@ -2138,7 +2165,7 @@
       <w:r>
         <w:t xml:space="preserve"> </w:t>
       </w:r>
-      <w:hyperlink r:id="rId55">
+      <w:hyperlink r:id="rId56">
         <w:r>
           <w:rPr>
             <w:rStyle w:val="Hyperlink"/>
@@ -2191,7 +2218,7 @@
       <w:r>
         <w:t xml:space="preserve"> </w:t>
       </w:r>
-      <w:hyperlink r:id="rId56">
+      <w:hyperlink r:id="rId57">
         <w:r>
           <w:rPr>
             <w:rStyle w:val="Hyperlink"/>
@@ -2247,7 +2274,7 @@
       <w:r>
         <w:t xml:space="preserve"> </w:t>
       </w:r>
-      <w:hyperlink r:id="rId57">
+      <w:hyperlink r:id="rId58">
         <w:r>
           <w:rPr>
             <w:rStyle w:val="Hyperlink"/>
@@ -2310,50 +2337,50 @@
       <w:r>
         <w:t xml:space="preserve"> </w:t>
       </w:r>
+      <w:hyperlink r:id="rId59">
+        <w:r>
+          <w:rPr>
+            <w:rStyle w:val="Hyperlink"/>
+          </w:rPr>
+          <w:t xml:space="preserve">Meditation VI</w:t>
+        </w:r>
+      </w:hyperlink>
+      <w:r>
+        <w:t xml:space="preserve">, translated by Jonathan Bennett.</w:t>
+      </w:r>
+    </w:p>
+    <w:bookmarkEnd w:id="60"/>
+    <w:bookmarkStart w:id="63" w:name="X0071eb8764b9615fa532bae8d3896a626f200f7"/>
+    <w:p>
+      <w:pPr>
+        <w:pStyle w:val="Heading3"/>
+      </w:pPr>
+      <w:r>
+        <w:t xml:space="preserve">Thursday, October 15 (Lecture 14) — The case against Dualism</w:t>
+      </w:r>
+    </w:p>
+    <w:p>
+      <w:pPr>
+        <w:pStyle w:val="FirstParagraph"/>
+      </w:pPr>
+      <w:r>
+        <w:rPr>
+          <w:b/>
+          <w:bCs/>
+        </w:rPr>
+        <w:t xml:space="preserve">Required</w:t>
+      </w:r>
+      <w:r>
+        <w:t xml:space="preserve">: Jacob Berger,</w:t>
+      </w:r>
+      <w:r>
+        <w:t xml:space="preserve"> </w:t>
+      </w:r>
       <w:hyperlink r:id="rId58">
         <w:r>
           <w:rPr>
             <w:rStyle w:val="Hyperlink"/>
           </w:rPr>
-          <w:t xml:space="preserve">Meditation VI</w:t>
-        </w:r>
-      </w:hyperlink>
-      <w:r>
-        <w:t xml:space="preserve">, translated by Jonathan Bennett.</w:t>
-      </w:r>
-    </w:p>
-    <w:bookmarkEnd w:id="59"/>
-    <w:bookmarkStart w:id="62" w:name="X0071eb8764b9615fa532bae8d3896a626f200f7"/>
-    <w:p>
-      <w:pPr>
-        <w:pStyle w:val="Heading3"/>
-      </w:pPr>
-      <w:r>
-        <w:t xml:space="preserve">Thursday, October 15 (Lecture 14) — The case against Dualism</w:t>
-      </w:r>
-    </w:p>
-    <w:p>
-      <w:pPr>
-        <w:pStyle w:val="FirstParagraph"/>
-      </w:pPr>
-      <w:r>
-        <w:rPr>
-          <w:b/>
-          <w:bCs/>
-        </w:rPr>
-        <w:t xml:space="preserve">Required</w:t>
-      </w:r>
-      <w:r>
-        <w:t xml:space="preserve">: Jacob Berger,</w:t>
-      </w:r>
-      <w:r>
-        <w:t xml:space="preserve"> </w:t>
-      </w:r>
-      <w:hyperlink r:id="rId57">
-        <w:r>
-          <w:rPr>
-            <w:rStyle w:val="Hyperlink"/>
-          </w:rPr>
           <w:t xml:space="preserve">“The Mind-Body Problem: What Are Minds?”</w:t>
         </w:r>
         <w:r>
@@ -2388,7 +2415,7 @@
       <w:r>
         <w:t xml:space="preserve"> </w:t>
       </w:r>
-      <w:hyperlink r:id="rId60">
+      <w:hyperlink r:id="rId61">
         <w:r>
           <w:rPr>
             <w:rStyle w:val="Hyperlink"/>
@@ -2415,7 +2442,7 @@
       <w:r>
         <w:t xml:space="preserve"> </w:t>
       </w:r>
-      <w:hyperlink r:id="rId61">
+      <w:hyperlink r:id="rId62">
         <w:r>
           <w:rPr>
             <w:rStyle w:val="Hyperlink"/>
@@ -2439,9 +2466,9 @@
         <w:t xml:space="preserve">Module Quiz 2 (Lectures 10–14) opens after class, due Sunday 1 November.</w:t>
       </w:r>
     </w:p>
-    <w:bookmarkEnd w:id="62"/>
     <w:bookmarkEnd w:id="63"/>
-    <w:bookmarkStart w:id="69" w:name="week-8-consequentialism"/>
+    <w:bookmarkEnd w:id="64"/>
+    <w:bookmarkStart w:id="70" w:name="week-8-consequentialism"/>
     <w:p>
       <w:pPr>
         <w:pStyle w:val="Heading2"/>
@@ -2462,7 +2489,7 @@
         <w:t xml:space="preserve">Short Answer 2 due Friday, October 23.</w:t>
       </w:r>
     </w:p>
-    <w:bookmarkStart w:id="64" w:name="X96837ae1114282219fbf9d652d877050467c741"/>
+    <w:bookmarkStart w:id="65" w:name="X96837ae1114282219fbf9d652d877050467c741"/>
     <w:p>
       <w:pPr>
         <w:pStyle w:val="Heading3"/>
@@ -2471,8 +2498,8 @@
         <w:t xml:space="preserve">Tuesday, October 20 — Fall Study Break, no class</w:t>
       </w:r>
     </w:p>
-    <w:bookmarkEnd w:id="64"/>
-    <w:bookmarkStart w:id="68" w:name="Xd0b8d34e58df369132c6104348308b4c66e51b4"/>
+    <w:bookmarkEnd w:id="65"/>
+    <w:bookmarkStart w:id="69" w:name="Xd0b8d34e58df369132c6104348308b4c66e51b4"/>
     <w:p>
       <w:pPr>
         <w:pStyle w:val="Heading3"/>
@@ -2498,7 +2525,7 @@
       <w:r>
         <w:t xml:space="preserve"> </w:t>
       </w:r>
-      <w:hyperlink r:id="rId65">
+      <w:hyperlink r:id="rId66">
         <w:r>
           <w:rPr>
             <w:rStyle w:val="Hyperlink"/>
@@ -2528,7 +2555,7 @@
       <w:r>
         <w:t xml:space="preserve"> </w:t>
       </w:r>
-      <w:hyperlink r:id="rId66">
+      <w:hyperlink r:id="rId67">
         <w:r>
           <w:rPr>
             <w:rStyle w:val="Hyperlink"/>
@@ -2560,7 +2587,7 @@
       <w:r>
         <w:t xml:space="preserve"> </w:t>
       </w:r>
-      <w:hyperlink r:id="rId67">
+      <w:hyperlink r:id="rId68">
         <w:r>
           <w:rPr>
             <w:rStyle w:val="Hyperlink"/>
@@ -2591,9 +2618,9 @@
         <w:t xml:space="preserve">“Classic Utilitarianism.”</w:t>
       </w:r>
     </w:p>
-    <w:bookmarkEnd w:id="68"/>
     <w:bookmarkEnd w:id="69"/>
-    <w:bookmarkStart w:id="77" w:name="week-9-deontology-and-trolleys"/>
+    <w:bookmarkEnd w:id="70"/>
+    <w:bookmarkStart w:id="78" w:name="week-9-deontology-and-trolleys"/>
     <w:p>
       <w:pPr>
         <w:pStyle w:val="Heading2"/>
@@ -2602,7 +2629,7 @@
         <w:t xml:space="preserve">Week 9: Deontology and Trolleys</w:t>
       </w:r>
     </w:p>
-    <w:bookmarkStart w:id="73" w:name="tuesday-october-27-lecture-16-deontology"/>
+    <w:bookmarkStart w:id="74" w:name="tuesday-october-27-lecture-16-deontology"/>
     <w:p>
       <w:pPr>
         <w:pStyle w:val="Heading3"/>
@@ -2628,7 +2655,7 @@
       <w:r>
         <w:t xml:space="preserve"> </w:t>
       </w:r>
-      <w:hyperlink r:id="rId70">
+      <w:hyperlink r:id="rId71">
         <w:r>
           <w:rPr>
             <w:rStyle w:val="Hyperlink"/>
@@ -2658,7 +2685,7 @@
       <w:r>
         <w:t xml:space="preserve"> </w:t>
       </w:r>
-      <w:hyperlink r:id="rId71">
+      <w:hyperlink r:id="rId72">
         <w:r>
           <w:rPr>
             <w:rStyle w:val="Hyperlink"/>
@@ -2707,7 +2734,7 @@
       <w:r>
         <w:t xml:space="preserve"> </w:t>
       </w:r>
-      <w:hyperlink r:id="rId72">
+      <w:hyperlink r:id="rId73">
         <w:r>
           <w:rPr>
             <w:rStyle w:val="Hyperlink"/>
@@ -2721,8 +2748,8 @@
         <w:t xml:space="preserve">, translated by Jonathan Bennett, Chapter 1, especially the opening on the good will and the passages on universal law.</w:t>
       </w:r>
     </w:p>
-    <w:bookmarkEnd w:id="73"/>
-    <w:bookmarkStart w:id="76" w:name="Xf9503ef139db4d04bbf75454be19f247653d6bf"/>
+    <w:bookmarkEnd w:id="74"/>
+    <w:bookmarkStart w:id="77" w:name="Xf9503ef139db4d04bbf75454be19f247653d6bf"/>
     <w:p>
       <w:pPr>
         <w:pStyle w:val="Heading3"/>
@@ -2748,7 +2775,7 @@
       <w:r>
         <w:t xml:space="preserve"> </w:t>
       </w:r>
-      <w:hyperlink r:id="rId74">
+      <w:hyperlink r:id="rId75">
         <w:r>
           <w:rPr>
             <w:rStyle w:val="Hyperlink"/>
@@ -2778,7 +2805,7 @@
       <w:r>
         <w:t xml:space="preserve"> </w:t>
       </w:r>
-      <w:hyperlink r:id="rId75">
+      <w:hyperlink r:id="rId76">
         <w:r>
           <w:rPr>
             <w:rStyle w:val="Hyperlink"/>
@@ -2790,9 +2817,9 @@
         <w:t xml:space="preserve">, sections I and II.</w:t>
       </w:r>
     </w:p>
-    <w:bookmarkEnd w:id="76"/>
     <w:bookmarkEnd w:id="77"/>
-    <w:bookmarkStart w:id="84" w:name="week-10-what-makes-a-life-go-well"/>
+    <w:bookmarkEnd w:id="78"/>
+    <w:bookmarkStart w:id="85" w:name="week-10-what-makes-a-life-go-well"/>
     <w:p>
       <w:pPr>
         <w:pStyle w:val="Heading2"/>
@@ -2801,7 +2828,7 @@
         <w:t xml:space="preserve">Week 10: What Makes a Life Go Well</w:t>
       </w:r>
     </w:p>
-    <w:bookmarkStart w:id="80" w:name="Xfa27847b8ca2d7448cd55c9f9be995321b42872"/>
+    <w:bookmarkStart w:id="81" w:name="Xfa27847b8ca2d7448cd55c9f9be995321b42872"/>
     <w:p>
       <w:pPr>
         <w:pStyle w:val="Heading3"/>
@@ -2827,7 +2854,7 @@
       <w:r>
         <w:t xml:space="preserve"> </w:t>
       </w:r>
-      <w:hyperlink r:id="rId78">
+      <w:hyperlink r:id="rId79">
         <w:r>
           <w:rPr>
             <w:rStyle w:val="Hyperlink"/>
@@ -2854,7 +2881,7 @@
       <w:r>
         <w:t xml:space="preserve"> </w:t>
       </w:r>
-      <w:hyperlink r:id="rId79">
+      <w:hyperlink r:id="rId80">
         <w:r>
           <w:rPr>
             <w:rStyle w:val="Hyperlink"/>
@@ -2885,8 +2912,8 @@
         <w:t xml:space="preserve">“The Concept.”</w:t>
       </w:r>
     </w:p>
-    <w:bookmarkEnd w:id="80"/>
-    <w:bookmarkStart w:id="83" w:name="thursday-november-05-lecture-19-hedonism"/>
+    <w:bookmarkEnd w:id="81"/>
+    <w:bookmarkStart w:id="84" w:name="thursday-november-05-lecture-19-hedonism"/>
     <w:p>
       <w:pPr>
         <w:pStyle w:val="Heading3"/>
@@ -2912,7 +2939,7 @@
       <w:r>
         <w:t xml:space="preserve"> </w:t>
       </w:r>
-      <w:hyperlink r:id="rId81">
+      <w:hyperlink r:id="rId82">
         <w:r>
           <w:rPr>
             <w:rStyle w:val="Hyperlink"/>
@@ -2958,7 +2985,7 @@
       <w:r>
         <w:t xml:space="preserve"> </w:t>
       </w:r>
-      <w:hyperlink r:id="rId82">
+      <w:hyperlink r:id="rId83">
         <w:r>
           <w:rPr>
             <w:rStyle w:val="Hyperlink"/>
@@ -2988,9 +3015,9 @@
         <w:t xml:space="preserve">(AGAIN, IT MIGHT BE BEST TO DISTRIBUTE ESSAY QUESTIONS EARLIER)</w:t>
       </w:r>
     </w:p>
-    <w:bookmarkEnd w:id="83"/>
     <w:bookmarkEnd w:id="84"/>
-    <w:bookmarkStart w:id="91" w:name="week-11-desire-and-the-objective-list"/>
+    <w:bookmarkEnd w:id="85"/>
+    <w:bookmarkStart w:id="92" w:name="week-11-desire-and-the-objective-list"/>
     <w:p>
       <w:pPr>
         <w:pStyle w:val="Heading2"/>
@@ -2999,7 +3026,7 @@
         <w:t xml:space="preserve">Week 11: Desire, and the Objective List</w:t>
       </w:r>
     </w:p>
-    <w:bookmarkStart w:id="86" w:name="X79631354aa8d6bc57231d28d4dc4739aa6c34da"/>
+    <w:bookmarkStart w:id="87" w:name="X79631354aa8d6bc57231d28d4dc4739aa6c34da"/>
     <w:p>
       <w:pPr>
         <w:pStyle w:val="Heading3"/>
@@ -3025,7 +3052,7 @@
       <w:r>
         <w:t xml:space="preserve"> </w:t>
       </w:r>
-      <w:hyperlink r:id="rId85">
+      <w:hyperlink r:id="rId86">
         <w:r>
           <w:rPr>
             <w:rStyle w:val="Hyperlink"/>
@@ -3074,7 +3101,7 @@
       <w:r>
         <w:t xml:space="preserve"> </w:t>
       </w:r>
-      <w:hyperlink r:id="rId78">
+      <w:hyperlink r:id="rId79">
         <w:r>
           <w:rPr>
             <w:rStyle w:val="Hyperlink"/>
@@ -3086,8 +3113,8 @@
         <w:t xml:space="preserve">, the desire-theory section.</w:t>
       </w:r>
     </w:p>
-    <w:bookmarkEnd w:id="86"/>
-    <w:bookmarkStart w:id="90" w:name="X10a570f0a704e9c5b54652dbcd8cc810abb2eca"/>
+    <w:bookmarkEnd w:id="87"/>
+    <w:bookmarkStart w:id="91" w:name="X10a570f0a704e9c5b54652dbcd8cc810abb2eca"/>
     <w:p>
       <w:pPr>
         <w:pStyle w:val="Heading3"/>
@@ -3113,7 +3140,7 @@
       <w:r>
         <w:t xml:space="preserve"> </w:t>
       </w:r>
-      <w:hyperlink r:id="rId79">
+      <w:hyperlink r:id="rId80">
         <w:r>
           <w:rPr>
             <w:rStyle w:val="Hyperlink"/>
@@ -3159,7 +3186,7 @@
       <w:r>
         <w:t xml:space="preserve"> </w:t>
       </w:r>
-      <w:hyperlink r:id="rId87">
+      <w:hyperlink r:id="rId88">
         <w:r>
           <w:rPr>
             <w:rStyle w:val="Hyperlink"/>
@@ -3233,7 +3260,7 @@
       <w:r>
         <w:t xml:space="preserve"> </w:t>
       </w:r>
-      <w:hyperlink r:id="rId88">
+      <w:hyperlink r:id="rId89">
         <w:r>
           <w:rPr>
             <w:rStyle w:val="Hyperlink"/>
@@ -3273,7 +3300,7 @@
       <w:r>
         <w:t xml:space="preserve"> </w:t>
       </w:r>
-      <w:hyperlink r:id="rId89">
+      <w:hyperlink r:id="rId90">
         <w:r>
           <w:rPr>
             <w:rStyle w:val="Hyperlink"/>
@@ -3310,9 +3337,9 @@
         <w:t xml:space="preserve">Module Quiz 3 (Lectures 15–21) opens after class.</w:t>
       </w:r>
     </w:p>
-    <w:bookmarkEnd w:id="90"/>
     <w:bookmarkEnd w:id="91"/>
-    <w:bookmarkStart w:id="100" w:name="week-12-the-self"/>
+    <w:bookmarkEnd w:id="92"/>
+    <w:bookmarkStart w:id="101" w:name="week-12-the-self"/>
     <w:p>
       <w:pPr>
         <w:pStyle w:val="Heading2"/>
@@ -3321,7 +3348,7 @@
         <w:t xml:space="preserve">Week 12: The Self</w:t>
       </w:r>
     </w:p>
-    <w:bookmarkStart w:id="95" w:name="Xd41dee43ab2ae7aade769c2c5526b30fecfa0af"/>
+    <w:bookmarkStart w:id="96" w:name="Xd41dee43ab2ae7aade769c2c5526b30fecfa0af"/>
     <w:p>
       <w:pPr>
         <w:pStyle w:val="Heading3"/>
@@ -3347,7 +3374,7 @@
       <w:r>
         <w:t xml:space="preserve"> </w:t>
       </w:r>
-      <w:hyperlink r:id="rId92">
+      <w:hyperlink r:id="rId93">
         <w:r>
           <w:rPr>
             <w:rStyle w:val="Hyperlink"/>
@@ -3377,7 +3404,7 @@
       <w:r>
         <w:t xml:space="preserve"> </w:t>
       </w:r>
-      <w:hyperlink r:id="rId93">
+      <w:hyperlink r:id="rId94">
         <w:r>
           <w:rPr>
             <w:rStyle w:val="Hyperlink"/>
@@ -3404,7 +3431,7 @@
       <w:r>
         <w:t xml:space="preserve"> </w:t>
       </w:r>
-      <w:hyperlink r:id="rId94">
+      <w:hyperlink r:id="rId95">
         <w:r>
           <w:rPr>
             <w:rStyle w:val="Hyperlink"/>
@@ -3419,8 +3446,8 @@
         <w:t xml:space="preserve">(1000-Word Philosophy).</w:t>
       </w:r>
     </w:p>
-    <w:bookmarkEnd w:id="95"/>
-    <w:bookmarkStart w:id="99" w:name="X7b137362c18c82fd08f57a4d05c8acf900f9e5f"/>
+    <w:bookmarkEnd w:id="96"/>
+    <w:bookmarkStart w:id="100" w:name="X7b137362c18c82fd08f57a4d05c8acf900f9e5f"/>
     <w:p>
       <w:pPr>
         <w:pStyle w:val="Heading3"/>
@@ -3446,7 +3473,7 @@
       <w:r>
         <w:t xml:space="preserve"> </w:t>
       </w:r>
-      <w:hyperlink r:id="rId96">
+      <w:hyperlink r:id="rId97">
         <w:r>
           <w:rPr>
             <w:rStyle w:val="Hyperlink"/>
@@ -3481,7 +3508,7 @@
       <w:r>
         <w:t xml:space="preserve"> </w:t>
       </w:r>
-      <w:hyperlink r:id="rId97">
+      <w:hyperlink r:id="rId98">
         <w:r>
           <w:rPr>
             <w:rStyle w:val="Hyperlink"/>
@@ -3511,7 +3538,7 @@
       <w:r>
         <w:t xml:space="preserve"> </w:t>
       </w:r>
-      <w:hyperlink r:id="rId98">
+      <w:hyperlink r:id="rId99">
         <w:r>
           <w:rPr>
             <w:rStyle w:val="Hyperlink"/>
@@ -3570,7 +3597,7 @@
       <w:r>
         <w:t xml:space="preserve"> </w:t>
       </w:r>
-      <w:hyperlink r:id="rId96">
+      <w:hyperlink r:id="rId97">
         <w:r>
           <w:rPr>
             <w:rStyle w:val="Hyperlink"/>
@@ -3590,9 +3617,9 @@
         <w:t xml:space="preserve">, all of Chapter xxvii, for anyone who wants to see the details of Locke’s view in a more original form.</w:t>
       </w:r>
     </w:p>
-    <w:bookmarkEnd w:id="99"/>
     <w:bookmarkEnd w:id="100"/>
-    <w:bookmarkStart w:id="105" w:name="week-13-law"/>
+    <w:bookmarkEnd w:id="101"/>
+    <w:bookmarkStart w:id="106" w:name="week-13-law"/>
     <w:p>
       <w:pPr>
         <w:pStyle w:val="Heading2"/>
@@ -3613,7 +3640,7 @@
         <w:t xml:space="preserve">Essay due Monday, November 23.</w:t>
       </w:r>
     </w:p>
-    <w:bookmarkStart w:id="103" w:name="Xa4bb28432e14a88f4742351691505a49b1698c4"/>
+    <w:bookmarkStart w:id="104" w:name="Xa4bb28432e14a88f4742351691505a49b1698c4"/>
     <w:p>
       <w:pPr>
         <w:pStyle w:val="Heading3"/>
@@ -3639,7 +3666,7 @@
       <w:r>
         <w:t xml:space="preserve"> </w:t>
       </w:r>
-      <w:hyperlink r:id="rId101">
+      <w:hyperlink r:id="rId102">
         <w:r>
           <w:rPr>
             <w:rStyle w:val="Hyperlink"/>
@@ -3686,7 +3713,7 @@
       <w:r>
         <w:t xml:space="preserve"> </w:t>
       </w:r>
-      <w:hyperlink r:id="rId102">
+      <w:hyperlink r:id="rId103">
         <w:r>
           <w:rPr>
             <w:rStyle w:val="Hyperlink"/>
@@ -3700,8 +3727,8 @@
         <w:t xml:space="preserve">. (Jowett translation, Project Gutenberg)</w:t>
       </w:r>
     </w:p>
-    <w:bookmarkEnd w:id="103"/>
-    <w:bookmarkStart w:id="104" w:name="X1409287e655faaa706d560809809ecb7d412b48"/>
+    <w:bookmarkEnd w:id="104"/>
+    <w:bookmarkStart w:id="105" w:name="X1409287e655faaa706d560809809ecb7d412b48"/>
     <w:p>
       <w:pPr>
         <w:pStyle w:val="Heading3"/>
@@ -3710,9 +3737,9 @@
         <w:t xml:space="preserve">Thursday, November 26 — Thanksgiving recess, no class</w:t>
       </w:r>
     </w:p>
-    <w:bookmarkEnd w:id="104"/>
     <w:bookmarkEnd w:id="105"/>
-    <w:bookmarkStart w:id="112" w:name="week-14-punishment-and-speech"/>
+    <w:bookmarkEnd w:id="106"/>
+    <w:bookmarkStart w:id="113" w:name="week-14-punishment-and-speech"/>
     <w:p>
       <w:pPr>
         <w:pStyle w:val="Heading2"/>
@@ -3721,7 +3748,7 @@
         <w:t xml:space="preserve">Week 14: Punishment and Speech</w:t>
       </w:r>
     </w:p>
-    <w:bookmarkStart w:id="108" w:name="X79a81136425caf0487efa9b62b3f24f30bbda61"/>
+    <w:bookmarkStart w:id="109" w:name="X79a81136425caf0487efa9b62b3f24f30bbda61"/>
     <w:p>
       <w:pPr>
         <w:pStyle w:val="Heading3"/>
@@ -3747,7 +3774,7 @@
       <w:r>
         <w:t xml:space="preserve"> </w:t>
       </w:r>
-      <w:hyperlink r:id="rId106">
+      <w:hyperlink r:id="rId107">
         <w:r>
           <w:rPr>
             <w:rStyle w:val="Hyperlink"/>
@@ -3777,7 +3804,7 @@
       <w:r>
         <w:t xml:space="preserve"> </w:t>
       </w:r>
-      <w:hyperlink r:id="rId107">
+      <w:hyperlink r:id="rId108">
         <w:r>
           <w:rPr>
             <w:rStyle w:val="Hyperlink"/>
@@ -3823,8 +3850,8 @@
         <w:t xml:space="preserve">.</w:t>
       </w:r>
     </w:p>
-    <w:bookmarkEnd w:id="108"/>
-    <w:bookmarkStart w:id="111" w:name="X9a2df436863387c404aa2d0a9ac8b7fb026d883"/>
+    <w:bookmarkEnd w:id="109"/>
+    <w:bookmarkStart w:id="112" w:name="X9a2df436863387c404aa2d0a9ac8b7fb026d883"/>
     <w:p>
       <w:pPr>
         <w:pStyle w:val="Heading3"/>
@@ -3850,7 +3877,7 @@
       <w:r>
         <w:t xml:space="preserve"> </w:t>
       </w:r>
-      <w:hyperlink r:id="rId109">
+      <w:hyperlink r:id="rId110">
         <w:r>
           <w:rPr>
             <w:rStyle w:val="Hyperlink"/>
@@ -3880,7 +3907,7 @@
       <w:r>
         <w:t xml:space="preserve"> </w:t>
       </w:r>
-      <w:hyperlink r:id="rId110">
+      <w:hyperlink r:id="rId111">
         <w:r>
           <w:rPr>
             <w:rStyle w:val="Hyperlink"/>
@@ -3894,9 +3921,9 @@
         <w:t xml:space="preserve">, extract from Chapter 2 on Canvas.</w:t>
       </w:r>
     </w:p>
-    <w:bookmarkEnd w:id="111"/>
     <w:bookmarkEnd w:id="112"/>
-    <w:bookmarkStart w:id="116" w:name="week-15-ending"/>
+    <w:bookmarkEnd w:id="113"/>
+    <w:bookmarkStart w:id="117" w:name="week-15-ending"/>
     <w:p>
       <w:pPr>
         <w:pStyle w:val="Heading2"/>
@@ -3905,7 +3932,7 @@
         <w:t xml:space="preserve">Week 15: Ending</w:t>
       </w:r>
     </w:p>
-    <w:bookmarkStart w:id="114" w:name="X743a790e5d5be054d57feee6607a1932d6cb600"/>
+    <w:bookmarkStart w:id="115" w:name="X743a790e5d5be054d57feee6607a1932d6cb600"/>
     <w:p>
       <w:pPr>
         <w:pStyle w:val="Heading3"/>
@@ -3931,7 +3958,7 @@
       <w:r>
         <w:t xml:space="preserve"> </w:t>
       </w:r>
-      <w:hyperlink r:id="rId113">
+      <w:hyperlink r:id="rId114">
         <w:r>
           <w:rPr>
             <w:rStyle w:val="Hyperlink"/>
@@ -3981,8 +4008,8 @@
         <w:t xml:space="preserve">Module Quiz 4 (Lectures 22–27) opens after class, due Friday.</w:t>
       </w:r>
     </w:p>
-    <w:bookmarkEnd w:id="114"/>
-    <w:bookmarkStart w:id="115" w:name="thursday-december-10-lecture-28-review"/>
+    <w:bookmarkEnd w:id="115"/>
+    <w:bookmarkStart w:id="116" w:name="thursday-december-10-lecture-28-review"/>
     <w:p>
       <w:pPr>
         <w:pStyle w:val="Heading3"/>
@@ -4007,9 +4034,9 @@
         <w:t xml:space="preserve">The final examination is in the University examination period, 14–21 December. The date and room will be posted once the University publishes the schedule.</w:t>
       </w:r>
     </w:p>
-    <w:bookmarkEnd w:id="115"/>
     <w:bookmarkEnd w:id="116"/>
     <w:bookmarkEnd w:id="117"/>
+    <w:bookmarkEnd w:id="118"/>
     <w:sectPr>
       <w:footnotePr>
         <w:numRestart w:val="eachSect"/>
